--- a/downloads/student/ai-5-week-01.docx
+++ b/downloads/student/ai-5-week-01.docx
@@ -1041,6 +1041,16 @@
     <w:p>
       <w:r>
         <w:t>These two features are simplified measurements, not a complete image representation or evidence of learned vision.</w:t>
+      </w:r>
+    </w:p>
+    <w:p>
+      <w:r>
+        <w:t>Read the labelled picture: Why does equal total brightness not make A and B identical inputs? Point to the relevant step in the picture, then write the changed result and the rule or evidence that supports it.</w:t>
+      </w:r>
+    </w:p>
+    <w:p>
+      <w:r>
+        <w:t>Change one thing: Swap only A’s vector order before prediction. Predict the result before checking the explanation. What remains the same?</w:t>
       </w:r>
     </w:p>
     <w:p>
@@ -2187,6 +2197,187 @@
         <w:t>Attempt the independent case before hints. Record whether you worked alone, used a hint or followed a model. After feedback, fix the first unsupported step and explain why it changed. A later check uses a changed case, not a copied answer.</w:t>
       </w:r>
     </w:p>
+    <w:p>
+      <w:pPr>
+        <w:pStyle w:val="Heading1"/>
+      </w:pPr>
+      <w:r>
+        <w:t>15. Your lesson route</w:t>
+      </w:r>
+    </w:p>
+    <w:p>
+      <w:r>
+        <w:t>Start with this question: Encode the same pixel measurements in a fixed vector order.</w:t>
+      </w:r>
+    </w:p>
+    <w:tbl>
+      <w:tblPr>
+        <w:tblStyle w:val="LightShading-Accent1"/>
+        <w:tblW w:type="auto" w:w="0"/>
+        <w:tblLook w:firstColumn="1" w:firstRow="1" w:lastColumn="0" w:lastRow="0" w:noHBand="0" w:noVBand="1" w:val="04A0"/>
+      </w:tblPr>
+      <w:tblGrid>
+        <w:gridCol w:w="5112"/>
+        <w:gridCol w:w="5112"/>
+      </w:tblGrid>
+      <w:tr>
+        <w:trPr>
+          <w:tblHeader/>
+        </w:trPr>
+        <w:tc>
+          <w:tcPr>
+            <w:tcW w:type="dxa" w:w="5112"/>
+          </w:tcPr>
+          <w:p>
+            <w:r>
+              <w:t>By the end, I can</w:t>
+            </w:r>
+          </w:p>
+        </w:tc>
+        <w:tc>
+          <w:tcPr>
+            <w:tcW w:type="dxa" w:w="5112"/>
+          </w:tcPr>
+          <w:p>
+            <w:r>
+              <w:t>How I will show it</w:t>
+            </w:r>
+          </w:p>
+        </w:tc>
+      </w:tr>
+      <w:tr>
+        <w:tc>
+          <w:tcPr>
+            <w:tcW w:type="dxa" w:w="5112"/>
+          </w:tcPr>
+          <w:p>
+            <w:r>
+              <w:t>Encode a record using a fixed feature order and units</w:t>
+            </w:r>
+          </w:p>
+        </w:tc>
+        <w:tc>
+          <w:tcPr>
+            <w:tcW w:type="dxa" w:w="5112"/>
+          </w:tcPr>
+          <w:p>
+            <w:r>
+              <w:t>Explain the deciding step, show a trace or test, and state one limit.</w:t>
+            </w:r>
+          </w:p>
+        </w:tc>
+      </w:tr>
+      <w:tr>
+        <w:tc>
+          <w:tcPr>
+            <w:tcW w:type="dxa" w:w="5112"/>
+          </w:tcPr>
+          <w:p>
+            <w:r>
+              <w:t>Distinguish a vector dimension from the number of examples</w:t>
+            </w:r>
+          </w:p>
+        </w:tc>
+        <w:tc>
+          <w:tcPr>
+            <w:tcW w:type="dxa" w:w="5112"/>
+          </w:tcPr>
+          <w:p>
+            <w:r>
+              <w:t>Explain the deciding step, show a trace or test, and state one limit.</w:t>
+            </w:r>
+          </w:p>
+        </w:tc>
+      </w:tr>
+      <w:tr>
+        <w:tc>
+          <w:tcPr>
+            <w:tcW w:type="dxa" w:w="5112"/>
+          </w:tcPr>
+          <w:p>
+            <w:r>
+              <w:t>Detect missing values and target leakage before computation</w:t>
+            </w:r>
+          </w:p>
+        </w:tc>
+        <w:tc>
+          <w:tcPr>
+            <w:tcW w:type="dxa" w:w="5112"/>
+          </w:tcPr>
+          <w:p>
+            <w:r>
+              <w:t>Explain the deciding step, show a trace or test, and state one limit.</w:t>
+            </w:r>
+          </w:p>
+        </w:tc>
+      </w:tr>
+    </w:tbl>
+    <w:p>
+      <w:r>
+        <w:t>Remember → watch and explain → try with help → investigate → try independently → keep project evidence. Your teacher may spread this lesson across several classes.</w:t>
+      </w:r>
+    </w:p>
+    <w:p>
+      <w:r>
+        <w:t>Keep your first prediction. Compare it with what the evidence shows and explain any change.</w:t>
+      </w:r>
+    </w:p>
+    <w:p>
+      <w:pPr>
+        <w:pStyle w:val="Heading1"/>
+      </w:pPr>
+      <w:r>
+        <w:t>16. Finish and return</w:t>
+      </w:r>
+    </w:p>
+    <w:p>
+      <w:r>
+        <w:t>Close your notes. Explain this goal in your own words: Encode a record using a fixed feature order and units</w:t>
+      </w:r>
+    </w:p>
+    <w:p>
+      <w:pPr>
+        <w:pStyle w:val="Heading3"/>
+      </w:pPr>
+      <w:r>
+        <w:t>My deciding step, evidence and one remaining question</w:t>
+      </w:r>
+    </w:p>
+    <w:p>
+      <w:r>
+        <w:t>________________________________________________________________</w:t>
+      </w:r>
+    </w:p>
+    <w:p>
+      <w:r>
+        <w:t>________________________________________________________________</w:t>
+      </w:r>
+    </w:p>
+    <w:p>
+      <w:r>
+        <w:t>________________________________________________________________</w:t>
+      </w:r>
+    </w:p>
+    <w:p>
+      <w:r>
+        <w:t>________________________________________________________________</w:t>
+      </w:r>
+    </w:p>
+    <w:p>
+      <w:r>
+        <w:t>________________________________________________________________</w:t>
+      </w:r>
+    </w:p>
+    <w:p>
+      <w:r>
+        <w:t>If you are unsure, return to the worked picture and explain one arrow. If you are ready, change an input or assumption and justify your prediction.</w:t>
+      </w:r>
+    </w:p>
+    <w:p>
+      <w:r>
+        <w:t>Save your workbook evidence. At the next review, try a different case before opening your old answer.</w:t>
+      </w:r>
+    </w:p>
     <w:sectPr>
       <w:pgSz w:w="12240" w:h="15840"/>
       <w:pgMar w:top="936" w:right="1008" w:bottom="936" w:left="1008" w:header="720" w:footer="720" w:gutter="0"/>

--- a/downloads/student/ai-5-week-01.docx
+++ b/downloads/student/ai-5-week-01.docx
@@ -2378,6 +2378,205 @@
         <w:t>Save your workbook evidence. At the next review, try a different case before opening your old answer.</w:t>
       </w:r>
     </w:p>
+    <w:p>
+      <w:pPr>
+        <w:pStyle w:val="Heading1"/>
+      </w:pPr>
+      <w:r>
+        <w:t>17. Supported practice, repair and portfolio</w:t>
+      </w:r>
+    </w:p>
+    <w:p>
+      <w:r>
+        <w:t>Use this supported practice once, in the browser or on paper. Keep the reserved independent assessment for a separate first attempt before teacher feedback.</w:t>
+      </w:r>
+    </w:p>
+    <w:p>
+      <w:r>
+        <w:t>Encode the same pixel measurements in a fixed vector order.</w:t>
+      </w:r>
+    </w:p>
+    <w:p>
+      <w:pPr>
+        <w:pStyle w:val="Heading3"/>
+      </w:pPr>
+      <w:r>
+        <w:t>Practice 1: explain the deciding evidence</w:t>
+      </w:r>
+    </w:p>
+    <w:p>
+      <w:r>
+        <w:t>Which labelled step matches this detail? Use the same order when training and predicting; record missing measurements rather than guessing.</w:t>
+      </w:r>
+    </w:p>
+    <w:p>
+      <w:r>
+        <w:t>1. Declare coordinate order</w:t>
+      </w:r>
+    </w:p>
+    <w:p>
+      <w:r>
+        <w:t>2. Check input contract</w:t>
+      </w:r>
+    </w:p>
+    <w:p>
+      <w:r>
+        <w:t>3. Encode both images</w:t>
+      </w:r>
+    </w:p>
+    <w:p>
+      <w:pPr>
+        <w:pStyle w:val="Heading3"/>
+      </w:pPr>
+      <w:r>
+        <w:t>My selected conclusion, deciding fact and explanation</w:t>
+      </w:r>
+    </w:p>
+    <w:p>
+      <w:r>
+        <w:t>________________________________________________________________</w:t>
+      </w:r>
+    </w:p>
+    <w:p>
+      <w:r>
+        <w:t>________________________________________________________________</w:t>
+      </w:r>
+    </w:p>
+    <w:p>
+      <w:r>
+        <w:t>________________________________________________________________</w:t>
+      </w:r>
+    </w:p>
+    <w:p>
+      <w:r>
+        <w:t>________________________________________________________________</w:t>
+      </w:r>
+    </w:p>
+    <w:p>
+      <w:r>
+        <w:t>________________________________________________________________</w:t>
+      </w:r>
+    </w:p>
+    <w:p>
+      <w:r>
+        <w:t>Hint if needed: Read the steps in the pictorial case. Match the supplied detail to the stage that performs or records it.</w:t>
+      </w:r>
+    </w:p>
+    <w:p>
+      <w:r>
+        <w:t>After your attempt, compare with the supported explanation: Check input contract Use the same order when training and predicting; record missing measurements rather than guessing. A vector is an ordered list, so the position of a number carries meaning. Here the first number always means left brightness. Adding the two measurements keeps total brightness but discards which side is brighter. A network receives the representation we give it; it cannot recover a lost distinction just because it has more layers.</w:t>
+      </w:r>
+    </w:p>
+    <w:p>
+      <w:pPr>
+        <w:pStyle w:val="Heading3"/>
+      </w:pPr>
+      <w:r>
+        <w:t>Practice 2: explain the deciding evidence</w:t>
+      </w:r>
+    </w:p>
+    <w:p>
+      <w:r>
+        <w:t>Changed-case practice: Swap only A’s vector order before prediction. Which conclusion is supported by the supplied facts?</w:t>
+      </w:r>
+    </w:p>
+    <w:p>
+      <w:r>
+        <w:t>1. The encoded input becomes [7, 2], numerically identical to B’s original input.</w:t>
+      </w:r>
+    </w:p>
+    <w:p>
+      <w:r>
+        <w:t>2. We can decide the result without examining the changed input or the procedure.</w:t>
+      </w:r>
+    </w:p>
+    <w:p>
+      <w:r>
+        <w:t>3. This one example guarantees correct results for every future input.</w:t>
+      </w:r>
+    </w:p>
+    <w:p>
+      <w:pPr>
+        <w:pStyle w:val="Heading3"/>
+      </w:pPr>
+      <w:r>
+        <w:t>My selected conclusion, deciding fact and explanation</w:t>
+      </w:r>
+    </w:p>
+    <w:p>
+      <w:r>
+        <w:t>________________________________________________________________</w:t>
+      </w:r>
+    </w:p>
+    <w:p>
+      <w:r>
+        <w:t>________________________________________________________________</w:t>
+      </w:r>
+    </w:p>
+    <w:p>
+      <w:r>
+        <w:t>________________________________________________________________</w:t>
+      </w:r>
+    </w:p>
+    <w:p>
+      <w:r>
+        <w:t>________________________________________________________________</w:t>
+      </w:r>
+    </w:p>
+    <w:p>
+      <w:r>
+        <w:t>________________________________________________________________</w:t>
+      </w:r>
+    </w:p>
+    <w:p>
+      <w:r>
+        <w:t>Hint if needed: Use the changed condition and the deciding step in the pictorial trace. The answer must say what follows from those facts.</w:t>
+      </w:r>
+    </w:p>
+    <w:p>
+      <w:r>
+        <w:t>After your attempt, compare with the supported explanation: The encoded input becomes [7, 2], numerically identical to B’s original input. Changing coordinate order changes feature meaning even if the numbers are unchanged.</w:t>
+      </w:r>
+    </w:p>
+    <w:p>
+      <w:pPr>
+        <w:pStyle w:val="Heading3"/>
+      </w:pPr>
+      <w:r>
+        <w:t>Repair a missing building block</w:t>
+      </w:r>
+    </w:p>
+    <w:p>
+      <w:r>
+        <w:t>Review ML Builder Expo (ai-4/36). Goal: Defend the project using traceable evidence. Short practice: Which three supporting items should be visible at the expo? Point to the relevant step in the picture, then write the changed result and the rule or evidence that supports it.. Return to this week and explain what you changed.</w:t>
+      </w:r>
+    </w:p>
+    <w:p>
+      <w:pPr>
+        <w:pStyle w:val="Heading3"/>
+      </w:pPr>
+      <w:r>
+        <w:t>Predict, run and debug</w:t>
+      </w:r>
+    </w:p>
+    <w:p>
+      <w:r>
+        <w:t>The browser lab lets you edit the supported Python examples already included in this lesson. Predict first, run, inspect the actual output or error, change one input, then run again. Keep code, predictions, actual results and a reasoned revision together. On paper, label your result as a trace rather than an execution.</w:t>
+      </w:r>
+    </w:p>
+    <w:p>
+      <w:pPr>
+        <w:pStyle w:val="Heading3"/>
+      </w:pPr>
+      <w:r>
+        <w:t>Keep your completed work</w:t>
+      </w:r>
+    </w:p>
+    <w:p>
+      <w:r>
+        <w:t>Use Download completed work in the hosted lesson to export your answers, reflections, practice feedback and code-run evidence. Open the HTML copy to read or print it. Drafts stay in this browser when storage is available; clear drafts on a shared device.</w:t>
+      </w:r>
+    </w:p>
     <w:sectPr>
       <w:pgSz w:w="12240" w:h="15840"/>
       <w:pgMar w:top="936" w:right="1008" w:bottom="936" w:left="1008" w:header="720" w:footer="720" w:gutter="0"/>

--- a/downloads/student/ai-5-week-01.docx
+++ b/downloads/student/ai-5-week-01.docx
@@ -42,6 +42,11 @@
       </w:r>
     </w:p>
     <w:p>
+      <w:r>
+        <w:t>Start with the target: Encode a record using a fixed feature order and units. Try the recall before opening notes.</w:t>
+      </w:r>
+    </w:p>
+    <w:p>
       <w:pPr>
         <w:pStyle w:val="Heading3"/>
       </w:pPr>
@@ -50,17 +55,59 @@
       </w:r>
     </w:p>
     <w:p>
-      <w:r>
+      <w:pPr>
+        <w:spacing w:line="336" w:lineRule="auto" w:after="180"/>
+      </w:pPr>
+      <w:r>
+        <w:rPr>
+          <w:b w:val="0"/>
+        </w:rPr>
         <w:t>I can encode a record using a fixed feature order and units.</w:t>
       </w:r>
     </w:p>
     <w:p>
-      <w:r>
-        <w:t>I can distinguish a vector dimension from the number of examples.</w:t>
-      </w:r>
-    </w:p>
-    <w:p>
-      <w:r>
+      <w:pPr>
+        <w:spacing w:line="336" w:lineRule="auto" w:after="180"/>
+      </w:pPr>
+      <w:r>
+        <w:rPr>
+          <w:b w:val="0"/>
+        </w:rPr>
+        <w:t xml:space="preserve">I can distinguish a </w:t>
+      </w:r>
+      <w:r>
+        <w:rPr>
+          <w:b/>
+        </w:rPr>
+        <w:t>vector</w:t>
+      </w:r>
+      <w:r>
+        <w:rPr>
+          <w:b w:val="0"/>
+        </w:rPr>
+        <w:t xml:space="preserve"> </w:t>
+      </w:r>
+      <w:r>
+        <w:rPr>
+          <w:b/>
+        </w:rPr>
+        <w:t>dimension</w:t>
+      </w:r>
+      <w:r>
+        <w:rPr>
+          <w:b w:val="0"/>
+        </w:rPr>
+        <w:t xml:space="preserve"> from the number of examples.</w:t>
+      </w:r>
+    </w:p>
+    <w:p>
+      <w:pPr>
+        <w:spacing w:line="336" w:lineRule="auto" w:after="180"/>
+      </w:pPr>
+      <w:r>
+        <w:rPr>
+          <w:b w:val="0"/>
+        </w:rPr>
         <w:t>I can detect missing values and target leakage before computation.</w:t>
       </w:r>
     </w:p>
@@ -73,37 +120,115 @@
       </w:r>
     </w:p>
     <w:p>
-      <w:r>
+      <w:pPr>
+        <w:spacing w:line="336" w:lineRule="auto" w:after="180"/>
+      </w:pPr>
+      <w:r>
+        <w:rPr>
+          <w:b w:val="0"/>
+        </w:rPr>
         <w:t>Close your notes first. A rough first answer helps us choose the right starting point; it is not a score for your ability.</w:t>
       </w:r>
     </w:p>
     <w:p>
-      <w:r>
+      <w:pPr>
+        <w:spacing w:line="336" w:lineRule="auto" w:after="180"/>
+      </w:pPr>
+      <w:r>
+        <w:rPr>
+          <w:b w:val="0"/>
+        </w:rPr>
         <w:t>Without opening the old lesson, explain one key idea from ML Builder Expo. Give an example and a mistake that the idea helps you avoid.</w:t>
       </w:r>
     </w:p>
     <w:p>
-      <w:r>
-        <w:t>After trying, check the relevant lesson or ask your teacher. Change the part of your explanation that the evidence shows was wrong.</w:t>
-      </w:r>
-    </w:p>
-    <w:p>
-      <w:r>
+      <w:pPr>
+        <w:spacing w:line="336" w:lineRule="auto" w:after="180"/>
+      </w:pPr>
+      <w:r>
+        <w:rPr>
+          <w:b w:val="0"/>
+        </w:rPr>
+        <w:t xml:space="preserve">After trying, check the relevant lesson or ask your teacher. Change the part of your explanation that the </w:t>
+      </w:r>
+      <w:r>
+        <w:rPr>
+          <w:b/>
+        </w:rPr>
+        <w:t>evidence</w:t>
+      </w:r>
+      <w:r>
+        <w:rPr>
+          <w:b w:val="0"/>
+        </w:rPr>
+        <w:t xml:space="preserve"> shows was wrong.</w:t>
+      </w:r>
+    </w:p>
+    <w:p>
+      <w:pPr>
+        <w:spacing w:line="336" w:lineRule="auto" w:after="180"/>
+      </w:pPr>
+      <w:r>
+        <w:rPr>
+          <w:b w:val="0"/>
+        </w:rPr>
         <w:t>This week you will practise:</w:t>
       </w:r>
     </w:p>
     <w:p>
-      <w:r>
+      <w:pPr>
+        <w:spacing w:line="336" w:lineRule="auto" w:after="180"/>
+      </w:pPr>
+      <w:r>
+        <w:rPr>
+          <w:b w:val="0"/>
+        </w:rPr>
         <w:t>Encode a record using a fixed feature order and units</w:t>
       </w:r>
     </w:p>
     <w:p>
-      <w:r>
-        <w:t>Distinguish a vector dimension from the number of examples</w:t>
-      </w:r>
-    </w:p>
-    <w:p>
-      <w:r>
+      <w:pPr>
+        <w:spacing w:line="336" w:lineRule="auto" w:after="180"/>
+      </w:pPr>
+      <w:r>
+        <w:rPr>
+          <w:b w:val="0"/>
+        </w:rPr>
+        <w:t xml:space="preserve">Distinguish a </w:t>
+      </w:r>
+      <w:r>
+        <w:rPr>
+          <w:b/>
+        </w:rPr>
+        <w:t>vector</w:t>
+      </w:r>
+      <w:r>
+        <w:rPr>
+          <w:b w:val="0"/>
+        </w:rPr>
+        <w:t xml:space="preserve"> </w:t>
+      </w:r>
+      <w:r>
+        <w:rPr>
+          <w:b/>
+        </w:rPr>
+        <w:t>dimension</w:t>
+      </w:r>
+      <w:r>
+        <w:rPr>
+          <w:b w:val="0"/>
+        </w:rPr>
+        <w:t xml:space="preserve"> from the number of examples</w:t>
+      </w:r>
+    </w:p>
+    <w:p>
+      <w:pPr>
+        <w:spacing w:line="336" w:lineRule="auto" w:after="180"/>
+      </w:pPr>
+      <w:r>
+        <w:rPr>
+          <w:b w:val="0"/>
+        </w:rPr>
         <w:t>Detect missing values and target leakage before computation</w:t>
       </w:r>
     </w:p>
@@ -116,8 +241,27 @@
       </w:r>
     </w:p>
     <w:p>
-      <w:r>
-        <w:t>A parcel classifier uses width and height to predict a class. Why must its final class label stay outside the input features?</w:t>
+      <w:pPr>
+        <w:spacing w:line="336" w:lineRule="auto" w:after="180"/>
+        <w:shd w:fill="F5F1FB"/>
+      </w:pPr>
+      <w:r>
+        <w:rPr>
+          <w:b w:val="0"/>
+        </w:rPr>
+        <w:t xml:space="preserve">A parcel classifier uses width and height to predict a class. Why must its final class label stay outside the </w:t>
+      </w:r>
+      <w:r>
+        <w:rPr>
+          <w:b/>
+        </w:rPr>
+        <w:t>input</w:t>
+      </w:r>
+      <w:r>
+        <w:rPr>
+          <w:b w:val="0"/>
+        </w:rPr>
+        <w:t xml:space="preserve"> features?</w:t>
       </w:r>
     </w:p>
     <w:p>
@@ -152,8 +296,38 @@
       </w:r>
     </w:p>
     <w:p>
-      <w:r>
-        <w:t>By the end, I can explain representing inputs as vectors using a traced example and a stated limitation.</w:t>
+      <w:pPr>
+        <w:spacing w:line="336" w:lineRule="auto" w:after="180"/>
+      </w:pPr>
+      <w:r>
+        <w:rPr>
+          <w:b w:val="0"/>
+        </w:rPr>
+        <w:t xml:space="preserve">By the end, I can explain representing </w:t>
+      </w:r>
+      <w:r>
+        <w:rPr>
+          <w:b/>
+        </w:rPr>
+        <w:t>input</w:t>
+      </w:r>
+      <w:r>
+        <w:rPr>
+          <w:b w:val="0"/>
+        </w:rPr>
+        <w:t xml:space="preserve">s as </w:t>
+      </w:r>
+      <w:r>
+        <w:rPr>
+          <w:b/>
+        </w:rPr>
+        <w:t>vector</w:t>
+      </w:r>
+      <w:r>
+        <w:rPr>
+          <w:b w:val="0"/>
+        </w:rPr>
+        <w:t>s using a traced example and a stated limitation.</w:t>
       </w:r>
     </w:p>
     <w:p>
@@ -166,12 +340,111 @@
     </w:p>
     <w:p>
       <w:r>
-        <w:t>A neural network receives numbers in a specified order. Before learning how it computes, we need to represent one example without losing the meaning of its fields. A vector is an ordered list: [4, 2] can mean width 4 cm and height 2 cm if that is the declared order. Reversing the two numbers describes a different rectangle under the same schema.</w:t>
-      </w:r>
-    </w:p>
-    <w:p>
-      <w:r>
-        <w:t>For this fictional parcel investigation, use [width in cm, height in cm]. Width and height must both be present and greater than zero. The vector has dimension 2 because it contains two components. Record IDs identify examples; they do not measure the parcel. The target class is stored separately.</w:t>
+        <w:t>Investigate the supplied Representing inputs as vectors case. Separate observations, given facts and assumptions before choosing an explanation.</w:t>
+      </w:r>
+    </w:p>
+    <w:p>
+      <w:pPr>
+        <w:spacing w:line="336" w:lineRule="auto" w:after="180"/>
+      </w:pPr>
+      <w:r>
+        <w:rPr>
+          <w:b w:val="0"/>
+        </w:rPr>
+        <w:t>A neural network receives numbers in a specified order. Before learning how it computes, we need to represent one example without losing the meaning of its fields.</w:t>
+      </w:r>
+    </w:p>
+    <w:p>
+      <w:pPr>
+        <w:spacing w:line="336" w:lineRule="auto" w:after="180"/>
+      </w:pPr>
+      <w:r>
+        <w:rPr>
+          <w:b w:val="0"/>
+        </w:rPr>
+        <w:t xml:space="preserve">A </w:t>
+      </w:r>
+      <w:r>
+        <w:rPr>
+          <w:b/>
+        </w:rPr>
+        <w:t>vector</w:t>
+      </w:r>
+      <w:r>
+        <w:rPr>
+          <w:b w:val="0"/>
+        </w:rPr>
+        <w:t xml:space="preserve"> is an ordered list: [4, 2] can mean width 4 cm and height 2 cm if that is the declared order. Reversing the two numbers describes a different rectangle under the same </w:t>
+      </w:r>
+      <w:r>
+        <w:rPr>
+          <w:b/>
+        </w:rPr>
+        <w:t>schema</w:t>
+      </w:r>
+      <w:r>
+        <w:rPr>
+          <w:b w:val="0"/>
+        </w:rPr>
+        <w:t>.</w:t>
+      </w:r>
+    </w:p>
+    <w:p>
+      <w:pPr>
+        <w:spacing w:line="336" w:lineRule="auto" w:after="180"/>
+      </w:pPr>
+      <w:r>
+        <w:rPr>
+          <w:b w:val="0"/>
+        </w:rPr>
+        <w:t xml:space="preserve">For this fictional parcel investigation, use [width in cm, height in cm]. Width and height must both be present and greater than zero. The </w:t>
+      </w:r>
+      <w:r>
+        <w:rPr>
+          <w:b/>
+        </w:rPr>
+        <w:t>vector</w:t>
+      </w:r>
+      <w:r>
+        <w:rPr>
+          <w:b w:val="0"/>
+        </w:rPr>
+        <w:t xml:space="preserve"> has </w:t>
+      </w:r>
+      <w:r>
+        <w:rPr>
+          <w:b/>
+        </w:rPr>
+        <w:t>dimension</w:t>
+      </w:r>
+      <w:r>
+        <w:rPr>
+          <w:b w:val="0"/>
+        </w:rPr>
+        <w:t xml:space="preserve"> 2 because it contains two </w:t>
+      </w:r>
+      <w:r>
+        <w:rPr>
+          <w:b/>
+        </w:rPr>
+        <w:t>component</w:t>
+      </w:r>
+      <w:r>
+        <w:rPr>
+          <w:b w:val="0"/>
+        </w:rPr>
+        <w:t>s.</w:t>
+      </w:r>
+    </w:p>
+    <w:p>
+      <w:pPr>
+        <w:spacing w:line="336" w:lineRule="auto" w:after="180"/>
+      </w:pPr>
+      <w:r>
+        <w:rPr>
+          <w:b w:val="0"/>
+        </w:rPr>
+        <w:t>Record IDs identify examples; they do not measure the parcel. The target class is stored separately.</w:t>
       </w:r>
     </w:p>
     <w:tbl>
@@ -318,8 +591,50 @@
       </w:tr>
     </w:tbl>
     <w:p>
-      <w:r>
-        <w:t>There are three examples, each with two features. Stacking their vectors makes a table with three rows and two columns. Do not confuse the number of rows with the dimension of one input.</w:t>
+      <w:pPr>
+        <w:spacing w:line="336" w:lineRule="auto" w:after="180"/>
+      </w:pPr>
+      <w:r>
+        <w:rPr>
+          <w:b w:val="0"/>
+        </w:rPr>
+        <w:t xml:space="preserve">There are three examples, each with two features. Stacking their </w:t>
+      </w:r>
+      <w:r>
+        <w:rPr>
+          <w:b/>
+        </w:rPr>
+        <w:t>vector</w:t>
+      </w:r>
+      <w:r>
+        <w:rPr>
+          <w:b w:val="0"/>
+        </w:rPr>
+        <w:t xml:space="preserve">s makes a table with three rows and two columns. Do not confuse the number of rows with the </w:t>
+      </w:r>
+      <w:r>
+        <w:rPr>
+          <w:b/>
+        </w:rPr>
+        <w:t>dimension</w:t>
+      </w:r>
+      <w:r>
+        <w:rPr>
+          <w:b w:val="0"/>
+        </w:rPr>
+        <w:t xml:space="preserve"> of one </w:t>
+      </w:r>
+      <w:r>
+        <w:rPr>
+          <w:b/>
+        </w:rPr>
+        <w:t>input</w:t>
+      </w:r>
+      <w:r>
+        <w:rPr>
+          <w:b w:val="0"/>
+        </w:rPr>
+        <w:t>.</w:t>
       </w:r>
     </w:p>
     <w:p>
@@ -355,7 +670,53 @@
     </w:p>
     <w:p>
       <w:r>
-        <w:t>Read fields by name, convert to the declared units, validate, and only then write the vector. Parcel D has width 50 mm and height 30 mm. Because 10 mm equals 1 cm, its encoded vector is [5, 3]. Writing [50, 30] would preserve the numbers while changing the physical meaning by a factor of ten.</w:t>
+        <w:t>Follow the mechanism for Representing inputs as vectors. Connect each labelled input, deciding step and result.</w:t>
+      </w:r>
+    </w:p>
+    <w:p>
+      <w:pPr>
+        <w:spacing w:line="336" w:lineRule="auto" w:after="180"/>
+      </w:pPr>
+      <w:r>
+        <w:rPr>
+          <w:b w:val="0"/>
+        </w:rPr>
+        <w:t xml:space="preserve">Read fields by name, convert to the declared units, validate, and only then write the </w:t>
+      </w:r>
+      <w:r>
+        <w:rPr>
+          <w:b/>
+        </w:rPr>
+        <w:t>vector</w:t>
+      </w:r>
+      <w:r>
+        <w:rPr>
+          <w:b w:val="0"/>
+        </w:rPr>
+        <w:t xml:space="preserve">. Parcel D has width 50 mm and height 30 mm. Because 10 mm equals 1 cm, its encoded </w:t>
+      </w:r>
+      <w:r>
+        <w:rPr>
+          <w:b/>
+        </w:rPr>
+        <w:t>vector</w:t>
+      </w:r>
+      <w:r>
+        <w:rPr>
+          <w:b w:val="0"/>
+        </w:rPr>
+        <w:t xml:space="preserve"> is [5, 3].</w:t>
+      </w:r>
+    </w:p>
+    <w:p>
+      <w:pPr>
+        <w:spacing w:line="336" w:lineRule="auto" w:after="180"/>
+      </w:pPr>
+      <w:r>
+        <w:rPr>
+          <w:b w:val="0"/>
+        </w:rPr>
+        <w:t>Writing [50, 30] would preserve the numbers while changing the physical meaning by a factor of ten.</w:t>
       </w:r>
     </w:p>
     <w:p>
@@ -381,8 +742,37 @@
       </w:r>
     </w:p>
     <w:p>
-      <w:r>
-        <w:t>This short function assumes each supplied value is a number in mm or None for missing. It is a classroom example, not a complete input validator. Trace the conversion before running it. The function represents data; it does not fit a model or predict a class.</w:t>
+      <w:pPr>
+        <w:spacing w:line="336" w:lineRule="auto" w:after="180"/>
+      </w:pPr>
+      <w:r>
+        <w:rPr>
+          <w:b w:val="0"/>
+        </w:rPr>
+        <w:t xml:space="preserve">This short function assumes each supplied value is a number in mm or None for missing. It is a classroom example, not a complete </w:t>
+      </w:r>
+      <w:r>
+        <w:rPr>
+          <w:b/>
+        </w:rPr>
+        <w:t>input</w:t>
+      </w:r>
+      <w:r>
+        <w:rPr>
+          <w:b w:val="0"/>
+        </w:rPr>
+        <w:t xml:space="preserve"> validator. Trace the conversion before running it.</w:t>
+      </w:r>
+    </w:p>
+    <w:p>
+      <w:pPr>
+        <w:spacing w:line="336" w:lineRule="auto" w:after="180"/>
+      </w:pPr>
+      <w:r>
+        <w:rPr>
+          <w:b w:val="0"/>
+        </w:rPr>
+        <w:t>The function represents data; it does not fit a model or predict a class.</w:t>
       </w:r>
     </w:p>
     <w:p>
@@ -394,8 +784,26 @@
       </w:r>
     </w:p>
     <w:p>
-      <w:r>
-        <w:t>Point to the input, the deciding step and the result in this week’s visual. Explain the same step in ordinary words. A picture helps when you can say what each part represents.</w:t>
+      <w:pPr>
+        <w:spacing w:line="336" w:lineRule="auto" w:after="180"/>
+      </w:pPr>
+      <w:r>
+        <w:rPr>
+          <w:b w:val="0"/>
+        </w:rPr>
+        <w:t xml:space="preserve">Point to the </w:t>
+      </w:r>
+      <w:r>
+        <w:rPr>
+          <w:b/>
+        </w:rPr>
+        <w:t>input</w:t>
+      </w:r>
+      <w:r>
+        <w:rPr>
+          <w:b w:val="0"/>
+        </w:rPr>
+        <w:t>, the deciding step and the result in this week’s visual. Explain the same step in ordinary words. A picture helps when you can say what each part represents.</w:t>
       </w:r>
     </w:p>
     <w:p>
@@ -407,6 +815,11 @@
       </w:r>
     </w:p>
     <w:p>
+      <w:r>
+        <w:t>Compare the supplied cases for Representing inputs as vectors. Identify the detail that changes the conclusion.</w:t>
+      </w:r>
+    </w:p>
+    <w:p>
       <w:pPr>
         <w:pStyle w:val="Heading3"/>
       </w:pPr>
@@ -415,8 +828,38 @@
       </w:r>
     </w:p>
     <w:p>
-      <w:r>
-        <w:t>A new record has width 60 mm and height 10 mm. Give its vector in the agreed cm schema, and name one error in [60, 10].</w:t>
+      <w:pPr>
+        <w:spacing w:line="336" w:lineRule="auto" w:after="180"/>
+      </w:pPr>
+      <w:r>
+        <w:rPr>
+          <w:b w:val="0"/>
+        </w:rPr>
+        <w:t xml:space="preserve">A new record has width 60 mm and height 10 mm. Give its </w:t>
+      </w:r>
+      <w:r>
+        <w:rPr>
+          <w:b/>
+        </w:rPr>
+        <w:t>vector</w:t>
+      </w:r>
+      <w:r>
+        <w:rPr>
+          <w:b w:val="0"/>
+        </w:rPr>
+        <w:t xml:space="preserve"> in the agreed cm </w:t>
+      </w:r>
+      <w:r>
+        <w:rPr>
+          <w:b/>
+        </w:rPr>
+        <w:t>schema</w:t>
+      </w:r>
+      <w:r>
+        <w:rPr>
+          <w:b w:val="0"/>
+        </w:rPr>
+        <w:t>, and name one error in [60, 10].</w:t>
       </w:r>
     </w:p>
     <w:p>
@@ -461,17 +904,116 @@
       </w:r>
     </w:p>
     <w:p>
-      <w:r>
-        <w:t>Change: Swap only A’s vector order before prediction.</w:t>
-      </w:r>
-    </w:p>
-    <w:p>
-      <w:r>
-        <w:t>Prediction: The encoded input becomes [7, 2], numerically identical to B’s original input.</w:t>
-      </w:r>
-    </w:p>
-    <w:p>
-      <w:r>
+      <w:pPr>
+        <w:pStyle w:val="Heading3"/>
+      </w:pPr>
+      <w:r>
+        <w:t>Change one thing</w:t>
+      </w:r>
+    </w:p>
+    <w:p>
+      <w:pPr>
+        <w:spacing w:line="336" w:lineRule="auto" w:after="180"/>
+        <w:shd w:fill="F5F1FB"/>
+      </w:pPr>
+      <w:r>
+        <w:rPr>
+          <w:b w:val="0"/>
+        </w:rPr>
+        <w:t xml:space="preserve">Change: Swap only A’s </w:t>
+      </w:r>
+      <w:r>
+        <w:rPr>
+          <w:b/>
+        </w:rPr>
+        <w:t>vector</w:t>
+      </w:r>
+      <w:r>
+        <w:rPr>
+          <w:b w:val="0"/>
+        </w:rPr>
+        <w:t xml:space="preserve"> order before </w:t>
+      </w:r>
+      <w:r>
+        <w:rPr>
+          <w:b/>
+        </w:rPr>
+        <w:t>prediction</w:t>
+      </w:r>
+      <w:r>
+        <w:rPr>
+          <w:b w:val="0"/>
+        </w:rPr>
+        <w:t>.</w:t>
+      </w:r>
+    </w:p>
+    <w:p>
+      <w:pPr>
+        <w:pStyle w:val="Heading3"/>
+      </w:pPr>
+      <w:r>
+        <w:t>Predicted result</w:t>
+      </w:r>
+    </w:p>
+    <w:p>
+      <w:pPr>
+        <w:spacing w:line="336" w:lineRule="auto" w:after="180"/>
+        <w:shd w:fill="F1F6FC"/>
+      </w:pPr>
+      <w:r>
+        <w:rPr>
+          <w:b/>
+        </w:rPr>
+        <w:t>Prediction</w:t>
+      </w:r>
+      <w:r>
+        <w:rPr>
+          <w:b w:val="0"/>
+        </w:rPr>
+        <w:t xml:space="preserve">: The encoded </w:t>
+      </w:r>
+      <w:r>
+        <w:rPr>
+          <w:b/>
+        </w:rPr>
+        <w:t>input</w:t>
+      </w:r>
+      <w:r>
+        <w:rPr>
+          <w:b w:val="0"/>
+        </w:rPr>
+        <w:t xml:space="preserve"> becomes [7, 2], numerically identical to B’s original </w:t>
+      </w:r>
+      <w:r>
+        <w:rPr>
+          <w:b/>
+        </w:rPr>
+        <w:t>input</w:t>
+      </w:r>
+      <w:r>
+        <w:rPr>
+          <w:b w:val="0"/>
+        </w:rPr>
+        <w:t>.</w:t>
+      </w:r>
+    </w:p>
+    <w:p>
+      <w:pPr>
+        <w:pStyle w:val="Heading3"/>
+      </w:pPr>
+      <w:r>
+        <w:t>Why the result follows</w:t>
+      </w:r>
+    </w:p>
+    <w:p>
+      <w:pPr>
+        <w:spacing w:line="336" w:lineRule="auto" w:after="180"/>
+        <w:shd w:fill="F1F6FC"/>
+      </w:pPr>
+      <w:r>
+        <w:rPr>
+          <w:b w:val="0"/>
+        </w:rPr>
         <w:t>Reason: Changing coordinate order changes feature meaning even if the numbers are unchanged.</w:t>
       </w:r>
     </w:p>
@@ -481,6 +1023,11 @@
       </w:pPr>
       <w:r>
         <w:t>05. Words that unlock the idea</w:t>
+      </w:r>
+    </w:p>
+    <w:p>
+      <w:r>
+        <w:t>Use the vocabulary of Representing inputs as vectors to explain a concrete decision, rather than only memorising definitions.</w:t>
       </w:r>
     </w:p>
     <w:tbl>
@@ -636,6 +1183,11 @@
       </w:pPr>
       <w:r>
         <w:t>06. Follow a worked example</w:t>
+      </w:r>
+    </w:p>
+    <w:p>
+      <w:r>
+        <w:t>Follow the worked trace for Representing inputs as vectors, predict a step, then compare with its explanation.</w:t>
       </w:r>
     </w:p>
     <w:p>
@@ -831,7 +1383,13 @@
       </w:r>
     </w:p>
     <w:p>
-      <w:r>
+      <w:pPr>
+        <w:spacing w:line="336" w:lineRule="auto" w:after="180"/>
+      </w:pPr>
+      <w:r>
+        <w:rPr>
+          <w:b w:val="0"/>
+        </w:rPr>
         <w:t>Cover the result before checking it. Say what is given, choose the procedure, and follow one step at a time. Then uncover the result and explain your first mismatch. Ask why a step is allowed, not only what number it produces.</w:t>
       </w:r>
     </w:p>
@@ -844,8 +1402,26 @@
       </w:r>
     </w:p>
     <w:p>
-      <w:r>
-        <w:t>Encode the same pixel measurements in a fixed vector order.</w:t>
+      <w:pPr>
+        <w:spacing w:line="336" w:lineRule="auto" w:after="180"/>
+      </w:pPr>
+      <w:r>
+        <w:rPr>
+          <w:b w:val="0"/>
+        </w:rPr>
+        <w:t xml:space="preserve">Encode the same pixel measurements in a fixed </w:t>
+      </w:r>
+      <w:r>
+        <w:rPr>
+          <w:b/>
+        </w:rPr>
+        <w:t>vector</w:t>
+      </w:r>
+      <w:r>
+        <w:rPr>
+          <w:b w:val="0"/>
+        </w:rPr>
+        <w:t xml:space="preserve"> order.</w:t>
       </w:r>
     </w:p>
     <w:p>
@@ -857,13 +1433,55 @@
       </w:r>
     </w:p>
     <w:p>
-      <w:r>
+      <w:pPr>
+        <w:pStyle w:val="Heading3"/>
+      </w:pPr>
+      <w:r>
+        <w:t>Supplied facts</w:t>
+      </w:r>
+    </w:p>
+    <w:p>
+      <w:pPr>
+        <w:spacing w:line="336" w:lineRule="auto" w:after="180"/>
+        <w:shd w:fill="F1F6FC"/>
+      </w:pPr>
+      <w:r>
+        <w:rPr>
+          <w:b w:val="0"/>
+        </w:rPr>
         <w:t>Toy image features are [left_brightness, right_brightness], each = 0..10. ImageA has left2, right7; imageB has left7, right2.</w:t>
       </w:r>
     </w:p>
     <w:p>
-      <w:r>
-        <w:t>All inputs and outcomes in this worked example are invented classroom data; no real model run is claimed.</w:t>
+      <w:pPr>
+        <w:pStyle w:val="Heading3"/>
+      </w:pPr>
+      <w:r>
+        <w:t>Supplied facts</w:t>
+      </w:r>
+    </w:p>
+    <w:p>
+      <w:pPr>
+        <w:spacing w:line="336" w:lineRule="auto" w:after="180"/>
+        <w:shd w:fill="F1F6FC"/>
+      </w:pPr>
+      <w:r>
+        <w:rPr>
+          <w:b w:val="0"/>
+        </w:rPr>
+        <w:t xml:space="preserve">All </w:t>
+      </w:r>
+      <w:r>
+        <w:rPr>
+          <w:b/>
+        </w:rPr>
+        <w:t>input</w:t>
+      </w:r>
+      <w:r>
+        <w:rPr>
+          <w:b w:val="0"/>
+        </w:rPr>
+        <w:t>s and outcomes in this worked example are invented classroom data; no real model run is claimed.</w:t>
       </w:r>
     </w:p>
     <w:p>
@@ -1026,31 +1644,175 @@
       </w:r>
     </w:p>
     <w:p>
-      <w:r>
-        <w:t>A vector is an ordered list, so the position of a number carries meaning. Here the first number always means left brightness. Adding the two measurements keeps total brightness but discards which side is brighter. A network receives the representation we give it; it cannot recover a lost distinction just because it has more layers.</w:t>
-      </w:r>
-    </w:p>
-    <w:p>
       <w:pPr>
         <w:pStyle w:val="Heading3"/>
       </w:pPr>
       <w:r>
+        <w:t>Why the result follows</w:t>
+      </w:r>
+    </w:p>
+    <w:p>
+      <w:pPr>
+        <w:spacing w:line="336" w:lineRule="auto" w:after="180"/>
+        <w:shd w:fill="F1F6FC"/>
+      </w:pPr>
+      <w:r>
+        <w:rPr>
+          <w:b w:val="0"/>
+        </w:rPr>
+        <w:t xml:space="preserve">A </w:t>
+      </w:r>
+      <w:r>
+        <w:rPr>
+          <w:b/>
+        </w:rPr>
+        <w:t>vector</w:t>
+      </w:r>
+      <w:r>
+        <w:rPr>
+          <w:b w:val="0"/>
+        </w:rPr>
+        <w:t xml:space="preserve"> is an ordered list, so the position of a number carries meaning. Here the first number always means left brightness. Adding the two measurements keeps total brightness but discards which side is brighter.</w:t>
+      </w:r>
+    </w:p>
+    <w:p>
+      <w:pPr>
+        <w:spacing w:line="336" w:lineRule="auto" w:after="180"/>
+        <w:shd w:fill="F1F6FC"/>
+      </w:pPr>
+      <w:r>
+        <w:rPr>
+          <w:b w:val="0"/>
+        </w:rPr>
+        <w:t>A network receives the representation we give it; it cannot recover a lost distinction just because it has more layers.</w:t>
+      </w:r>
+    </w:p>
+    <w:p>
+      <w:pPr>
+        <w:pStyle w:val="Heading3"/>
+      </w:pPr>
+      <w:r>
         <w:t>What this example does not establish</w:t>
       </w:r>
     </w:p>
     <w:p>
-      <w:r>
-        <w:t>These two features are simplified measurements, not a complete image representation or evidence of learned vision.</w:t>
-      </w:r>
-    </w:p>
-    <w:p>
-      <w:r>
-        <w:t>Read the labelled picture: Why does equal total brightness not make A and B identical inputs? Point to the relevant step in the picture, then write the changed result and the rule or evidence that supports it.</w:t>
-      </w:r>
-    </w:p>
-    <w:p>
-      <w:r>
-        <w:t>Change one thing: Swap only A’s vector order before prediction. Predict the result before checking the explanation. What remains the same?</w:t>
+      <w:pPr>
+        <w:pStyle w:val="Heading3"/>
+      </w:pPr>
+      <w:r>
+        <w:t>Keep the stated limit</w:t>
+      </w:r>
+    </w:p>
+    <w:p>
+      <w:pPr>
+        <w:spacing w:line="336" w:lineRule="auto" w:after="180"/>
+        <w:shd w:fill="FFF5E6"/>
+      </w:pPr>
+      <w:r>
+        <w:rPr>
+          <w:b w:val="0"/>
+        </w:rPr>
+        <w:t xml:space="preserve">These two features are simplified measurements, not a complete image representation or </w:t>
+      </w:r>
+      <w:r>
+        <w:rPr>
+          <w:b/>
+        </w:rPr>
+        <w:t>evidence</w:t>
+      </w:r>
+      <w:r>
+        <w:rPr>
+          <w:b w:val="0"/>
+        </w:rPr>
+        <w:t xml:space="preserve"> of learned vision.</w:t>
+      </w:r>
+    </w:p>
+    <w:p>
+      <w:pPr>
+        <w:pStyle w:val="Heading3"/>
+      </w:pPr>
+      <w:r>
+        <w:t>Keep the stated limit</w:t>
+      </w:r>
+    </w:p>
+    <w:p>
+      <w:pPr>
+        <w:spacing w:line="336" w:lineRule="auto" w:after="180"/>
+        <w:shd w:fill="FFF5E6"/>
+      </w:pPr>
+      <w:r>
+        <w:rPr>
+          <w:b w:val="0"/>
+        </w:rPr>
+        <w:t xml:space="preserve">Read the labelled picture: Why does equal total brightness not make A and B identical </w:t>
+      </w:r>
+      <w:r>
+        <w:rPr>
+          <w:b/>
+        </w:rPr>
+        <w:t>input</w:t>
+      </w:r>
+      <w:r>
+        <w:rPr>
+          <w:b w:val="0"/>
+        </w:rPr>
+        <w:t xml:space="preserve">s? Point to the relevant step in the picture, then write the changed result and the rule or </w:t>
+      </w:r>
+      <w:r>
+        <w:rPr>
+          <w:b/>
+        </w:rPr>
+        <w:t>evidence</w:t>
+      </w:r>
+      <w:r>
+        <w:rPr>
+          <w:b w:val="0"/>
+        </w:rPr>
+        <w:t xml:space="preserve"> that supports it.</w:t>
+      </w:r>
+    </w:p>
+    <w:p>
+      <w:pPr>
+        <w:pStyle w:val="Heading3"/>
+      </w:pPr>
+      <w:r>
+        <w:t>Keep the stated limit</w:t>
+      </w:r>
+    </w:p>
+    <w:p>
+      <w:pPr>
+        <w:spacing w:line="336" w:lineRule="auto" w:after="180"/>
+        <w:shd w:fill="FFF5E6"/>
+      </w:pPr>
+      <w:r>
+        <w:rPr>
+          <w:b w:val="0"/>
+        </w:rPr>
+        <w:t xml:space="preserve">Change one thing: Swap only A’s </w:t>
+      </w:r>
+      <w:r>
+        <w:rPr>
+          <w:b/>
+        </w:rPr>
+        <w:t>vector</w:t>
+      </w:r>
+      <w:r>
+        <w:rPr>
+          <w:b w:val="0"/>
+        </w:rPr>
+        <w:t xml:space="preserve"> order before </w:t>
+      </w:r>
+      <w:r>
+        <w:rPr>
+          <w:b/>
+        </w:rPr>
+        <w:t>prediction</w:t>
+      </w:r>
+      <w:r>
+        <w:rPr>
+          <w:b w:val="0"/>
+        </w:rPr>
+        <w:t>. Predict the result before checking the explanation. What remains the same?</w:t>
       </w:r>
     </w:p>
     <w:p>
@@ -1063,12 +1825,7 @@
     </w:p>
     <w:p>
       <w:r>
-        <w:t>A missing height is unknown, not zero. Under this schema zero is also invalid, so reject the incomplete record and request the measurement. A different project might use a documented training-fitted replacement plus a missingness flag; that would be a different schema that must be applied consistently.</w:t>
-      </w:r>
-    </w:p>
-    <w:p>
-      <w:r>
-        <w:t>A changed field order must also change every consumer that reads positions. A vector can have the expected length and still be wrong because its order, units or meaning changed. A class label appended as a third component causes target leakage even if the software accepts three values.</w:t>
+        <w:t>Find the unsupported step in the Representing inputs as vectors claim and explain a repair using the supplied evidence.</w:t>
       </w:r>
     </w:p>
     <w:p>
@@ -1076,12 +1833,154 @@
         <w:pStyle w:val="Heading3"/>
       </w:pPr>
       <w:r>
+        <w:t>Check the claim against the facts</w:t>
+      </w:r>
+    </w:p>
+    <w:p>
+      <w:pPr>
+        <w:spacing w:line="336" w:lineRule="auto" w:after="180"/>
+        <w:shd w:fill="FFF5E6"/>
+      </w:pPr>
+      <w:r>
+        <w:rPr>
+          <w:b w:val="0"/>
+        </w:rPr>
+        <w:t xml:space="preserve">A missing height is unknown, not zero. Under this </w:t>
+      </w:r>
+      <w:r>
+        <w:rPr>
+          <w:b/>
+        </w:rPr>
+        <w:t>schema</w:t>
+      </w:r>
+      <w:r>
+        <w:rPr>
+          <w:b w:val="0"/>
+        </w:rPr>
+        <w:t xml:space="preserve"> zero is also invalid, so reject the incomplete record and request the measurement.</w:t>
+      </w:r>
+    </w:p>
+    <w:p>
+      <w:pPr>
+        <w:spacing w:line="336" w:lineRule="auto" w:after="180"/>
+        <w:shd w:fill="FFF5E6"/>
+      </w:pPr>
+      <w:r>
+        <w:rPr>
+          <w:b w:val="0"/>
+        </w:rPr>
+        <w:t xml:space="preserve">A different project might use a documented </w:t>
+      </w:r>
+      <w:r>
+        <w:rPr>
+          <w:b/>
+        </w:rPr>
+        <w:t>training</w:t>
+      </w:r>
+      <w:r>
+        <w:rPr>
+          <w:b w:val="0"/>
+        </w:rPr>
+        <w:t xml:space="preserve">-fitted replacement plus a missingness flag; that would be a different </w:t>
+      </w:r>
+      <w:r>
+        <w:rPr>
+          <w:b/>
+        </w:rPr>
+        <w:t>schema</w:t>
+      </w:r>
+      <w:r>
+        <w:rPr>
+          <w:b w:val="0"/>
+        </w:rPr>
+        <w:t xml:space="preserve"> that must be applied consistently.</w:t>
+      </w:r>
+    </w:p>
+    <w:p>
+      <w:pPr>
+        <w:pStyle w:val="Heading3"/>
+      </w:pPr>
+      <w:r>
+        <w:t>Check the claim against the facts</w:t>
+      </w:r>
+    </w:p>
+    <w:p>
+      <w:pPr>
+        <w:spacing w:line="336" w:lineRule="auto" w:after="180"/>
+        <w:shd w:fill="FFF5E6"/>
+      </w:pPr>
+      <w:r>
+        <w:rPr>
+          <w:b w:val="0"/>
+        </w:rPr>
+        <w:t xml:space="preserve">A changed field order must also change every consumer that reads positions. A </w:t>
+      </w:r>
+      <w:r>
+        <w:rPr>
+          <w:b/>
+        </w:rPr>
+        <w:t>vector</w:t>
+      </w:r>
+      <w:r>
+        <w:rPr>
+          <w:b w:val="0"/>
+        </w:rPr>
+        <w:t xml:space="preserve"> can have the expected length and still be wrong because its order, units or meaning changed.</w:t>
+      </w:r>
+    </w:p>
+    <w:p>
+      <w:pPr>
+        <w:spacing w:line="336" w:lineRule="auto" w:after="180"/>
+        <w:shd w:fill="FFF5E6"/>
+      </w:pPr>
+      <w:r>
+        <w:rPr>
+          <w:b w:val="0"/>
+        </w:rPr>
+        <w:t xml:space="preserve">A class label appended as a third </w:t>
+      </w:r>
+      <w:r>
+        <w:rPr>
+          <w:b/>
+        </w:rPr>
+        <w:t>component</w:t>
+      </w:r>
+      <w:r>
+        <w:rPr>
+          <w:b w:val="0"/>
+        </w:rPr>
+        <w:t xml:space="preserve"> causes target leakage even if the software accepts three values.</w:t>
+      </w:r>
+    </w:p>
+    <w:p>
+      <w:pPr>
+        <w:pStyle w:val="Heading3"/>
+      </w:pPr>
+      <w:r>
         <w:t>Locate the earliest unsupported step</w:t>
       </w:r>
     </w:p>
     <w:p>
-      <w:r>
-        <w:t>Width is 4 cm and height is missing. A teammate writes [4, 0]. Explain why this is invalid and give the action required by this schema.</w:t>
+      <w:pPr>
+        <w:spacing w:line="336" w:lineRule="auto" w:after="180"/>
+      </w:pPr>
+      <w:r>
+        <w:rPr>
+          <w:b w:val="0"/>
+        </w:rPr>
+        <w:t xml:space="preserve">Width is 4 cm and height is missing. A teammate writes [4, 0]. Explain why this is invalid and give the action required by this </w:t>
+      </w:r>
+      <w:r>
+        <w:rPr>
+          <w:b/>
+        </w:rPr>
+        <w:t>schema</w:t>
+      </w:r>
+      <w:r>
+        <w:rPr>
+          <w:b w:val="0"/>
+        </w:rPr>
+        <w:t>.</w:t>
       </w:r>
     </w:p>
     <w:p>
@@ -1132,7 +2031,30 @@
     </w:p>
     <w:p>
       <w:r>
-        <w:t>Write A, B and C as ordered pairs from the lesson. State the dimension of each and the shape of the stacked table.</w:t>
+        <w:t>Practise Representing inputs as vectors with support, then explain the deciding step in your own words.</w:t>
+      </w:r>
+    </w:p>
+    <w:p>
+      <w:pPr>
+        <w:spacing w:line="336" w:lineRule="auto" w:after="180"/>
+      </w:pPr>
+      <w:r>
+        <w:rPr>
+          <w:b w:val="0"/>
+        </w:rPr>
+        <w:t xml:space="preserve">Write A, B and C as ordered pairs from the lesson. State the </w:t>
+      </w:r>
+      <w:r>
+        <w:rPr>
+          <w:b/>
+        </w:rPr>
+        <w:t>dimension</w:t>
+      </w:r>
+      <w:r>
+        <w:rPr>
+          <w:b w:val="0"/>
+        </w:rPr>
+        <w:t xml:space="preserve"> of each and the shape of the stacked table.</w:t>
       </w:r>
     </w:p>
     <w:p>
@@ -1200,8 +2122,50 @@
       </w:r>
     </w:p>
     <w:p>
-      <w:r>
-        <w:t>Use workbook W2 for the connected example “Representing inputs as vectors”. First fill the input and rule boxes. Try the middle steps before asking for a hint. After a hint, try the next step yourself.</w:t>
+      <w:pPr>
+        <w:spacing w:line="336" w:lineRule="auto" w:after="180"/>
+      </w:pPr>
+      <w:r>
+        <w:rPr>
+          <w:b w:val="0"/>
+        </w:rPr>
+        <w:t xml:space="preserve">Use workbook W2 for the connected example “Representing </w:t>
+      </w:r>
+      <w:r>
+        <w:rPr>
+          <w:b/>
+        </w:rPr>
+        <w:t>input</w:t>
+      </w:r>
+      <w:r>
+        <w:rPr>
+          <w:b w:val="0"/>
+        </w:rPr>
+        <w:t xml:space="preserve">s as </w:t>
+      </w:r>
+      <w:r>
+        <w:rPr>
+          <w:b/>
+        </w:rPr>
+        <w:t>vector</w:t>
+      </w:r>
+      <w:r>
+        <w:rPr>
+          <w:b w:val="0"/>
+        </w:rPr>
+        <w:t xml:space="preserve">s”. First fill the </w:t>
+      </w:r>
+      <w:r>
+        <w:rPr>
+          <w:b/>
+        </w:rPr>
+        <w:t>input</w:t>
+      </w:r>
+      <w:r>
+        <w:rPr>
+          <w:b w:val="0"/>
+        </w:rPr>
+        <w:t xml:space="preserve"> and rule boxes. Try the middle steps before asking for a hint. After a hint, try the next step yourself.</w:t>
       </w:r>
     </w:p>
     <w:tbl>
@@ -1284,7 +2248,13 @@
       </w:tr>
     </w:tbl>
     <w:p>
-      <w:r>
+      <w:pPr>
+        <w:spacing w:line="336" w:lineRule="auto" w:after="180"/>
+      </w:pPr>
+      <w:r>
+        <w:rPr>
+          <w:b w:val="0"/>
+        </w:rPr>
         <w:t>Explain your trace to a partner. Your partner points to one step to check. Swap roles on the next case. Each person writes their own explanation.</w:t>
       </w:r>
     </w:p>
@@ -1297,12 +2267,59 @@
       </w:r>
     </w:p>
     <w:p>
-      <w:r>
-        <w:t>Use the worked case for Representing inputs as vectors. Proposed explanation: “Order does not matter”. Decide whether this explanation is supported. Point to the step or supplied fact that decides; explain your repair if needed.</w:t>
-      </w:r>
-    </w:p>
-    <w:p>
-      <w:r>
+      <w:pPr>
+        <w:spacing w:line="336" w:lineRule="auto" w:after="180"/>
+      </w:pPr>
+      <w:r>
+        <w:rPr>
+          <w:b w:val="0"/>
+        </w:rPr>
+        <w:t xml:space="preserve">Use the worked case for Representing </w:t>
+      </w:r>
+      <w:r>
+        <w:rPr>
+          <w:b/>
+        </w:rPr>
+        <w:t>input</w:t>
+      </w:r>
+      <w:r>
+        <w:rPr>
+          <w:b w:val="0"/>
+        </w:rPr>
+        <w:t xml:space="preserve">s as </w:t>
+      </w:r>
+      <w:r>
+        <w:rPr>
+          <w:b/>
+        </w:rPr>
+        <w:t>vector</w:t>
+      </w:r>
+      <w:r>
+        <w:rPr>
+          <w:b w:val="0"/>
+        </w:rPr>
+        <w:t>s. Proposed explanation: “Order does not matter”. Decide whether this explanation is supported.</w:t>
+      </w:r>
+    </w:p>
+    <w:p>
+      <w:pPr>
+        <w:spacing w:line="336" w:lineRule="auto" w:after="180"/>
+      </w:pPr>
+      <w:r>
+        <w:rPr>
+          <w:b w:val="0"/>
+        </w:rPr>
+        <w:t>Point to the step or supplied fact that decides; explain your repair if needed.</w:t>
+      </w:r>
+    </w:p>
+    <w:p>
+      <w:pPr>
+        <w:spacing w:line="336" w:lineRule="auto" w:after="180"/>
+      </w:pPr>
+      <w:r>
+        <w:rPr>
+          <w:b w:val="0"/>
+        </w:rPr>
         <w:t>Answer on your own before discussion. If you are unsure, say which step you need help with.</w:t>
       </w:r>
     </w:p>
@@ -1315,8 +2332,38 @@
       </w:r>
     </w:p>
     <w:p>
-      <w:r>
-        <w:t>Why does equal total brightness not make A and B identical inputs? Point to the relevant step in the picture, then write the changed result and the rule or evidence that supports it.</w:t>
+      <w:pPr>
+        <w:spacing w:line="336" w:lineRule="auto" w:after="180"/>
+      </w:pPr>
+      <w:r>
+        <w:rPr>
+          <w:b w:val="0"/>
+        </w:rPr>
+        <w:t xml:space="preserve">Why does equal total brightness not make A and B identical </w:t>
+      </w:r>
+      <w:r>
+        <w:rPr>
+          <w:b/>
+        </w:rPr>
+        <w:t>input</w:t>
+      </w:r>
+      <w:r>
+        <w:rPr>
+          <w:b w:val="0"/>
+        </w:rPr>
+        <w:t xml:space="preserve">s? Point to the relevant step in the picture, then write the changed result and the rule or </w:t>
+      </w:r>
+      <w:r>
+        <w:rPr>
+          <w:b/>
+        </w:rPr>
+        <w:t>evidence</w:t>
+      </w:r>
+      <w:r>
+        <w:rPr>
+          <w:b w:val="0"/>
+        </w:rPr>
+        <w:t xml:space="preserve"> that supports it.</w:t>
       </w:r>
     </w:p>
     <w:p>
@@ -1348,7 +2395,13 @@
       </w:r>
     </w:p>
     <w:p>
-      <w:r>
+      <w:pPr>
+        <w:spacing w:line="336" w:lineRule="auto" w:after="180"/>
+      </w:pPr>
+      <w:r>
+        <w:rPr>
+          <w:b w:val="0"/>
+        </w:rPr>
         <w:t>This is supported practice. Keep the separately named independent case for an attempt before feedback.</w:t>
       </w:r>
     </w:p>
@@ -1361,6 +2414,11 @@
       </w:r>
     </w:p>
     <w:p>
+      <w:r>
+        <w:t>Investigate Representing inputs as vectors. Record the prediction, actual observation or labelled paper trace, explanation and next test separately.</w:t>
+      </w:r>
+    </w:p>
+    <w:p>
       <w:pPr>
         <w:pStyle w:val="Heading3"/>
       </w:pPr>
@@ -1369,8 +2427,38 @@
       </w:r>
     </w:p>
     <w:p>
-      <w:r>
-        <w:t>A new record has width 60 mm and height 10 mm. Give its vector in the agreed cm schema, and name one error in [60, 10].</w:t>
+      <w:pPr>
+        <w:spacing w:line="336" w:lineRule="auto" w:after="180"/>
+      </w:pPr>
+      <w:r>
+        <w:rPr>
+          <w:b w:val="0"/>
+        </w:rPr>
+        <w:t xml:space="preserve">A new record has width 60 mm and height 10 mm. Give its </w:t>
+      </w:r>
+      <w:r>
+        <w:rPr>
+          <w:b/>
+        </w:rPr>
+        <w:t>vector</w:t>
+      </w:r>
+      <w:r>
+        <w:rPr>
+          <w:b w:val="0"/>
+        </w:rPr>
+        <w:t xml:space="preserve"> in the agreed cm </w:t>
+      </w:r>
+      <w:r>
+        <w:rPr>
+          <w:b/>
+        </w:rPr>
+        <w:t>schema</w:t>
+      </w:r>
+      <w:r>
+        <w:rPr>
+          <w:b w:val="0"/>
+        </w:rPr>
+        <w:t>, and name one error in [60, 10].</w:t>
       </w:r>
     </w:p>
     <w:p>
@@ -1532,7 +2620,13 @@
       </w:tr>
     </w:tbl>
     <w:p>
-      <w:r>
+      <w:pPr>
+        <w:spacing w:line="336" w:lineRule="auto" w:after="180"/>
+      </w:pPr>
+      <w:r>
+        <w:rPr>
+          <w:b w:val="0"/>
+        </w:rPr>
         <w:t>On paper, trace the supplied procedure. If code is provided, predict before running it in a local practice file. Never write an expected answer as though it were an observed run.</w:t>
       </w:r>
     </w:p>
@@ -1545,7 +2639,13 @@
       </w:r>
     </w:p>
     <w:p>
-      <w:r>
+      <w:pPr>
+        <w:spacing w:line="336" w:lineRule="auto" w:after="180"/>
+      </w:pPr>
+      <w:r>
+        <w:rPr>
+          <w:b w:val="0"/>
+        </w:rPr>
         <w:t>Before trying: what do I expect, and why? While trying: which step could first go wrong? Afterwards: what did I actually observe, and what should change? Keep “not run” if you only traced the procedure.</w:t>
       </w:r>
     </w:p>
@@ -1558,6 +2658,11 @@
       </w:r>
     </w:p>
     <w:p>
+      <w:r>
+        <w:t>Move from recall to tracing, diagnosis and transfer in Representing inputs as vectors. Explain why each step is justified.</w:t>
+      </w:r>
+    </w:p>
+    <w:p>
       <w:pPr>
         <w:pStyle w:val="Heading3"/>
       </w:pPr>
@@ -1566,18 +2671,72 @@
       </w:r>
     </w:p>
     <w:p>
-      <w:r>
-        <w:t>Write A, B and C as ordered pairs from the lesson. State the dimension of each and the shape of the stacked table.</w:t>
-      </w:r>
-    </w:p>
-    <w:p>
-      <w:r>
-        <w:t>Width is 4 cm and height is missing. A teammate writes [4, 0]. Explain why this is invalid and give the action required by this schema.</w:t>
-      </w:r>
-    </w:p>
-    <w:p>
-      <w:r>
-        <w:t>Two parcels have the same width and height but different material and target class. Explain why adding more examples alone cannot let this deterministic two-feature model tell these two inputs apart.</w:t>
+      <w:pPr>
+        <w:spacing w:line="336" w:lineRule="auto" w:after="180"/>
+      </w:pPr>
+      <w:r>
+        <w:rPr>
+          <w:b w:val="0"/>
+        </w:rPr>
+        <w:t xml:space="preserve">Write A, B and C as ordered pairs from the lesson. State the </w:t>
+      </w:r>
+      <w:r>
+        <w:rPr>
+          <w:b/>
+        </w:rPr>
+        <w:t>dimension</w:t>
+      </w:r>
+      <w:r>
+        <w:rPr>
+          <w:b w:val="0"/>
+        </w:rPr>
+        <w:t xml:space="preserve"> of each and the shape of the stacked table.</w:t>
+      </w:r>
+    </w:p>
+    <w:p>
+      <w:pPr>
+        <w:spacing w:line="336" w:lineRule="auto" w:after="180"/>
+      </w:pPr>
+      <w:r>
+        <w:rPr>
+          <w:b w:val="0"/>
+        </w:rPr>
+        <w:t xml:space="preserve">Width is 4 cm and height is missing. A teammate writes [4, 0]. Explain why this is invalid and give the action required by this </w:t>
+      </w:r>
+      <w:r>
+        <w:rPr>
+          <w:b/>
+        </w:rPr>
+        <w:t>schema</w:t>
+      </w:r>
+      <w:r>
+        <w:rPr>
+          <w:b w:val="0"/>
+        </w:rPr>
+        <w:t>.</w:t>
+      </w:r>
+    </w:p>
+    <w:p>
+      <w:pPr>
+        <w:spacing w:line="336" w:lineRule="auto" w:after="180"/>
+      </w:pPr>
+      <w:r>
+        <w:rPr>
+          <w:b w:val="0"/>
+        </w:rPr>
+        <w:t xml:space="preserve">Two parcels have the same width and height but different material and target class. Explain why adding more examples alone cannot let this deterministic two-feature model tell these two </w:t>
+      </w:r>
+      <w:r>
+        <w:rPr>
+          <w:b/>
+        </w:rPr>
+        <w:t>input</w:t>
+      </w:r>
+      <w:r>
+        <w:rPr>
+          <w:b w:val="0"/>
+        </w:rPr>
+        <w:t>s apart.</w:t>
       </w:r>
     </w:p>
     <w:p>
@@ -1623,7 +2782,89 @@
     </w:p>
     <w:p>
       <w:r>
-        <w:t>Add a labelled representing inputs as vectors evidence sheet to Image-pattern Network Investigation. Show how you can encode a record using a fixed feature order and units. Use the supplied fictional case and keep its inputs, intermediate steps, calculation or prediction, and limitation. Connect this record to last week’s record; a matching answer without a trace is insufficient.</w:t>
+        <w:t>Apply this week’s idea to Image-pattern Network Investigation. Keep an annotated decision and the evidence supporting it.</w:t>
+      </w:r>
+    </w:p>
+    <w:p>
+      <w:pPr>
+        <w:spacing w:line="336" w:lineRule="auto" w:after="180"/>
+      </w:pPr>
+      <w:r>
+        <w:rPr>
+          <w:b w:val="0"/>
+        </w:rPr>
+        <w:t xml:space="preserve">Add a labelled representing </w:t>
+      </w:r>
+      <w:r>
+        <w:rPr>
+          <w:b/>
+        </w:rPr>
+        <w:t>input</w:t>
+      </w:r>
+      <w:r>
+        <w:rPr>
+          <w:b w:val="0"/>
+        </w:rPr>
+        <w:t xml:space="preserve">s as </w:t>
+      </w:r>
+      <w:r>
+        <w:rPr>
+          <w:b/>
+        </w:rPr>
+        <w:t>vector</w:t>
+      </w:r>
+      <w:r>
+        <w:rPr>
+          <w:b w:val="0"/>
+        </w:rPr>
+        <w:t xml:space="preserve">s </w:t>
+      </w:r>
+      <w:r>
+        <w:rPr>
+          <w:b/>
+        </w:rPr>
+        <w:t>evidence</w:t>
+      </w:r>
+      <w:r>
+        <w:rPr>
+          <w:b w:val="0"/>
+        </w:rPr>
+        <w:t xml:space="preserve"> sheet to Image-pattern Network Investigation. Show how you can encode a record using a fixed feature order and units.</w:t>
+      </w:r>
+    </w:p>
+    <w:p>
+      <w:pPr>
+        <w:spacing w:line="336" w:lineRule="auto" w:after="180"/>
+      </w:pPr>
+      <w:r>
+        <w:rPr>
+          <w:b w:val="0"/>
+        </w:rPr>
+        <w:t xml:space="preserve">Use the supplied fictional case and keep its </w:t>
+      </w:r>
+      <w:r>
+        <w:rPr>
+          <w:b/>
+        </w:rPr>
+        <w:t>input</w:t>
+      </w:r>
+      <w:r>
+        <w:rPr>
+          <w:b w:val="0"/>
+        </w:rPr>
+        <w:t xml:space="preserve">s, intermediate steps, calculation or </w:t>
+      </w:r>
+      <w:r>
+        <w:rPr>
+          <w:b/>
+        </w:rPr>
+        <w:t>prediction</w:t>
+      </w:r>
+      <w:r>
+        <w:rPr>
+          <w:b w:val="0"/>
+        </w:rPr>
+        <w:t>, and limitation. Connect this record to last week’s record; a matching answer without a trace is insufficient.</w:t>
       </w:r>
     </w:p>
     <w:tbl>
@@ -1751,8 +2992,37 @@
       </w:r>
     </w:p>
     <w:p>
-      <w:r>
-        <w:t>For your Image-pattern Network Investigation, save the input, procedure, observed result and limitation of this check. Label this worked example as practice; use a different, previously unreviewed case when checking independent understanding.</w:t>
+      <w:pPr>
+        <w:spacing w:line="336" w:lineRule="auto" w:after="180"/>
+      </w:pPr>
+      <w:r>
+        <w:rPr>
+          <w:b w:val="0"/>
+        </w:rPr>
+        <w:t xml:space="preserve">For your Image-pattern Network Investigation, save the </w:t>
+      </w:r>
+      <w:r>
+        <w:rPr>
+          <w:b/>
+        </w:rPr>
+        <w:t>input</w:t>
+      </w:r>
+      <w:r>
+        <w:rPr>
+          <w:b w:val="0"/>
+        </w:rPr>
+        <w:t>, procedure, observed result and limitation of this check.</w:t>
+      </w:r>
+    </w:p>
+    <w:p>
+      <w:pPr>
+        <w:spacing w:line="336" w:lineRule="auto" w:after="180"/>
+      </w:pPr>
+      <w:r>
+        <w:rPr>
+          <w:b w:val="0"/>
+        </w:rPr>
+        <w:t>Label this worked example as practice; use a different, previously unreviewed case when checking independent understanding.</w:t>
       </w:r>
     </w:p>
     <w:p>
@@ -1765,7 +3035,77 @@
     </w:p>
     <w:p>
       <w:r>
-        <w:t>Two parcels can share width and height yet differ in material or weight. Their vectors are identical in this representation, so a deterministic model receiving only these features cannot distinguish them. Adding a feature changes the schema and dimension; it does not automatically improve predictions. Keep data splits and evaluation discipline from Grade 8.</w:t>
+        <w:t>Use a genuinely new case for independent evidence. Previously discussed examples remain practice; use the separately named independent case before feedback.</w:t>
+      </w:r>
+    </w:p>
+    <w:p>
+      <w:pPr>
+        <w:spacing w:line="336" w:lineRule="auto" w:after="180"/>
+      </w:pPr>
+      <w:r>
+        <w:rPr>
+          <w:b w:val="0"/>
+        </w:rPr>
+        <w:t xml:space="preserve">Two parcels can share width and height yet differ in material or weight. Their </w:t>
+      </w:r>
+      <w:r>
+        <w:rPr>
+          <w:b/>
+        </w:rPr>
+        <w:t>vector</w:t>
+      </w:r>
+      <w:r>
+        <w:rPr>
+          <w:b w:val="0"/>
+        </w:rPr>
+        <w:t>s are identical in this representation, so a deterministic model receiving only these features cannot distinguish them.</w:t>
+      </w:r>
+    </w:p>
+    <w:p>
+      <w:pPr>
+        <w:spacing w:line="336" w:lineRule="auto" w:after="180"/>
+      </w:pPr>
+      <w:r>
+        <w:rPr>
+          <w:b w:val="0"/>
+        </w:rPr>
+        <w:t xml:space="preserve">Adding a feature changes the </w:t>
+      </w:r>
+      <w:r>
+        <w:rPr>
+          <w:b/>
+        </w:rPr>
+        <w:t>schema</w:t>
+      </w:r>
+      <w:r>
+        <w:rPr>
+          <w:b w:val="0"/>
+        </w:rPr>
+        <w:t xml:space="preserve"> and </w:t>
+      </w:r>
+      <w:r>
+        <w:rPr>
+          <w:b/>
+        </w:rPr>
+        <w:t>dimension</w:t>
+      </w:r>
+      <w:r>
+        <w:rPr>
+          <w:b w:val="0"/>
+        </w:rPr>
+        <w:t xml:space="preserve">; it does not automatically improve </w:t>
+      </w:r>
+      <w:r>
+        <w:rPr>
+          <w:b/>
+        </w:rPr>
+        <w:t>prediction</w:t>
+      </w:r>
+      <w:r>
+        <w:rPr>
+          <w:b w:val="0"/>
+        </w:rPr>
+        <w:t>s. Keep data splits and evaluation discipline from Grade 8.</w:t>
       </w:r>
     </w:p>
     <w:p>
@@ -1797,13 +3137,49 @@
       </w:r>
     </w:p>
     <w:p>
-      <w:r>
-        <w:t>Next week, we will multiply each component by a matching weight and add the results. The computation is meaningful only if the feature order stays fixed.</w:t>
-      </w:r>
-    </w:p>
-    <w:p>
-      <w:r>
-        <w:t>Two parcels have the same width and height but different material and target class. Explain why adding more examples alone cannot let this deterministic two-feature model tell these two inputs apart.</w:t>
+      <w:pPr>
+        <w:spacing w:line="336" w:lineRule="auto" w:after="180"/>
+      </w:pPr>
+      <w:r>
+        <w:rPr>
+          <w:b w:val="0"/>
+        </w:rPr>
+        <w:t xml:space="preserve">Next week, we will multiply each </w:t>
+      </w:r>
+      <w:r>
+        <w:rPr>
+          <w:b/>
+        </w:rPr>
+        <w:t>component</w:t>
+      </w:r>
+      <w:r>
+        <w:rPr>
+          <w:b w:val="0"/>
+        </w:rPr>
+        <w:t xml:space="preserve"> by a matching weight and add the results. The computation is meaningful only if the feature order stays fixed.</w:t>
+      </w:r>
+    </w:p>
+    <w:p>
+      <w:pPr>
+        <w:spacing w:line="336" w:lineRule="auto" w:after="180"/>
+      </w:pPr>
+      <w:r>
+        <w:rPr>
+          <w:b w:val="0"/>
+        </w:rPr>
+        <w:t xml:space="preserve">Two parcels have the same width and height but different material and target class. Explain why adding more examples alone cannot let this deterministic two-feature model tell these two </w:t>
+      </w:r>
+      <w:r>
+        <w:rPr>
+          <w:b/>
+        </w:rPr>
+        <w:t>input</w:t>
+      </w:r>
+      <w:r>
+        <w:rPr>
+          <w:b w:val="0"/>
+        </w:rPr>
+        <w:t>s apart.</w:t>
       </w:r>
     </w:p>
     <w:p>
@@ -1840,6 +3216,11 @@
       </w:pPr>
       <w:r>
         <w:t>13. Study a complete case</w:t>
+      </w:r>
+    </w:p>
+    <w:p>
+      <w:r>
+        <w:t>Revisit the complete Representing inputs as vectors case for supported practice. Repeated examples do not become fresh assessments.</w:t>
       </w:r>
     </w:p>
     <w:p>
@@ -2007,8 +3388,26 @@
       </w:r>
     </w:p>
     <w:p>
-      <w:r>
-        <w:t>Follow the input through the stated procedure to its result. Cover the result first, predict it, then explain every intermediate step. The text/table accompanies the figure so the example can be read without colour.</w:t>
+      <w:pPr>
+        <w:spacing w:line="336" w:lineRule="auto" w:after="180"/>
+      </w:pPr>
+      <w:r>
+        <w:rPr>
+          <w:b w:val="0"/>
+        </w:rPr>
+        <w:t xml:space="preserve">Follow the </w:t>
+      </w:r>
+      <w:r>
+        <w:rPr>
+          <w:b/>
+        </w:rPr>
+        <w:t>input</w:t>
+      </w:r>
+      <w:r>
+        <w:rPr>
+          <w:b w:val="0"/>
+        </w:rPr>
+        <w:t xml:space="preserve"> through the stated procedure to its result. Cover the result first, predict it, then explain every intermediate step. The text/table accompanies the figure so the example can be read without colour.</w:t>
       </w:r>
     </w:p>
     <w:p>
@@ -2058,6 +3457,11 @@
       </w:r>
     </w:p>
     <w:p>
+      <w:r>
+        <w:t>Attempt the reserved new case before feedback. Record support; the earlier examples below remain additional practice.</w:t>
+      </w:r>
+    </w:p>
+    <w:p>
       <w:pPr>
         <w:pStyle w:val="Heading3"/>
       </w:pPr>
@@ -2066,8 +3470,49 @@
       </w:r>
     </w:p>
     <w:p>
-      <w:r>
-        <w:t>A new toy battery task uses [temperature in degrees C, voltage in V, age in days]. Record K has voltage 5, age 12, temperature 18. Record L has temperature 20, voltage 4, age 0. Encode both; state the vector dimension and table shape. Age zero is valid. The future failure label is also supplied in the data file: should it be appended?</w:t>
+      <w:pPr>
+        <w:spacing w:line="336" w:lineRule="auto" w:after="180"/>
+      </w:pPr>
+      <w:r>
+        <w:rPr>
+          <w:b w:val="0"/>
+        </w:rPr>
+        <w:t>A new toy battery task uses [temperature in degrees C, voltage in V, age in days]. Record K has voltage 5, age 12, temperature 18. Record L has temperature 20, voltage 4, age 0.</w:t>
+      </w:r>
+    </w:p>
+    <w:p>
+      <w:pPr>
+        <w:spacing w:line="336" w:lineRule="auto" w:after="180"/>
+      </w:pPr>
+      <w:r>
+        <w:rPr>
+          <w:b w:val="0"/>
+        </w:rPr>
+        <w:t xml:space="preserve">Encode both; state the </w:t>
+      </w:r>
+      <w:r>
+        <w:rPr>
+          <w:b/>
+        </w:rPr>
+        <w:t>vector</w:t>
+      </w:r>
+      <w:r>
+        <w:rPr>
+          <w:b w:val="0"/>
+        </w:rPr>
+        <w:t xml:space="preserve"> </w:t>
+      </w:r>
+      <w:r>
+        <w:rPr>
+          <w:b/>
+        </w:rPr>
+        <w:t>dimension</w:t>
+      </w:r>
+      <w:r>
+        <w:rPr>
+          <w:b w:val="0"/>
+        </w:rPr>
+        <w:t xml:space="preserve"> and table shape. Age zero is valid. The future failure label is also supplied in the data file: should it be appended?</w:t>
       </w:r>
     </w:p>
     <w:p>
@@ -2114,7 +3559,13 @@
       </w:r>
     </w:p>
     <w:p>
-      <w:r>
+      <w:pPr>
+        <w:spacing w:line="336" w:lineRule="auto" w:after="180"/>
+      </w:pPr>
+      <w:r>
+        <w:rPr>
+          <w:b w:val="0"/>
+        </w:rPr>
         <w:t>Attempt this case before feedback. Record any help. Earlier examples below are further practice; a case already practised with feedback cannot establish fresh transfer.</w:t>
       </w:r>
     </w:p>
@@ -2127,8 +3578,49 @@
       </w:r>
     </w:p>
     <w:p>
-      <w:r>
-        <w:t>A new toy battery task uses [temperature in degrees C, voltage in V, age in days]. Record K has voltage 5, age 12, temperature 18. Record L has temperature 20, voltage 4, age 0. Encode both; state the vector dimension and table shape. Age zero is valid. The future failure label is also supplied in the data file: should it be appended?</w:t>
+      <w:pPr>
+        <w:spacing w:line="336" w:lineRule="auto" w:after="180"/>
+      </w:pPr>
+      <w:r>
+        <w:rPr>
+          <w:b w:val="0"/>
+        </w:rPr>
+        <w:t>A new toy battery task uses [temperature in degrees C, voltage in V, age in days]. Record K has voltage 5, age 12, temperature 18. Record L has temperature 20, voltage 4, age 0.</w:t>
+      </w:r>
+    </w:p>
+    <w:p>
+      <w:pPr>
+        <w:spacing w:line="336" w:lineRule="auto" w:after="180"/>
+      </w:pPr>
+      <w:r>
+        <w:rPr>
+          <w:b w:val="0"/>
+        </w:rPr>
+        <w:t xml:space="preserve">Encode both; state the </w:t>
+      </w:r>
+      <w:r>
+        <w:rPr>
+          <w:b/>
+        </w:rPr>
+        <w:t>vector</w:t>
+      </w:r>
+      <w:r>
+        <w:rPr>
+          <w:b w:val="0"/>
+        </w:rPr>
+        <w:t xml:space="preserve"> </w:t>
+      </w:r>
+      <w:r>
+        <w:rPr>
+          <w:b/>
+        </w:rPr>
+        <w:t>dimension</w:t>
+      </w:r>
+      <w:r>
+        <w:rPr>
+          <w:b w:val="0"/>
+        </w:rPr>
+        <w:t xml:space="preserve"> and table shape. Age zero is valid. The future failure label is also supplied in the data file: should it be appended?</w:t>
       </w:r>
     </w:p>
     <w:p>
@@ -2180,7 +3672,13 @@
       </w:r>
     </w:p>
     <w:p>
-      <w:r>
+      <w:pPr>
+        <w:spacing w:line="336" w:lineRule="auto" w:after="180"/>
+      </w:pPr>
+      <w:r>
+        <w:rPr>
+          <w:b w:val="0"/>
+        </w:rPr>
         <w:t>Record support used: none, hint or teacher explanation. After feedback, a different case is needed to demonstrate independence.</w:t>
       </w:r>
     </w:p>
@@ -2193,8 +3691,25 @@
       </w:r>
     </w:p>
     <w:p>
-      <w:r>
-        <w:t>Attempt the independent case before hints. Record whether you worked alone, used a hint or followed a model. After feedback, fix the first unsupported step and explain why it changed. A later check uses a changed case, not a copied answer.</w:t>
+      <w:pPr>
+        <w:spacing w:line="336" w:lineRule="auto" w:after="180"/>
+      </w:pPr>
+      <w:r>
+        <w:rPr>
+          <w:b w:val="0"/>
+        </w:rPr>
+        <w:t>Attempt the independent case before hints. Record whether you worked alone, used a hint or followed a model. After feedback, fix the first unsupported step and explain why it changed.</w:t>
+      </w:r>
+    </w:p>
+    <w:p>
+      <w:pPr>
+        <w:spacing w:line="336" w:lineRule="auto" w:after="180"/>
+      </w:pPr>
+      <w:r>
+        <w:rPr>
+          <w:b w:val="0"/>
+        </w:rPr>
+        <w:t>A later check uses a changed case, not a copied answer.</w:t>
       </w:r>
     </w:p>
     <w:p>
@@ -2207,7 +3722,30 @@
     </w:p>
     <w:p>
       <w:r>
-        <w:t>Start with this question: Encode the same pixel measurements in a fixed vector order.</w:t>
+        <w:t>Use this map to navigate Representing inputs as vectors, connect the goals to tasks and keep one evidence record for each attempt.</w:t>
+      </w:r>
+    </w:p>
+    <w:p>
+      <w:pPr>
+        <w:spacing w:line="336" w:lineRule="auto" w:after="180"/>
+      </w:pPr>
+      <w:r>
+        <w:rPr>
+          <w:b w:val="0"/>
+        </w:rPr>
+        <w:t xml:space="preserve">Start with this question: Encode the same pixel measurements in a fixed </w:t>
+      </w:r>
+      <w:r>
+        <w:rPr>
+          <w:b/>
+        </w:rPr>
+        <w:t>vector</w:t>
+      </w:r>
+      <w:r>
+        <w:rPr>
+          <w:b w:val="0"/>
+        </w:rPr>
+        <w:t xml:space="preserve"> order.</w:t>
       </w:r>
     </w:p>
     <w:tbl>
@@ -2313,13 +3851,61 @@
       </w:tr>
     </w:tbl>
     <w:p>
-      <w:r>
-        <w:t>Remember → watch and explain → try with help → investigate → try independently → keep project evidence. Your teacher may spread this lesson across several classes.</w:t>
-      </w:r>
-    </w:p>
-    <w:p>
-      <w:r>
-        <w:t>Keep your first prediction. Compare it with what the evidence shows and explain any change.</w:t>
+      <w:pPr>
+        <w:spacing w:line="336" w:lineRule="auto" w:after="180"/>
+      </w:pPr>
+      <w:r>
+        <w:rPr>
+          <w:b w:val="0"/>
+        </w:rPr>
+        <w:t xml:space="preserve">Remember → watch and explain → try with help → investigate → try independently → keep project </w:t>
+      </w:r>
+      <w:r>
+        <w:rPr>
+          <w:b/>
+        </w:rPr>
+        <w:t>evidence</w:t>
+      </w:r>
+      <w:r>
+        <w:rPr>
+          <w:b w:val="0"/>
+        </w:rPr>
+        <w:t>. Your teacher may spread this lesson across several classes.</w:t>
+      </w:r>
+    </w:p>
+    <w:p>
+      <w:pPr>
+        <w:spacing w:line="336" w:lineRule="auto" w:after="180"/>
+      </w:pPr>
+      <w:r>
+        <w:rPr>
+          <w:b w:val="0"/>
+        </w:rPr>
+        <w:t xml:space="preserve">Keep your first </w:t>
+      </w:r>
+      <w:r>
+        <w:rPr>
+          <w:b/>
+        </w:rPr>
+        <w:t>prediction</w:t>
+      </w:r>
+      <w:r>
+        <w:rPr>
+          <w:b w:val="0"/>
+        </w:rPr>
+        <w:t xml:space="preserve">. Compare it with what the </w:t>
+      </w:r>
+      <w:r>
+        <w:rPr>
+          <w:b/>
+        </w:rPr>
+        <w:t>evidence</w:t>
+      </w:r>
+      <w:r>
+        <w:rPr>
+          <w:b w:val="0"/>
+        </w:rPr>
+        <w:t xml:space="preserve"> shows and explain any change.</w:t>
       </w:r>
     </w:p>
     <w:p>
@@ -2332,6 +3918,17 @@
     </w:p>
     <w:p>
       <w:r>
+        <w:t>Explain Representing inputs as vectors without notes, identify a remaining question and plan a later check with a changed case.</w:t>
+      </w:r>
+    </w:p>
+    <w:p>
+      <w:pPr>
+        <w:spacing w:line="336" w:lineRule="auto" w:after="180"/>
+      </w:pPr>
+      <w:r>
+        <w:rPr>
+          <w:b w:val="0"/>
+        </w:rPr>
         <w:t>Close your notes. Explain this goal in your own words: Encode a record using a fixed feature order and units</w:t>
       </w:r>
     </w:p>
@@ -2369,13 +3966,61 @@
       </w:r>
     </w:p>
     <w:p>
-      <w:r>
-        <w:t>If you are unsure, return to the worked picture and explain one arrow. If you are ready, change an input or assumption and justify your prediction.</w:t>
-      </w:r>
-    </w:p>
-    <w:p>
-      <w:r>
-        <w:t>Save your workbook evidence. At the next review, try a different case before opening your old answer.</w:t>
+      <w:pPr>
+        <w:spacing w:line="336" w:lineRule="auto" w:after="180"/>
+      </w:pPr>
+      <w:r>
+        <w:rPr>
+          <w:b w:val="0"/>
+        </w:rPr>
+        <w:t xml:space="preserve">If you are unsure, return to the worked picture and explain one arrow. If you are ready, change an </w:t>
+      </w:r>
+      <w:r>
+        <w:rPr>
+          <w:b/>
+        </w:rPr>
+        <w:t>input</w:t>
+      </w:r>
+      <w:r>
+        <w:rPr>
+          <w:b w:val="0"/>
+        </w:rPr>
+        <w:t xml:space="preserve"> or assumption and justify your </w:t>
+      </w:r>
+      <w:r>
+        <w:rPr>
+          <w:b/>
+        </w:rPr>
+        <w:t>prediction</w:t>
+      </w:r>
+      <w:r>
+        <w:rPr>
+          <w:b w:val="0"/>
+        </w:rPr>
+        <w:t>.</w:t>
+      </w:r>
+    </w:p>
+    <w:p>
+      <w:pPr>
+        <w:spacing w:line="336" w:lineRule="auto" w:after="180"/>
+      </w:pPr>
+      <w:r>
+        <w:rPr>
+          <w:b w:val="0"/>
+        </w:rPr>
+        <w:t xml:space="preserve">Save your workbook </w:t>
+      </w:r>
+      <w:r>
+        <w:rPr>
+          <w:b/>
+        </w:rPr>
+        <w:t>evidence</w:t>
+      </w:r>
+      <w:r>
+        <w:rPr>
+          <w:b w:val="0"/>
+        </w:rPr>
+        <w:t>. At the next review, try a different case before opening your old answer.</w:t>
       </w:r>
     </w:p>
     <w:p>
@@ -2388,12 +4033,41 @@
     </w:p>
     <w:p>
       <w:r>
+        <w:t>Attempt supported questions before using hints or feedback. Review a missing building block, then keep the completed work.</w:t>
+      </w:r>
+    </w:p>
+    <w:p>
+      <w:pPr>
+        <w:spacing w:line="336" w:lineRule="auto" w:after="180"/>
+      </w:pPr>
+      <w:r>
+        <w:rPr>
+          <w:b w:val="0"/>
+        </w:rPr>
         <w:t>Use this supported practice once, in the browser or on paper. Keep the reserved independent assessment for a separate first attempt before teacher feedback.</w:t>
       </w:r>
     </w:p>
     <w:p>
-      <w:r>
-        <w:t>Encode the same pixel measurements in a fixed vector order.</w:t>
+      <w:pPr>
+        <w:spacing w:line="336" w:lineRule="auto" w:after="180"/>
+      </w:pPr>
+      <w:r>
+        <w:rPr>
+          <w:b w:val="0"/>
+        </w:rPr>
+        <w:t xml:space="preserve">Encode the same pixel measurements in a fixed </w:t>
+      </w:r>
+      <w:r>
+        <w:rPr>
+          <w:b/>
+        </w:rPr>
+        <w:t>vector</w:t>
+      </w:r>
+      <w:r>
+        <w:rPr>
+          <w:b w:val="0"/>
+        </w:rPr>
+        <w:t xml:space="preserve"> order.</w:t>
       </w:r>
     </w:p>
     <w:p>
@@ -2405,22 +4079,73 @@
       </w:r>
     </w:p>
     <w:p>
-      <w:r>
-        <w:t>Which labelled step matches this detail? Use the same order when training and predicting; record missing measurements rather than guessing.</w:t>
-      </w:r>
-    </w:p>
-    <w:p>
-      <w:r>
+      <w:pPr>
+        <w:spacing w:line="336" w:lineRule="auto" w:after="180"/>
+      </w:pPr>
+      <w:r>
+        <w:rPr>
+          <w:b w:val="0"/>
+        </w:rPr>
+        <w:t xml:space="preserve">Which labelled step matches this detail? Use the same order when </w:t>
+      </w:r>
+      <w:r>
+        <w:rPr>
+          <w:b/>
+        </w:rPr>
+        <w:t>training</w:t>
+      </w:r>
+      <w:r>
+        <w:rPr>
+          <w:b w:val="0"/>
+        </w:rPr>
+        <w:t xml:space="preserve"> and predicting; record missing measurements rather than guessing.</w:t>
+      </w:r>
+    </w:p>
+    <w:p>
+      <w:pPr>
+        <w:spacing w:line="336" w:lineRule="auto" w:after="180"/>
+        <w:shd w:fill="F4F9FC"/>
+      </w:pPr>
+      <w:r>
+        <w:rPr>
+          <w:b w:val="0"/>
+        </w:rPr>
         <w:t>1. Declare coordinate order</w:t>
       </w:r>
     </w:p>
     <w:p>
-      <w:r>
-        <w:t>2. Check input contract</w:t>
-      </w:r>
-    </w:p>
-    <w:p>
-      <w:r>
+      <w:pPr>
+        <w:spacing w:line="336" w:lineRule="auto" w:after="180"/>
+        <w:shd w:fill="F4F9FC"/>
+      </w:pPr>
+      <w:r>
+        <w:rPr>
+          <w:b w:val="0"/>
+        </w:rPr>
+        <w:t xml:space="preserve">2. Check </w:t>
+      </w:r>
+      <w:r>
+        <w:rPr>
+          <w:b/>
+        </w:rPr>
+        <w:t>input</w:t>
+      </w:r>
+      <w:r>
+        <w:rPr>
+          <w:b w:val="0"/>
+        </w:rPr>
+        <w:t xml:space="preserve"> contract</w:t>
+      </w:r>
+    </w:p>
+    <w:p>
+      <w:pPr>
+        <w:spacing w:line="336" w:lineRule="auto" w:after="180"/>
+        <w:shd w:fill="F4F9FC"/>
+      </w:pPr>
+      <w:r>
+        <w:rPr>
+          <w:b w:val="0"/>
+        </w:rPr>
         <w:t>3. Encode both images</w:t>
       </w:r>
     </w:p>
@@ -2458,48 +4183,246 @@
       </w:r>
     </w:p>
     <w:p>
-      <w:r>
+      <w:pPr>
+        <w:pStyle w:val="Heading3"/>
+      </w:pPr>
+      <w:r>
+        <w:t>Hint · try first</w:t>
+      </w:r>
+    </w:p>
+    <w:p>
+      <w:pPr>
+        <w:spacing w:line="336" w:lineRule="auto" w:after="180"/>
+        <w:shd w:fill="F1F6F8"/>
+      </w:pPr>
+      <w:r>
+        <w:rPr>
+          <w:b w:val="0"/>
+        </w:rPr>
         <w:t>Hint if needed: Read the steps in the pictorial case. Match the supplied detail to the stage that performs or records it.</w:t>
       </w:r>
     </w:p>
     <w:p>
-      <w:r>
-        <w:t>After your attempt, compare with the supported explanation: Check input contract Use the same order when training and predicting; record missing measurements rather than guessing. A vector is an ordered list, so the position of a number carries meaning. Here the first number always means left brightness. Adding the two measurements keeps total brightness but discards which side is brighter. A network receives the representation we give it; it cannot recover a lost distinction just because it has more layers.</w:t>
-      </w:r>
-    </w:p>
-    <w:p>
       <w:pPr>
         <w:pStyle w:val="Heading3"/>
       </w:pPr>
       <w:r>
+        <w:t>Feedback · compare after trying</w:t>
+      </w:r>
+    </w:p>
+    <w:p>
+      <w:pPr>
+        <w:spacing w:line="336" w:lineRule="auto" w:after="180"/>
+        <w:shd w:fill="F1F6FC"/>
+      </w:pPr>
+      <w:r>
+        <w:rPr>
+          <w:b w:val="0"/>
+        </w:rPr>
+        <w:t xml:space="preserve">After your attempt, compare with the supported explanation: Check </w:t>
+      </w:r>
+      <w:r>
+        <w:rPr>
+          <w:b/>
+        </w:rPr>
+        <w:t>input</w:t>
+      </w:r>
+      <w:r>
+        <w:rPr>
+          <w:b w:val="0"/>
+        </w:rPr>
+        <w:t xml:space="preserve"> contract Use the same order when </w:t>
+      </w:r>
+      <w:r>
+        <w:rPr>
+          <w:b/>
+        </w:rPr>
+        <w:t>training</w:t>
+      </w:r>
+      <w:r>
+        <w:rPr>
+          <w:b w:val="0"/>
+        </w:rPr>
+        <w:t xml:space="preserve"> and predicting; record missing measurements rather than guessing.</w:t>
+      </w:r>
+    </w:p>
+    <w:p>
+      <w:pPr>
+        <w:spacing w:line="336" w:lineRule="auto" w:after="180"/>
+        <w:shd w:fill="F1F6FC"/>
+      </w:pPr>
+      <w:r>
+        <w:rPr>
+          <w:b w:val="0"/>
+        </w:rPr>
+        <w:t xml:space="preserve">A </w:t>
+      </w:r>
+      <w:r>
+        <w:rPr>
+          <w:b/>
+        </w:rPr>
+        <w:t>vector</w:t>
+      </w:r>
+      <w:r>
+        <w:rPr>
+          <w:b w:val="0"/>
+        </w:rPr>
+        <w:t xml:space="preserve"> is an ordered list, so the position of a number carries meaning. Here the first number always means left brightness. Adding the two measurements keeps total brightness but discards which side is brighter.</w:t>
+      </w:r>
+    </w:p>
+    <w:p>
+      <w:pPr>
+        <w:spacing w:line="336" w:lineRule="auto" w:after="180"/>
+        <w:shd w:fill="F1F6FC"/>
+      </w:pPr>
+      <w:r>
+        <w:rPr>
+          <w:b w:val="0"/>
+        </w:rPr>
+        <w:t>A network receives the representation we give it; it cannot recover a lost distinction just because it has more layers.</w:t>
+      </w:r>
+    </w:p>
+    <w:p>
+      <w:pPr>
+        <w:pStyle w:val="Heading3"/>
+      </w:pPr>
+      <w:r>
         <w:t>Practice 2: explain the deciding evidence</w:t>
       </w:r>
     </w:p>
     <w:p>
-      <w:r>
-        <w:t>Changed-case practice: Swap only A’s vector order before prediction. Which conclusion is supported by the supplied facts?</w:t>
-      </w:r>
-    </w:p>
-    <w:p>
-      <w:r>
-        <w:t>1. The encoded input becomes [7, 2], numerically identical to B’s original input.</w:t>
-      </w:r>
-    </w:p>
-    <w:p>
-      <w:r>
-        <w:t>2. We can decide the result without examining the changed input or the procedure.</w:t>
-      </w:r>
-    </w:p>
-    <w:p>
-      <w:r>
-        <w:t>3. This one example guarantees correct results for every future input.</w:t>
-      </w:r>
-    </w:p>
-    <w:p>
       <w:pPr>
         <w:pStyle w:val="Heading3"/>
       </w:pPr>
       <w:r>
+        <w:t>Changed case · predict first</w:t>
+      </w:r>
+    </w:p>
+    <w:p>
+      <w:pPr>
+        <w:spacing w:line="336" w:lineRule="auto" w:after="180"/>
+        <w:shd w:fill="F5F1FB"/>
+      </w:pPr>
+      <w:r>
+        <w:rPr>
+          <w:b w:val="0"/>
+        </w:rPr>
+        <w:t xml:space="preserve">Changed-case practice: Swap only A’s </w:t>
+      </w:r>
+      <w:r>
+        <w:rPr>
+          <w:b/>
+        </w:rPr>
+        <w:t>vector</w:t>
+      </w:r>
+      <w:r>
+        <w:rPr>
+          <w:b w:val="0"/>
+        </w:rPr>
+        <w:t xml:space="preserve"> order before </w:t>
+      </w:r>
+      <w:r>
+        <w:rPr>
+          <w:b/>
+        </w:rPr>
+        <w:t>prediction</w:t>
+      </w:r>
+      <w:r>
+        <w:rPr>
+          <w:b w:val="0"/>
+        </w:rPr>
+        <w:t>. Which conclusion is supported by the supplied facts?</w:t>
+      </w:r>
+    </w:p>
+    <w:p>
+      <w:pPr>
+        <w:spacing w:line="336" w:lineRule="auto" w:after="180"/>
+        <w:shd w:fill="F4F9FC"/>
+      </w:pPr>
+      <w:r>
+        <w:rPr>
+          <w:b w:val="0"/>
+        </w:rPr>
+        <w:t xml:space="preserve">1. The encoded </w:t>
+      </w:r>
+      <w:r>
+        <w:rPr>
+          <w:b/>
+        </w:rPr>
+        <w:t>input</w:t>
+      </w:r>
+      <w:r>
+        <w:rPr>
+          <w:b w:val="0"/>
+        </w:rPr>
+        <w:t xml:space="preserve"> becomes [7, 2], numerically identical to B’s original </w:t>
+      </w:r>
+      <w:r>
+        <w:rPr>
+          <w:b/>
+        </w:rPr>
+        <w:t>input</w:t>
+      </w:r>
+      <w:r>
+        <w:rPr>
+          <w:b w:val="0"/>
+        </w:rPr>
+        <w:t>.</w:t>
+      </w:r>
+    </w:p>
+    <w:p>
+      <w:pPr>
+        <w:spacing w:line="336" w:lineRule="auto" w:after="180"/>
+        <w:shd w:fill="F4F9FC"/>
+      </w:pPr>
+      <w:r>
+        <w:rPr>
+          <w:b w:val="0"/>
+        </w:rPr>
+        <w:t xml:space="preserve">2. We can decide the result without examining the changed </w:t>
+      </w:r>
+      <w:r>
+        <w:rPr>
+          <w:b/>
+        </w:rPr>
+        <w:t>input</w:t>
+      </w:r>
+      <w:r>
+        <w:rPr>
+          <w:b w:val="0"/>
+        </w:rPr>
+        <w:t xml:space="preserve"> or the procedure.</w:t>
+      </w:r>
+    </w:p>
+    <w:p>
+      <w:pPr>
+        <w:spacing w:line="336" w:lineRule="auto" w:after="180"/>
+        <w:shd w:fill="F4F9FC"/>
+      </w:pPr>
+      <w:r>
+        <w:rPr>
+          <w:b w:val="0"/>
+        </w:rPr>
+        <w:t xml:space="preserve">3. This one example guarantees correct results for every future </w:t>
+      </w:r>
+      <w:r>
+        <w:rPr>
+          <w:b/>
+        </w:rPr>
+        <w:t>input</w:t>
+      </w:r>
+      <w:r>
+        <w:rPr>
+          <w:b w:val="0"/>
+        </w:rPr>
+        <w:t>.</w:t>
+      </w:r>
+    </w:p>
+    <w:p>
+      <w:pPr>
+        <w:pStyle w:val="Heading3"/>
+      </w:pPr>
+      <w:r>
         <w:t>My selected conclusion, deciding fact and explanation</w:t>
       </w:r>
     </w:p>
@@ -2529,26 +4452,121 @@
       </w:r>
     </w:p>
     <w:p>
-      <w:r>
+      <w:pPr>
+        <w:pStyle w:val="Heading3"/>
+      </w:pPr>
+      <w:r>
+        <w:t>Hint · try first</w:t>
+      </w:r>
+    </w:p>
+    <w:p>
+      <w:pPr>
+        <w:spacing w:line="336" w:lineRule="auto" w:after="180"/>
+        <w:shd w:fill="F1F6F8"/>
+      </w:pPr>
+      <w:r>
+        <w:rPr>
+          <w:b w:val="0"/>
+        </w:rPr>
         <w:t>Hint if needed: Use the changed condition and the deciding step in the pictorial trace. The answer must say what follows from those facts.</w:t>
       </w:r>
     </w:p>
     <w:p>
-      <w:r>
-        <w:t>After your attempt, compare with the supported explanation: The encoded input becomes [7, 2], numerically identical to B’s original input. Changing coordinate order changes feature meaning even if the numbers are unchanged.</w:t>
-      </w:r>
-    </w:p>
-    <w:p>
       <w:pPr>
         <w:pStyle w:val="Heading3"/>
       </w:pPr>
       <w:r>
+        <w:t>Feedback · compare after trying</w:t>
+      </w:r>
+    </w:p>
+    <w:p>
+      <w:pPr>
+        <w:spacing w:line="336" w:lineRule="auto" w:after="180"/>
+        <w:shd w:fill="F1F6FC"/>
+      </w:pPr>
+      <w:r>
+        <w:rPr>
+          <w:b w:val="0"/>
+        </w:rPr>
+        <w:t xml:space="preserve">After your attempt, compare with the supported explanation: The encoded </w:t>
+      </w:r>
+      <w:r>
+        <w:rPr>
+          <w:b/>
+        </w:rPr>
+        <w:t>input</w:t>
+      </w:r>
+      <w:r>
+        <w:rPr>
+          <w:b w:val="0"/>
+        </w:rPr>
+        <w:t xml:space="preserve"> becomes [7, 2], numerically identical to B’s original </w:t>
+      </w:r>
+      <w:r>
+        <w:rPr>
+          <w:b/>
+        </w:rPr>
+        <w:t>input</w:t>
+      </w:r>
+      <w:r>
+        <w:rPr>
+          <w:b w:val="0"/>
+        </w:rPr>
+        <w:t>. Changing coordinate order changes feature meaning even if the numbers are unchanged.</w:t>
+      </w:r>
+    </w:p>
+    <w:p>
+      <w:pPr>
+        <w:pStyle w:val="Heading3"/>
+      </w:pPr>
+      <w:r>
         <w:t>Repair a missing building block</w:t>
       </w:r>
     </w:p>
     <w:p>
-      <w:r>
-        <w:t>Review ML Builder Expo (ai-4/36). Goal: Defend the project using traceable evidence. Short practice: Which three supporting items should be visible at the expo? Point to the relevant step in the picture, then write the changed result and the rule or evidence that supports it.. Return to this week and explain what you changed.</w:t>
+      <w:pPr>
+        <w:spacing w:line="336" w:lineRule="auto" w:after="180"/>
+      </w:pPr>
+      <w:r>
+        <w:rPr>
+          <w:b w:val="0"/>
+        </w:rPr>
+        <w:t xml:space="preserve">Review ML Builder Expo (ai-4/36). Goal: Defend the project using traceable </w:t>
+      </w:r>
+      <w:r>
+        <w:rPr>
+          <w:b/>
+        </w:rPr>
+        <w:t>evidence</w:t>
+      </w:r>
+      <w:r>
+        <w:rPr>
+          <w:b w:val="0"/>
+        </w:rPr>
+        <w:t>. Short practice: Which three supporting items should be visible at the expo?</w:t>
+      </w:r>
+    </w:p>
+    <w:p>
+      <w:pPr>
+        <w:spacing w:line="336" w:lineRule="auto" w:after="180"/>
+      </w:pPr>
+      <w:r>
+        <w:rPr>
+          <w:b w:val="0"/>
+        </w:rPr>
+        <w:t xml:space="preserve">Point to the relevant step in the picture, then write the changed result and the rule or </w:t>
+      </w:r>
+      <w:r>
+        <w:rPr>
+          <w:b/>
+        </w:rPr>
+        <w:t>evidence</w:t>
+      </w:r>
+      <w:r>
+        <w:rPr>
+          <w:b w:val="0"/>
+        </w:rPr>
+        <w:t xml:space="preserve"> that supports it.. Return to this week and explain what you changed.</w:t>
       </w:r>
     </w:p>
     <w:p>
@@ -2560,8 +4578,61 @@
       </w:r>
     </w:p>
     <w:p>
-      <w:r>
-        <w:t>The browser lab lets you edit the supported Python examples already included in this lesson. Predict first, run, inspect the actual output or error, change one input, then run again. Keep code, predictions, actual results and a reasoned revision together. On paper, label your result as a trace rather than an execution.</w:t>
+      <w:pPr>
+        <w:spacing w:line="336" w:lineRule="auto" w:after="180"/>
+      </w:pPr>
+      <w:r>
+        <w:rPr>
+          <w:b w:val="0"/>
+        </w:rPr>
+        <w:t xml:space="preserve">The browser lab lets you edit the supported Python examples already included in this lesson. Predict first, run, inspect the actual </w:t>
+      </w:r>
+      <w:r>
+        <w:rPr>
+          <w:b/>
+        </w:rPr>
+        <w:t>output</w:t>
+      </w:r>
+      <w:r>
+        <w:rPr>
+          <w:b w:val="0"/>
+        </w:rPr>
+        <w:t xml:space="preserve"> or error, change one </w:t>
+      </w:r>
+      <w:r>
+        <w:rPr>
+          <w:b/>
+        </w:rPr>
+        <w:t>input</w:t>
+      </w:r>
+      <w:r>
+        <w:rPr>
+          <w:b w:val="0"/>
+        </w:rPr>
+        <w:t>, then run again.</w:t>
+      </w:r>
+    </w:p>
+    <w:p>
+      <w:pPr>
+        <w:spacing w:line="336" w:lineRule="auto" w:after="180"/>
+      </w:pPr>
+      <w:r>
+        <w:rPr>
+          <w:b w:val="0"/>
+        </w:rPr>
+        <w:t xml:space="preserve">Keep code, </w:t>
+      </w:r>
+      <w:r>
+        <w:rPr>
+          <w:b/>
+        </w:rPr>
+        <w:t>prediction</w:t>
+      </w:r>
+      <w:r>
+        <w:rPr>
+          <w:b w:val="0"/>
+        </w:rPr>
+        <w:t>s, actual results and a reasoned revision together. On paper, label your result as a trace rather than an execution.</w:t>
       </w:r>
     </w:p>
     <w:p>
@@ -2573,8 +4644,805 @@
       </w:r>
     </w:p>
     <w:p>
-      <w:r>
-        <w:t>Use Download completed work in the hosted lesson to export your answers, reflections, practice feedback and code-run evidence. Open the HTML copy to read or print it. Drafts stay in this browser when storage is available; clear drafts on a shared device.</w:t>
+      <w:pPr>
+        <w:spacing w:line="336" w:lineRule="auto" w:after="180"/>
+      </w:pPr>
+      <w:r>
+        <w:rPr>
+          <w:b w:val="0"/>
+        </w:rPr>
+        <w:t xml:space="preserve">Use Download completed work in the hosted lesson to export your answers, reflections, practice feedback and code-run </w:t>
+      </w:r>
+      <w:r>
+        <w:rPr>
+          <w:b/>
+        </w:rPr>
+        <w:t>evidence</w:t>
+      </w:r>
+      <w:r>
+        <w:rPr>
+          <w:b w:val="0"/>
+        </w:rPr>
+        <w:t>. Open the HTML copy to read or print it.</w:t>
+      </w:r>
+    </w:p>
+    <w:p>
+      <w:pPr>
+        <w:spacing w:line="336" w:lineRule="auto" w:after="180"/>
+      </w:pPr>
+      <w:r>
+        <w:rPr>
+          <w:b w:val="0"/>
+        </w:rPr>
+        <w:t>Drafts stay in this browser when storage is available; clear drafts on a shared device.</w:t>
+      </w:r>
+    </w:p>
+    <w:p>
+      <w:pPr>
+        <w:pStyle w:val="Heading1"/>
+      </w:pPr>
+      <w:r>
+        <w:t>18. Visual concept journey</w:t>
+      </w:r>
+    </w:p>
+    <w:p>
+      <w:r>
+        <w:t>Explain each Representing inputs as vectors graphic using its labels, deciding evidence and relevant limitation.</w:t>
+      </w:r>
+    </w:p>
+    <w:p>
+      <w:pPr>
+        <w:pStyle w:val="Heading3"/>
+      </w:pPr>
+      <w:r>
+        <w:t>01. Representing inputs as vectors: the case</w:t>
+      </w:r>
+    </w:p>
+    <w:p>
+      <w:r>
+        <w:drawing>
+          <wp:inline xmlns:a="http://schemas.openxmlformats.org/drawingml/2006/main" xmlns:pic="http://schemas.openxmlformats.org/drawingml/2006/picture">
+            <wp:extent cx="5486400" cy="3142488"/>
+            <wp:docPr id="2" name="Picture 2" descr="Encode the same pixel measurements in a fixed vector order. Supplied facts: Toy image features are [left_brightness, right_brightness], each = 0..10. ImageA has left2, right7; imageB has left7, right2. All inputs and outcomes in this worked example are invented classroom data; no real model run is claimed."/>
+            <wp:cNvGraphicFramePr>
+              <a:graphicFrameLocks noChangeAspect="1"/>
+            </wp:cNvGraphicFramePr>
+            <a:graphic>
+              <a:graphicData uri="http://schemas.openxmlformats.org/drawingml/2006/picture">
+                <pic:pic>
+                  <pic:nvPicPr>
+                    <pic:cNvPr id="0" name="academy-story-ai-5-1-01.png"/>
+                    <pic:cNvPicPr/>
+                  </pic:nvPicPr>
+                  <pic:blipFill>
+                    <a:blip r:embed="rId10"/>
+                    <a:stretch>
+                      <a:fillRect/>
+                    </a:stretch>
+                  </pic:blipFill>
+                  <pic:spPr>
+                    <a:xfrm>
+                      <a:off x="0" y="0"/>
+                      <a:ext cx="5486400" cy="3142488"/>
+                    </a:xfrm>
+                    <a:prstGeom prst="rect"/>
+                  </pic:spPr>
+                </pic:pic>
+              </a:graphicData>
+            </a:graphic>
+          </wp:inline>
+        </w:drawing>
+      </w:r>
+    </w:p>
+    <w:p>
+      <w:pPr>
+        <w:spacing w:line="336" w:lineRule="auto" w:after="180"/>
+      </w:pPr>
+      <w:r>
+        <w:rPr>
+          <w:b w:val="0"/>
+        </w:rPr>
+        <w:t xml:space="preserve">Encode the same pixel measurements in a fixed </w:t>
+      </w:r>
+      <w:r>
+        <w:rPr>
+          <w:b/>
+        </w:rPr>
+        <w:t>vector</w:t>
+      </w:r>
+      <w:r>
+        <w:rPr>
+          <w:b w:val="0"/>
+        </w:rPr>
+        <w:t xml:space="preserve"> order. Supplied facts: Toy image features are [left_brightness, right_brightness], each = 0..10. ImageA has left2, right7; imageB has left7, right2.</w:t>
+      </w:r>
+    </w:p>
+    <w:p>
+      <w:pPr>
+        <w:spacing w:line="336" w:lineRule="auto" w:after="180"/>
+      </w:pPr>
+      <w:r>
+        <w:rPr>
+          <w:b w:val="0"/>
+        </w:rPr>
+        <w:t xml:space="preserve">All </w:t>
+      </w:r>
+      <w:r>
+        <w:rPr>
+          <w:b/>
+        </w:rPr>
+        <w:t>input</w:t>
+      </w:r>
+      <w:r>
+        <w:rPr>
+          <w:b w:val="0"/>
+        </w:rPr>
+        <w:t>s and outcomes in this worked example are invented classroom data; no real model run is claimed.</w:t>
+      </w:r>
+    </w:p>
+    <w:p>
+      <w:pPr>
+        <w:spacing w:line="336" w:lineRule="auto" w:after="180"/>
+        <w:shd w:fill="F5F1FB"/>
+      </w:pPr>
+      <w:r>
+        <w:rPr>
+          <w:b w:val="0"/>
+        </w:rPr>
+        <w:t>Point to the given fact that matters most. Explain why it matters.</w:t>
+      </w:r>
+    </w:p>
+    <w:p>
+      <w:pPr>
+        <w:pStyle w:val="Heading3"/>
+      </w:pPr>
+      <w:r>
+        <w:t>02. Follow the deciding steps</w:t>
+      </w:r>
+    </w:p>
+    <w:p>
+      <w:r>
+        <w:drawing>
+          <wp:inline xmlns:a="http://schemas.openxmlformats.org/drawingml/2006/main" xmlns:pic="http://schemas.openxmlformats.org/drawingml/2006/picture">
+            <wp:extent cx="5486400" cy="3493008"/>
+            <wp:docPr id="3" name="Picture 3" descr="Declare coordinate order: Coordinate0 is left brightness; coordinate1 is right brightness. → Encode both images: A becomes [2, 7]; B becomes [7, 2]. Their sums match but their spatial patterns differ. → Check input contract: Use the same order when training and predicting; record missing measurements rather than guessing."/>
+            <wp:cNvGraphicFramePr>
+              <a:graphicFrameLocks noChangeAspect="1"/>
+            </wp:cNvGraphicFramePr>
+            <a:graphic>
+              <a:graphicData uri="http://schemas.openxmlformats.org/drawingml/2006/picture">
+                <pic:pic>
+                  <pic:nvPicPr>
+                    <pic:cNvPr id="0" name="academy-story-ai-5-1-02.png"/>
+                    <pic:cNvPicPr/>
+                  </pic:nvPicPr>
+                  <pic:blipFill>
+                    <a:blip r:embed="rId11"/>
+                    <a:stretch>
+                      <a:fillRect/>
+                    </a:stretch>
+                  </pic:blipFill>
+                  <pic:spPr>
+                    <a:xfrm>
+                      <a:off x="0" y="0"/>
+                      <a:ext cx="5486400" cy="3493008"/>
+                    </a:xfrm>
+                    <a:prstGeom prst="rect"/>
+                  </pic:spPr>
+                </pic:pic>
+              </a:graphicData>
+            </a:graphic>
+          </wp:inline>
+        </w:drawing>
+      </w:r>
+    </w:p>
+    <w:p>
+      <w:pPr>
+        <w:spacing w:line="336" w:lineRule="auto" w:after="180"/>
+      </w:pPr>
+      <w:r>
+        <w:rPr>
+          <w:b w:val="0"/>
+        </w:rPr>
+        <w:t>Declare coordinate order: Coordinate0 is left brightness; coordinate1 is right brightness. → Encode both images: A becomes [2, 7]; B becomes [7, 2].</w:t>
+      </w:r>
+    </w:p>
+    <w:p>
+      <w:pPr>
+        <w:spacing w:line="336" w:lineRule="auto" w:after="180"/>
+      </w:pPr>
+      <w:r>
+        <w:rPr>
+          <w:b w:val="0"/>
+        </w:rPr>
+        <w:t xml:space="preserve">Their sums match but their spatial patterns differ. → Check </w:t>
+      </w:r>
+      <w:r>
+        <w:rPr>
+          <w:b/>
+        </w:rPr>
+        <w:t>input</w:t>
+      </w:r>
+      <w:r>
+        <w:rPr>
+          <w:b w:val="0"/>
+        </w:rPr>
+        <w:t xml:space="preserve"> contract: Use the same order when </w:t>
+      </w:r>
+      <w:r>
+        <w:rPr>
+          <w:b/>
+        </w:rPr>
+        <w:t>training</w:t>
+      </w:r>
+      <w:r>
+        <w:rPr>
+          <w:b w:val="0"/>
+        </w:rPr>
+        <w:t xml:space="preserve"> and predicting; record missing measurements rather than guessing.</w:t>
+      </w:r>
+    </w:p>
+    <w:p>
+      <w:pPr>
+        <w:spacing w:line="336" w:lineRule="auto" w:after="180"/>
+        <w:shd w:fill="F5F1FB"/>
+      </w:pPr>
+      <w:r>
+        <w:rPr>
+          <w:b w:val="0"/>
+        </w:rPr>
+        <w:t xml:space="preserve">Point to each numbered stage and explain which recorded </w:t>
+      </w:r>
+      <w:r>
+        <w:rPr>
+          <w:b/>
+        </w:rPr>
+        <w:t>input</w:t>
+      </w:r>
+      <w:r>
+        <w:rPr>
+          <w:b w:val="0"/>
+        </w:rPr>
+        <w:t xml:space="preserve"> it uses.</w:t>
+      </w:r>
+    </w:p>
+    <w:p>
+      <w:pPr>
+        <w:pStyle w:val="Heading3"/>
+      </w:pPr>
+      <w:r>
+        <w:t>03. An input vector keeps an agreed order</w:t>
+      </w:r>
+    </w:p>
+    <w:p>
+      <w:r>
+        <w:drawing>
+          <wp:inline xmlns:a="http://schemas.openxmlformats.org/drawingml/2006/main" xmlns:pic="http://schemas.openxmlformats.org/drawingml/2006/picture">
+            <wp:extent cx="5486400" cy="2834640"/>
+            <wp:docPr id="4" name="Picture 4" descr="An input vector keeps an agreed order. D width 50 mm | Divide width by 10 | First component 5. D height 30 mm | Divide height by 10 | Second component 3. Schema width then height | Keep named positions | Vector [5, 3] in cm"/>
+            <wp:cNvGraphicFramePr>
+              <a:graphicFrameLocks noChangeAspect="1"/>
+            </wp:cNvGraphicFramePr>
+            <a:graphic>
+              <a:graphicData uri="http://schemas.openxmlformats.org/drawingml/2006/picture">
+                <pic:pic>
+                  <pic:nvPicPr>
+                    <pic:cNvPr id="0" name="academy-story-ai-5-1-03.png"/>
+                    <pic:cNvPicPr/>
+                  </pic:nvPicPr>
+                  <pic:blipFill>
+                    <a:blip r:embed="rId12"/>
+                    <a:stretch>
+                      <a:fillRect/>
+                    </a:stretch>
+                  </pic:blipFill>
+                  <pic:spPr>
+                    <a:xfrm>
+                      <a:off x="0" y="0"/>
+                      <a:ext cx="5486400" cy="2834640"/>
+                    </a:xfrm>
+                    <a:prstGeom prst="rect"/>
+                  </pic:spPr>
+                </pic:pic>
+              </a:graphicData>
+            </a:graphic>
+          </wp:inline>
+        </w:drawing>
+      </w:r>
+    </w:p>
+    <w:p>
+      <w:pPr>
+        <w:spacing w:line="336" w:lineRule="auto" w:after="180"/>
+      </w:pPr>
+      <w:r>
+        <w:rPr>
+          <w:b w:val="0"/>
+        </w:rPr>
+        <w:t xml:space="preserve">An </w:t>
+      </w:r>
+      <w:r>
+        <w:rPr>
+          <w:b/>
+        </w:rPr>
+        <w:t>input</w:t>
+      </w:r>
+      <w:r>
+        <w:rPr>
+          <w:b w:val="0"/>
+        </w:rPr>
+        <w:t xml:space="preserve"> </w:t>
+      </w:r>
+      <w:r>
+        <w:rPr>
+          <w:b/>
+        </w:rPr>
+        <w:t>vector</w:t>
+      </w:r>
+      <w:r>
+        <w:rPr>
+          <w:b w:val="0"/>
+        </w:rPr>
+        <w:t xml:space="preserve"> keeps an agreed order. D width 50 mm | Divide width by 10 | First </w:t>
+      </w:r>
+      <w:r>
+        <w:rPr>
+          <w:b/>
+        </w:rPr>
+        <w:t>component</w:t>
+      </w:r>
+      <w:r>
+        <w:rPr>
+          <w:b w:val="0"/>
+        </w:rPr>
+        <w:t xml:space="preserve"> 5. D height 30 mm | Divide height by 10 | Second </w:t>
+      </w:r>
+      <w:r>
+        <w:rPr>
+          <w:b/>
+        </w:rPr>
+        <w:t>component</w:t>
+      </w:r>
+      <w:r>
+        <w:rPr>
+          <w:b w:val="0"/>
+        </w:rPr>
+        <w:t xml:space="preserve"> 3. </w:t>
+      </w:r>
+      <w:r>
+        <w:rPr>
+          <w:b/>
+        </w:rPr>
+        <w:t>Schema</w:t>
+      </w:r>
+      <w:r>
+        <w:rPr>
+          <w:b w:val="0"/>
+        </w:rPr>
+        <w:t xml:space="preserve"> width then height | Keep named positions | </w:t>
+      </w:r>
+      <w:r>
+        <w:rPr>
+          <w:b/>
+        </w:rPr>
+        <w:t>Vector</w:t>
+      </w:r>
+      <w:r>
+        <w:rPr>
+          <w:b w:val="0"/>
+        </w:rPr>
+        <w:t xml:space="preserve"> [5, 3] in cm</w:t>
+      </w:r>
+    </w:p>
+    <w:p>
+      <w:pPr>
+        <w:spacing w:line="336" w:lineRule="auto" w:after="180"/>
+        <w:shd w:fill="F5F1FB"/>
+      </w:pPr>
+      <w:r>
+        <w:rPr>
+          <w:b w:val="0"/>
+        </w:rPr>
+        <w:t>Read the labels and values. Explain the relationship the model shows.</w:t>
+      </w:r>
+    </w:p>
+    <w:p>
+      <w:pPr>
+        <w:pStyle w:val="Heading3"/>
+      </w:pPr>
+      <w:r>
+        <w:t>04. Change one thing. Trace what follows.</w:t>
+      </w:r>
+    </w:p>
+    <w:p>
+      <w:r>
+        <w:drawing>
+          <wp:inline xmlns:a="http://schemas.openxmlformats.org/drawingml/2006/main" xmlns:pic="http://schemas.openxmlformats.org/drawingml/2006/picture">
+            <wp:extent cx="5486400" cy="3041904"/>
+            <wp:docPr id="5" name="Picture 5" descr="Original case: Use the same order when training and predicting; record missing measurements rather than guessing. Changed condition: Swap only A’s vector order before prediction. Expected result: The encoded input becomes [7, 2], numerically identical to B’s original input. Reason: Changing coordinate order changes feature meaning even if the numbers are unchanged."/>
+            <wp:cNvGraphicFramePr>
+              <a:graphicFrameLocks noChangeAspect="1"/>
+            </wp:cNvGraphicFramePr>
+            <a:graphic>
+              <a:graphicData uri="http://schemas.openxmlformats.org/drawingml/2006/picture">
+                <pic:pic>
+                  <pic:nvPicPr>
+                    <pic:cNvPr id="0" name="academy-story-ai-5-1-04.png"/>
+                    <pic:cNvPicPr/>
+                  </pic:nvPicPr>
+                  <pic:blipFill>
+                    <a:blip r:embed="rId13"/>
+                    <a:stretch>
+                      <a:fillRect/>
+                    </a:stretch>
+                  </pic:blipFill>
+                  <pic:spPr>
+                    <a:xfrm>
+                      <a:off x="0" y="0"/>
+                      <a:ext cx="5486400" cy="3041904"/>
+                    </a:xfrm>
+                    <a:prstGeom prst="rect"/>
+                  </pic:spPr>
+                </pic:pic>
+              </a:graphicData>
+            </a:graphic>
+          </wp:inline>
+        </w:drawing>
+      </w:r>
+    </w:p>
+    <w:p>
+      <w:pPr>
+        <w:spacing w:line="336" w:lineRule="auto" w:after="180"/>
+      </w:pPr>
+      <w:r>
+        <w:rPr>
+          <w:b w:val="0"/>
+        </w:rPr>
+        <w:t xml:space="preserve">Original case: Use the same order when </w:t>
+      </w:r>
+      <w:r>
+        <w:rPr>
+          <w:b/>
+        </w:rPr>
+        <w:t>training</w:t>
+      </w:r>
+      <w:r>
+        <w:rPr>
+          <w:b w:val="0"/>
+        </w:rPr>
+        <w:t xml:space="preserve"> and predicting; record missing measurements rather than guessing. Changed condition: Swap only A’s </w:t>
+      </w:r>
+      <w:r>
+        <w:rPr>
+          <w:b/>
+        </w:rPr>
+        <w:t>vector</w:t>
+      </w:r>
+      <w:r>
+        <w:rPr>
+          <w:b w:val="0"/>
+        </w:rPr>
+        <w:t xml:space="preserve"> order before </w:t>
+      </w:r>
+      <w:r>
+        <w:rPr>
+          <w:b/>
+        </w:rPr>
+        <w:t>prediction</w:t>
+      </w:r>
+      <w:r>
+        <w:rPr>
+          <w:b w:val="0"/>
+        </w:rPr>
+        <w:t>.</w:t>
+      </w:r>
+    </w:p>
+    <w:p>
+      <w:pPr>
+        <w:spacing w:line="336" w:lineRule="auto" w:after="180"/>
+      </w:pPr>
+      <w:r>
+        <w:rPr>
+          <w:b w:val="0"/>
+        </w:rPr>
+        <w:t xml:space="preserve">Expected result: The encoded </w:t>
+      </w:r>
+      <w:r>
+        <w:rPr>
+          <w:b/>
+        </w:rPr>
+        <w:t>input</w:t>
+      </w:r>
+      <w:r>
+        <w:rPr>
+          <w:b w:val="0"/>
+        </w:rPr>
+        <w:t xml:space="preserve"> becomes [7, 2], numerically identical to B’s original </w:t>
+      </w:r>
+      <w:r>
+        <w:rPr>
+          <w:b/>
+        </w:rPr>
+        <w:t>input</w:t>
+      </w:r>
+      <w:r>
+        <w:rPr>
+          <w:b w:val="0"/>
+        </w:rPr>
+        <w:t>. Reason: Changing coordinate order changes feature meaning even if the numbers are unchanged.</w:t>
+      </w:r>
+    </w:p>
+    <w:p>
+      <w:pPr>
+        <w:spacing w:line="336" w:lineRule="auto" w:after="180"/>
+        <w:shd w:fill="F5F1FB"/>
+      </w:pPr>
+      <w:r>
+        <w:rPr>
+          <w:b w:val="0"/>
+        </w:rPr>
+        <w:t>Predict before checking the worked changed-case result. Name what changed and what the supplied facts allow you to conclude.</w:t>
+      </w:r>
+    </w:p>
+    <w:p>
+      <w:pPr>
+        <w:pStyle w:val="Heading3"/>
+      </w:pPr>
+      <w:r>
+        <w:t>05. Connect the explanation to its limit</w:t>
+      </w:r>
+    </w:p>
+    <w:p>
+      <w:r>
+        <w:drawing>
+          <wp:inline xmlns:a="http://schemas.openxmlformats.org/drawingml/2006/main" xmlns:pic="http://schemas.openxmlformats.org/drawingml/2006/picture">
+            <wp:extent cx="5486400" cy="2834640"/>
+            <wp:docPr id="6" name="Picture 6" descr="A vector is an ordered list, so the position of a number carries meaning. Here the first number always means left brightness. Adding the two measurements keeps total brightness but discards which side is brighter. A network receives the representation we give it; it cannot recover a lost distinction just because it has more layers. Limit: These two features are simplified measurements, not a complete image representation or evidence of learned vision."/>
+            <wp:cNvGraphicFramePr>
+              <a:graphicFrameLocks noChangeAspect="1"/>
+            </wp:cNvGraphicFramePr>
+            <a:graphic>
+              <a:graphicData uri="http://schemas.openxmlformats.org/drawingml/2006/picture">
+                <pic:pic>
+                  <pic:nvPicPr>
+                    <pic:cNvPr id="0" name="academy-story-ai-5-1-05.png"/>
+                    <pic:cNvPicPr/>
+                  </pic:nvPicPr>
+                  <pic:blipFill>
+                    <a:blip r:embed="rId14"/>
+                    <a:stretch>
+                      <a:fillRect/>
+                    </a:stretch>
+                  </pic:blipFill>
+                  <pic:spPr>
+                    <a:xfrm>
+                      <a:off x="0" y="0"/>
+                      <a:ext cx="5486400" cy="2834640"/>
+                    </a:xfrm>
+                    <a:prstGeom prst="rect"/>
+                  </pic:spPr>
+                </pic:pic>
+              </a:graphicData>
+            </a:graphic>
+          </wp:inline>
+        </w:drawing>
+      </w:r>
+    </w:p>
+    <w:p>
+      <w:pPr>
+        <w:spacing w:line="336" w:lineRule="auto" w:after="180"/>
+      </w:pPr>
+      <w:r>
+        <w:rPr>
+          <w:b w:val="0"/>
+        </w:rPr>
+        <w:t xml:space="preserve">A </w:t>
+      </w:r>
+      <w:r>
+        <w:rPr>
+          <w:b/>
+        </w:rPr>
+        <w:t>vector</w:t>
+      </w:r>
+      <w:r>
+        <w:rPr>
+          <w:b w:val="0"/>
+        </w:rPr>
+        <w:t xml:space="preserve"> is an ordered list, so the position of a number carries meaning. Here the first number always means left brightness. Adding the two measurements keeps total brightness but discards which side is brighter.</w:t>
+      </w:r>
+    </w:p>
+    <w:p>
+      <w:pPr>
+        <w:spacing w:line="336" w:lineRule="auto" w:after="180"/>
+      </w:pPr>
+      <w:r>
+        <w:rPr>
+          <w:b w:val="0"/>
+        </w:rPr>
+        <w:t>A network receives the representation we give it; it cannot recover a lost distinction just because it has more layers.</w:t>
+      </w:r>
+    </w:p>
+    <w:p>
+      <w:pPr>
+        <w:spacing w:line="336" w:lineRule="auto" w:after="180"/>
+      </w:pPr>
+      <w:r>
+        <w:rPr>
+          <w:b w:val="0"/>
+        </w:rPr>
+        <w:t xml:space="preserve">Limit: These two features are simplified measurements, not a complete image representation or </w:t>
+      </w:r>
+      <w:r>
+        <w:rPr>
+          <w:b/>
+        </w:rPr>
+        <w:t>evidence</w:t>
+      </w:r>
+      <w:r>
+        <w:rPr>
+          <w:b w:val="0"/>
+        </w:rPr>
+        <w:t xml:space="preserve"> of learned vision.</w:t>
+      </w:r>
+    </w:p>
+    <w:p>
+      <w:pPr>
+        <w:spacing w:line="336" w:lineRule="auto" w:after="180"/>
+        <w:shd w:fill="F5F1FB"/>
+      </w:pPr>
+      <w:r>
+        <w:rPr>
+          <w:b w:val="0"/>
+        </w:rPr>
+        <w:t>Explain the case, then point to a limit on the claim.</w:t>
+      </w:r>
+    </w:p>
+    <w:p>
+      <w:pPr>
+        <w:pStyle w:val="Heading3"/>
+      </w:pPr>
+      <w:r>
+        <w:t>06. Make the idea visible in your project</w:t>
+      </w:r>
+    </w:p>
+    <w:p>
+      <w:r>
+        <w:drawing>
+          <wp:inline xmlns:a="http://schemas.openxmlformats.org/drawingml/2006/main" xmlns:pic="http://schemas.openxmlformats.org/drawingml/2006/picture">
+            <wp:extent cx="5486400" cy="3681984"/>
+            <wp:docPr id="7" name="Picture 7" descr="For your Image-pattern Network Investigation, save the input, procedure, observed result and limitation of this check. Label this worked example as practice; use a different, previously unreviewed case when checking independent understanding. Draw your input, deciding step, result and limit. Supported question: Why does equal total brightness not make A and B identical inputs? Point to the relevant step in the picture, then write the changed result and the rule or evidence that supports it."/>
+            <wp:cNvGraphicFramePr>
+              <a:graphicFrameLocks noChangeAspect="1"/>
+            </wp:cNvGraphicFramePr>
+            <a:graphic>
+              <a:graphicData uri="http://schemas.openxmlformats.org/drawingml/2006/picture">
+                <pic:pic>
+                  <pic:nvPicPr>
+                    <pic:cNvPr id="0" name="academy-story-ai-5-1-06.png"/>
+                    <pic:cNvPicPr/>
+                  </pic:nvPicPr>
+                  <pic:blipFill>
+                    <a:blip r:embed="rId15"/>
+                    <a:stretch>
+                      <a:fillRect/>
+                    </a:stretch>
+                  </pic:blipFill>
+                  <pic:spPr>
+                    <a:xfrm>
+                      <a:off x="0" y="0"/>
+                      <a:ext cx="5486400" cy="3681984"/>
+                    </a:xfrm>
+                    <a:prstGeom prst="rect"/>
+                  </pic:spPr>
+                </pic:pic>
+              </a:graphicData>
+            </a:graphic>
+          </wp:inline>
+        </w:drawing>
+      </w:r>
+    </w:p>
+    <w:p>
+      <w:pPr>
+        <w:spacing w:line="336" w:lineRule="auto" w:after="180"/>
+      </w:pPr>
+      <w:r>
+        <w:rPr>
+          <w:b w:val="0"/>
+        </w:rPr>
+        <w:t xml:space="preserve">For your Image-pattern Network Investigation, save the </w:t>
+      </w:r>
+      <w:r>
+        <w:rPr>
+          <w:b/>
+        </w:rPr>
+        <w:t>input</w:t>
+      </w:r>
+      <w:r>
+        <w:rPr>
+          <w:b w:val="0"/>
+        </w:rPr>
+        <w:t>, procedure, observed result and limitation of this check.</w:t>
+      </w:r>
+    </w:p>
+    <w:p>
+      <w:pPr>
+        <w:spacing w:line="336" w:lineRule="auto" w:after="180"/>
+      </w:pPr>
+      <w:r>
+        <w:rPr>
+          <w:b w:val="0"/>
+        </w:rPr>
+        <w:t xml:space="preserve">Label this worked example as practice; use a different, previously unreviewed case when checking independent understanding. Draw your </w:t>
+      </w:r>
+      <w:r>
+        <w:rPr>
+          <w:b/>
+        </w:rPr>
+        <w:t>input</w:t>
+      </w:r>
+      <w:r>
+        <w:rPr>
+          <w:b w:val="0"/>
+        </w:rPr>
+        <w:t>, deciding step, result and limit.</w:t>
+      </w:r>
+    </w:p>
+    <w:p>
+      <w:pPr>
+        <w:spacing w:line="336" w:lineRule="auto" w:after="180"/>
+      </w:pPr>
+      <w:r>
+        <w:rPr>
+          <w:b w:val="0"/>
+        </w:rPr>
+        <w:t xml:space="preserve">Supported question: Why does equal total brightness not make A and B identical </w:t>
+      </w:r>
+      <w:r>
+        <w:rPr>
+          <w:b/>
+        </w:rPr>
+        <w:t>input</w:t>
+      </w:r>
+      <w:r>
+        <w:rPr>
+          <w:b w:val="0"/>
+        </w:rPr>
+        <w:t xml:space="preserve">s? Point to the relevant step in the picture, then write the changed result and the rule or </w:t>
+      </w:r>
+      <w:r>
+        <w:rPr>
+          <w:b/>
+        </w:rPr>
+        <w:t>evidence</w:t>
+      </w:r>
+      <w:r>
+        <w:rPr>
+          <w:b w:val="0"/>
+        </w:rPr>
+        <w:t xml:space="preserve"> that supports it.</w:t>
+      </w:r>
+    </w:p>
+    <w:p>
+      <w:pPr>
+        <w:spacing w:line="336" w:lineRule="auto" w:after="180"/>
+        <w:shd w:fill="F5F1FB"/>
+      </w:pPr>
+      <w:r>
+        <w:rPr>
+          <w:b w:val="0"/>
+        </w:rPr>
+        <w:t xml:space="preserve">Draw your project trace and justify the deciding step using </w:t>
+      </w:r>
+      <w:r>
+        <w:rPr>
+          <w:b/>
+        </w:rPr>
+        <w:t>evidence</w:t>
+      </w:r>
+      <w:r>
+        <w:rPr>
+          <w:b w:val="0"/>
+        </w:rPr>
+        <w:t>.</w:t>
       </w:r>
     </w:p>
     <w:sectPr>

--- a/downloads/student/ai-5-week-01.docx
+++ b/downloads/student/ai-5-week-01.docx
@@ -1449,7 +1449,7 @@
         <w:rPr>
           <w:b w:val="0"/>
         </w:rPr>
-        <w:t>Toy image features are [left_brightness, right_brightness], each = 0..10. ImageA has left2, right7; imageB has left7, right2.</w:t>
+        <w:t>Toy image features are [left_brightness, right_brightness], each = 0..10. ImageA has left 2, right 7; imageB has left 7, right 2.</w:t>
       </w:r>
     </w:p>
     <w:p>
@@ -1489,7 +1489,7 @@
         <w:drawing>
           <wp:inline xmlns:a="http://schemas.openxmlformats.org/drawingml/2006/main" xmlns:pic="http://schemas.openxmlformats.org/drawingml/2006/picture">
             <wp:extent cx="5486400" cy="5261429"/>
-            <wp:docPr id="1" name="Picture 1" descr="Representing inputs as vectors. Declare coordinate order: Coordinate0 is left brightness; coordinate1 is right brightness.. Encode both images: A becomes [2, 7]; B becomes [7, 2]. Their sums match but their spatial patterns differ.. Check input contract: Use the same order when training and predicting; record missing measurements rather than guessing."/>
+            <wp:docPr id="1" name="Picture 1" descr="Representing inputs as vectors. Declare coordinate order: Coordinate 0 is left brightness; coordinate 1 is right brightness.. Encode both images: A becomes [2, 7]; B becomes [7, 2]. Their sums match but their spatial patterns differ.. Check input contract: Use the same order when training and predicting; record missing measurements rather than guessing."/>
             <wp:cNvGraphicFramePr>
               <a:graphicFrameLocks noChangeAspect="1"/>
             </wp:cNvGraphicFramePr>
@@ -1580,7 +1580,7 @@
           </w:tcPr>
           <w:p>
             <w:r>
-              <w:t>Coordinate0 is left brightness; coordinate1 is right brightness.</w:t>
+              <w:t>Coordinate 0 is left brightness; coordinate 1 is right brightness.</w:t>
             </w:r>
           </w:p>
         </w:tc>
@@ -3105,7 +3105,7 @@
         <w:rPr>
           <w:b w:val="0"/>
         </w:rPr>
-        <w:t>s. Keep data splits and evaluation discipline from Grade 8.</w:t>
+        <w:t>s. Keep data splits and evaluation discipline from Level 4 (Grade 9).</w:t>
       </w:r>
     </w:p>
     <w:p>
@@ -4703,7 +4703,7 @@
         <w:drawing>
           <wp:inline xmlns:a="http://schemas.openxmlformats.org/drawingml/2006/main" xmlns:pic="http://schemas.openxmlformats.org/drawingml/2006/picture">
             <wp:extent cx="5486400" cy="3142488"/>
-            <wp:docPr id="2" name="Picture 2" descr="Encode the same pixel measurements in a fixed vector order. Supplied facts: Toy image features are [left_brightness, right_brightness], each = 0..10. ImageA has left2, right7; imageB has left7, right2. All inputs and outcomes in this worked example are invented classroom data; no real model run is claimed."/>
+            <wp:docPr id="2" name="Picture 2" descr="Encode the same pixel measurements in a fixed vector order. Supplied facts: Toy image features are [left_brightness, right_brightness], each = 0..10. ImageA has left 2, right 7; imageB has left 7, right 2. All inputs and outcomes in this worked example are invented classroom data; no real model run is claimed."/>
             <wp:cNvGraphicFramePr>
               <a:graphicFrameLocks noChangeAspect="1"/>
             </wp:cNvGraphicFramePr>
@@ -4754,7 +4754,7 @@
         <w:rPr>
           <w:b w:val="0"/>
         </w:rPr>
-        <w:t xml:space="preserve"> order. Supplied facts: Toy image features are [left_brightness, right_brightness], each = 0..10. ImageA has left2, right7; imageB has left7, right2.</w:t>
+        <w:t xml:space="preserve"> order. Supplied facts: Toy image features are [left_brightness, right_brightness], each = 0..10. ImageA has left 2, right 7; imageB has left 7, right 2.</w:t>
       </w:r>
     </w:p>
     <w:p>
@@ -4805,7 +4805,7 @@
         <w:drawing>
           <wp:inline xmlns:a="http://schemas.openxmlformats.org/drawingml/2006/main" xmlns:pic="http://schemas.openxmlformats.org/drawingml/2006/picture">
             <wp:extent cx="5486400" cy="3493008"/>
-            <wp:docPr id="3" name="Picture 3" descr="Declare coordinate order: Coordinate0 is left brightness; coordinate1 is right brightness. → Encode both images: A becomes [2, 7]; B becomes [7, 2]. Their sums match but their spatial patterns differ. → Check input contract: Use the same order when training and predicting; record missing measurements rather than guessing."/>
+            <wp:docPr id="3" name="Picture 3" descr="Declare coordinate order: Coordinate 0 is left brightness; coordinate 1 is right brightness. → Encode both images: A becomes [2, 7]; B becomes [7, 2]. Their sums match but their spatial patterns differ. → Check input contract: Use the same order when training and predicting; record missing measurements rather than guessing."/>
             <wp:cNvGraphicFramePr>
               <a:graphicFrameLocks noChangeAspect="1"/>
             </wp:cNvGraphicFramePr>
@@ -4844,7 +4844,7 @@
         <w:rPr>
           <w:b w:val="0"/>
         </w:rPr>
-        <w:t>Declare coordinate order: Coordinate0 is left brightness; coordinate1 is right brightness. → Encode both images: A becomes [2, 7]; B becomes [7, 2].</w:t>
+        <w:t>Declare coordinate order: Coordinate 0 is left brightness; coordinate 1 is right brightness. → Encode both images: A becomes [2, 7]; B becomes [7, 2].</w:t>
       </w:r>
     </w:p>
     <w:p>

--- a/downloads/student/ai-5-week-01.docx
+++ b/downloads/student/ai-5-week-01.docx
@@ -25,12 +25,17 @@
         <w:pStyle w:val="Heading1"/>
       </w:pPr>
       <w:r>
-        <w:t>Before you start</w:t>
-      </w:r>
-    </w:p>
-    <w:p>
-      <w:r>
-        <w:t>A parcel classifier uses width and height to predict a class. Why must its final class label stay outside the input features?</w:t>
+        <w:t>Name the fields. Keep their order. Preserve their meaning.</w:t>
+      </w:r>
+    </w:p>
+    <w:p>
+      <w:r>
+        <w:t>Encode clear numerical inputs while distinguishing examples,features and unavailable targets.</w:t>
+      </w:r>
+    </w:p>
+    <w:p>
+      <w:r>
+        <w:t>Parcel schema → unit conversion → brightness position picture → complete encoder probes → independent battery schema.</w:t>
       </w:r>
     </w:p>
     <w:p>
@@ -38,20 +43,20 @@
         <w:pStyle w:val="Heading1"/>
       </w:pPr>
       <w:r>
-        <w:t>01. Your mission</w:t>
-      </w:r>
-    </w:p>
-    <w:p>
-      <w:r>
-        <w:t>Start with the target: Encode a record using a fixed feature order and units. Try the recall before opening notes.</w:t>
-      </w:r>
-    </w:p>
-    <w:p>
-      <w:pPr>
-        <w:pStyle w:val="Heading3"/>
-      </w:pPr>
-      <w:r>
-        <w:t>Your learning target</w:t>
+        <w:t>01. What does each number mean,and where does it belong?</w:t>
+      </w:r>
+    </w:p>
+    <w:p>
+      <w:r>
+        <w:t>Keep names,units and positions together before doing network arithmetic.</w:t>
+      </w:r>
+    </w:p>
+    <w:p>
+      <w:pPr>
+        <w:pStyle w:val="Heading2"/>
+      </w:pPr>
+      <w:r>
+        <w:t>Learning goals</w:t>
       </w:r>
     </w:p>
     <w:p>
@@ -113,10 +118,10 @@
     </w:p>
     <w:p>
       <w:pPr>
-        <w:pStyle w:val="Heading3"/>
-      </w:pPr>
-      <w:r>
-        <w:t>Remember before reading</w:t>
+        <w:pStyle w:val="Heading2"/>
+      </w:pPr>
+      <w:r>
+        <w:t>Retrieve the evidence habit</w:t>
       </w:r>
     </w:p>
     <w:p>
@@ -166,6 +171,112 @@
     </w:p>
     <w:p>
       <w:pPr>
+        <w:pStyle w:val="Heading2"/>
+      </w:pPr>
+      <w:r>
+        <w:t>Check the prediction-time target</w:t>
+      </w:r>
+    </w:p>
+    <w:p>
+      <w:pPr>
+        <w:pStyle w:val="ListBullet"/>
+      </w:pPr>
+      <w:r>
+        <w:t>A parcel classifier uses width and height to predict a class. Why must its final class label stay outside the input features?</w:t>
+      </w:r>
+    </w:p>
+    <w:p>
+      <w:pPr>
+        <w:pStyle w:val="Heading3"/>
+      </w:pPr>
+      <w:r>
+        <w:t>My starting explanation</w:t>
+      </w:r>
+    </w:p>
+    <w:p>
+      <w:r>
+        <w:t>________________________________________________________________</w:t>
+      </w:r>
+    </w:p>
+    <w:p>
+      <w:r>
+        <w:t>________________________________________________________________</w:t>
+      </w:r>
+    </w:p>
+    <w:p>
+      <w:r>
+        <w:t>________________________________________________________________</w:t>
+      </w:r>
+    </w:p>
+    <w:p>
+      <w:pPr>
+        <w:pStyle w:val="Heading2"/>
+      </w:pPr>
+      <w:r>
+        <w:t>End goal</w:t>
+      </w:r>
+    </w:p>
+    <w:p>
+      <w:pPr>
+        <w:spacing w:line="336" w:lineRule="auto" w:after="180"/>
+      </w:pPr>
+      <w:r>
+        <w:rPr>
+          <w:b w:val="0"/>
+        </w:rPr>
+        <w:t xml:space="preserve">By the end, I can explain representing </w:t>
+      </w:r>
+      <w:r>
+        <w:rPr>
+          <w:b/>
+        </w:rPr>
+        <w:t>input</w:t>
+      </w:r>
+      <w:r>
+        <w:rPr>
+          <w:b w:val="0"/>
+        </w:rPr>
+        <w:t xml:space="preserve">s as </w:t>
+      </w:r>
+      <w:r>
+        <w:rPr>
+          <w:b/>
+        </w:rPr>
+        <w:t>vector</w:t>
+      </w:r>
+      <w:r>
+        <w:rPr>
+          <w:b w:val="0"/>
+        </w:rPr>
+        <w:t>s using a traced example and a stated limitation.</w:t>
+      </w:r>
+    </w:p>
+    <w:p>
+      <w:pPr>
+        <w:pStyle w:val="Heading2"/>
+      </w:pPr>
+      <w:r>
+        <w:t>Earlier wording, alternatives and picture transcripts · reference / check after trying</w:t>
+      </w:r>
+    </w:p>
+    <w:p>
+      <w:pPr>
+        <w:pStyle w:val="Heading3"/>
+      </w:pPr>
+      <w:r>
+        <w:t>Your learning target</w:t>
+      </w:r>
+    </w:p>
+    <w:p>
+      <w:pPr>
+        <w:pStyle w:val="Heading3"/>
+      </w:pPr>
+      <w:r>
+        <w:t>Remember before reading</w:t>
+      </w:r>
+    </w:p>
+    <w:p>
+      <w:pPr>
         <w:spacing w:line="336" w:lineRule="auto" w:after="180"/>
       </w:pPr>
       <w:r>
@@ -242,80 +353,53 @@
     </w:p>
     <w:p>
       <w:pPr>
+        <w:pStyle w:val="Heading3"/>
+      </w:pPr>
+      <w:r>
+        <w:t>This week’s end goal</w:t>
+      </w:r>
+    </w:p>
+    <w:p>
+      <w:pPr>
+        <w:pStyle w:val="Heading1"/>
+      </w:pPr>
+      <w:r>
+        <w:t>02. One example is one ordered vector</w:t>
+      </w:r>
+    </w:p>
+    <w:p>
+      <w:r>
+        <w:t>Changing a coordinate changes the meaning of the input.</w:t>
+      </w:r>
+    </w:p>
+    <w:p>
+      <w:pPr>
+        <w:pStyle w:val="Heading2"/>
+      </w:pPr>
+      <w:r>
+        <w:t>Declare the order,units and valid measurements</w:t>
+      </w:r>
+    </w:p>
+    <w:p>
+      <w:pPr>
         <w:spacing w:line="336" w:lineRule="auto" w:after="180"/>
-        <w:shd w:fill="F5F1FB"/>
       </w:pPr>
       <w:r>
         <w:rPr>
           <w:b w:val="0"/>
         </w:rPr>
-        <w:t xml:space="preserve">A parcel classifier uses width and height to predict a class. Why must its final class label stay outside the </w:t>
-      </w:r>
-      <w:r>
-        <w:rPr>
-          <w:b/>
-        </w:rPr>
-        <w:t>input</w:t>
-      </w:r>
+        <w:t>A neural network receives numbers in a specified order. Before learning how it computes, we need to represent one example without losing the meaning of its fields.</w:t>
+      </w:r>
+    </w:p>
+    <w:p>
+      <w:pPr>
+        <w:spacing w:line="336" w:lineRule="auto" w:after="180"/>
+      </w:pPr>
       <w:r>
         <w:rPr>
           <w:b w:val="0"/>
         </w:rPr>
-        <w:t xml:space="preserve"> features?</w:t>
-      </w:r>
-    </w:p>
-    <w:p>
-      <w:pPr>
-        <w:pStyle w:val="Heading3"/>
-      </w:pPr>
-      <w:r>
-        <w:t>My starting explanation</w:t>
-      </w:r>
-    </w:p>
-    <w:p>
-      <w:r>
-        <w:t>________________________________________________________________</w:t>
-      </w:r>
-    </w:p>
-    <w:p>
-      <w:r>
-        <w:t>________________________________________________________________</w:t>
-      </w:r>
-    </w:p>
-    <w:p>
-      <w:r>
-        <w:t>________________________________________________________________</w:t>
-      </w:r>
-    </w:p>
-    <w:p>
-      <w:pPr>
-        <w:pStyle w:val="Heading3"/>
-      </w:pPr>
-      <w:r>
-        <w:t>This week’s end goal</w:t>
-      </w:r>
-    </w:p>
-    <w:p>
-      <w:pPr>
-        <w:spacing w:line="336" w:lineRule="auto" w:after="180"/>
-      </w:pPr>
-      <w:r>
-        <w:rPr>
-          <w:b w:val="0"/>
-        </w:rPr>
-        <w:t xml:space="preserve">By the end, I can explain representing </w:t>
-      </w:r>
-      <w:r>
-        <w:rPr>
-          <w:b/>
-        </w:rPr>
-        <w:t>input</w:t>
-      </w:r>
-      <w:r>
-        <w:rPr>
-          <w:b w:val="0"/>
-        </w:rPr>
-        <w:t xml:space="preserve">s as </w:t>
+        <w:t xml:space="preserve">A </w:t>
       </w:r>
       <w:r>
         <w:rPr>
@@ -327,31 +411,19 @@
         <w:rPr>
           <w:b w:val="0"/>
         </w:rPr>
-        <w:t>s using a traced example and a stated limitation.</w:t>
-      </w:r>
-    </w:p>
-    <w:p>
-      <w:pPr>
-        <w:pStyle w:val="Heading1"/>
-      </w:pPr>
-      <w:r>
-        <w:t>02. Notice the evidence</w:t>
-      </w:r>
-    </w:p>
-    <w:p>
-      <w:r>
-        <w:t>Investigate the supplied Representing inputs as vectors case. Separate observations, given facts and assumptions before choosing an explanation.</w:t>
-      </w:r>
-    </w:p>
-    <w:p>
-      <w:pPr>
-        <w:spacing w:line="336" w:lineRule="auto" w:after="180"/>
-      </w:pPr>
+        <w:t xml:space="preserve"> is an ordered list: [4, 2] can mean width 4 cm and height 2 cm if that is the declared order. Reversing the two numbers describes a different rectangle under the same </w:t>
+      </w:r>
+      <w:r>
+        <w:rPr>
+          <w:b/>
+        </w:rPr>
+        <w:t>schema</w:t>
+      </w:r>
       <w:r>
         <w:rPr>
           <w:b w:val="0"/>
         </w:rPr>
-        <w:t>A neural network receives numbers in a specified order. Before learning how it computes, we need to represent one example without losing the meaning of its fields.</w:t>
+        <w:t>.</w:t>
       </w:r>
     </w:p>
     <w:p>
@@ -362,7 +434,7 @@
         <w:rPr>
           <w:b w:val="0"/>
         </w:rPr>
-        <w:t xml:space="preserve">A </w:t>
+        <w:t xml:space="preserve">For this fictional parcel investigation, use [width in cm, height in cm]. Width and height must both be present and greater than zero. The </w:t>
       </w:r>
       <w:r>
         <w:rPr>
@@ -374,41 +446,6 @@
         <w:rPr>
           <w:b w:val="0"/>
         </w:rPr>
-        <w:t xml:space="preserve"> is an ordered list: [4, 2] can mean width 4 cm and height 2 cm if that is the declared order. Reversing the two numbers describes a different rectangle under the same </w:t>
-      </w:r>
-      <w:r>
-        <w:rPr>
-          <w:b/>
-        </w:rPr>
-        <w:t>schema</w:t>
-      </w:r>
-      <w:r>
-        <w:rPr>
-          <w:b w:val="0"/>
-        </w:rPr>
-        <w:t>.</w:t>
-      </w:r>
-    </w:p>
-    <w:p>
-      <w:pPr>
-        <w:spacing w:line="336" w:lineRule="auto" w:after="180"/>
-      </w:pPr>
-      <w:r>
-        <w:rPr>
-          <w:b w:val="0"/>
-        </w:rPr>
-        <w:t xml:space="preserve">For this fictional parcel investigation, use [width in cm, height in cm]. Width and height must both be present and greater than zero. The </w:t>
-      </w:r>
-      <w:r>
-        <w:rPr>
-          <w:b/>
-        </w:rPr>
-        <w:t>vector</w:t>
-      </w:r>
-      <w:r>
-        <w:rPr>
-          <w:b w:val="0"/>
-        </w:rPr>
         <w:t xml:space="preserve"> has </w:t>
       </w:r>
       <w:r>
@@ -445,6 +482,14 @@
           <w:b w:val="0"/>
         </w:rPr>
         <w:t>Record IDs identify examples; they do not measure the parcel. The target class is stored separately.</w:t>
+      </w:r>
+    </w:p>
+    <w:p>
+      <w:pPr>
+        <w:pStyle w:val="Heading2"/>
+      </w:pPr>
+      <w:r>
+        <w:t>Three complete parcel records</w:t>
       </w:r>
     </w:p>
     <w:tbl>
@@ -592,6 +637,14 @@
     </w:tbl>
     <w:p>
       <w:pPr>
+        <w:pStyle w:val="Heading2"/>
+      </w:pPr>
+      <w:r>
+        <w:t>Separate feature dimension from example count</w:t>
+      </w:r>
+    </w:p>
+    <w:p>
+      <w:pPr>
         <w:spacing w:line="336" w:lineRule="auto" w:after="180"/>
       </w:pPr>
       <w:r>
@@ -639,6 +692,14 @@
     </w:p>
     <w:p>
       <w:pPr>
+        <w:pStyle w:val="Heading2"/>
+      </w:pPr>
+      <w:r>
+        <w:t>Name supplied and missing facts</w:t>
+      </w:r>
+    </w:p>
+    <w:p>
+      <w:pPr>
         <w:pStyle w:val="Heading3"/>
       </w:pPr>
       <w:r>
@@ -665,369 +726,20 @@
         <w:pStyle w:val="Heading1"/>
       </w:pPr>
       <w:r>
-        <w:t>03. See how it works</w:t>
-      </w:r>
-    </w:p>
-    <w:p>
-      <w:r>
-        <w:t>Follow the mechanism for Representing inputs as vectors. Connect each labelled input, deciding step and result.</w:t>
-      </w:r>
-    </w:p>
-    <w:p>
-      <w:pPr>
-        <w:spacing w:line="336" w:lineRule="auto" w:after="180"/>
-      </w:pPr>
-      <w:r>
-        <w:rPr>
-          <w:b w:val="0"/>
-        </w:rPr>
-        <w:t xml:space="preserve">Read fields by name, convert to the declared units, validate, and only then write the </w:t>
-      </w:r>
-      <w:r>
-        <w:rPr>
-          <w:b/>
-        </w:rPr>
-        <w:t>vector</w:t>
-      </w:r>
-      <w:r>
-        <w:rPr>
-          <w:b w:val="0"/>
-        </w:rPr>
-        <w:t xml:space="preserve">. Parcel D has width 50 mm and height 30 mm. Because 10 mm equals 1 cm, its encoded </w:t>
-      </w:r>
-      <w:r>
-        <w:rPr>
-          <w:b/>
-        </w:rPr>
-        <w:t>vector</w:t>
-      </w:r>
-      <w:r>
-        <w:rPr>
-          <w:b w:val="0"/>
-        </w:rPr>
-        <w:t xml:space="preserve"> is [5, 3].</w:t>
-      </w:r>
-    </w:p>
-    <w:p>
-      <w:pPr>
-        <w:spacing w:line="336" w:lineRule="auto" w:after="180"/>
-      </w:pPr>
-      <w:r>
-        <w:rPr>
-          <w:b w:val="0"/>
-        </w:rPr>
-        <w:t>Writing [50, 30] would preserve the numbers while changing the physical meaning by a factor of ten.</w:t>
-      </w:r>
-    </w:p>
-    <w:p>
-      <w:r>
-        <w:rPr>
-          <w:rFonts w:ascii="Courier New" w:hAnsi="Courier New"/>
-          <w:sz w:val="18"/>
-        </w:rPr>
-        <w:t>def encode(width_mm, height_mm):</w:t>
-        <w:br/>
-        <w:t xml:space="preserve">    if width_mm is None or height_mm is None:</w:t>
-        <w:br/>
-        <w:t xml:space="preserve">        raise ValueError("Missing measurement")</w:t>
-        <w:br/>
-        <w:t xml:space="preserve">    if width_mm &lt;= 0 or height_mm &lt;= 0:</w:t>
-        <w:br/>
-        <w:t xml:space="preserve">        raise ValueError("Measurements must be positive")</w:t>
-        <w:br/>
-        <w:t xml:space="preserve">    return [width_mm / 10, height_mm / 10]</w:t>
-        <w:br/>
-        <w:br/>
-        <w:t>print(encode(50, 30))  # [5.0, 3.0]</w:t>
-      </w:r>
-    </w:p>
-    <w:p>
-      <w:pPr>
-        <w:spacing w:line="336" w:lineRule="auto" w:after="180"/>
-      </w:pPr>
-      <w:r>
-        <w:rPr>
-          <w:b w:val="0"/>
-        </w:rPr>
-        <w:t xml:space="preserve">This short function assumes each supplied value is a number in mm or None for missing. It is a classroom example, not a complete </w:t>
-      </w:r>
-      <w:r>
-        <w:rPr>
-          <w:b/>
-        </w:rPr>
-        <w:t>input</w:t>
-      </w:r>
-      <w:r>
-        <w:rPr>
-          <w:b w:val="0"/>
-        </w:rPr>
-        <w:t xml:space="preserve"> validator. Trace the conversion before running it.</w:t>
-      </w:r>
-    </w:p>
-    <w:p>
-      <w:pPr>
-        <w:spacing w:line="336" w:lineRule="auto" w:after="180"/>
-      </w:pPr>
-      <w:r>
-        <w:rPr>
-          <w:b w:val="0"/>
-        </w:rPr>
-        <w:t>The function represents data; it does not fit a model or predict a class.</w:t>
-      </w:r>
-    </w:p>
-    <w:p>
-      <w:pPr>
-        <w:pStyle w:val="Heading3"/>
-      </w:pPr>
-      <w:r>
-        <w:t>Connect the picture and the explanation</w:t>
-      </w:r>
-    </w:p>
-    <w:p>
-      <w:pPr>
-        <w:spacing w:line="336" w:lineRule="auto" w:after="180"/>
-      </w:pPr>
-      <w:r>
-        <w:rPr>
-          <w:b w:val="0"/>
-        </w:rPr>
-        <w:t xml:space="preserve">Point to the </w:t>
-      </w:r>
-      <w:r>
-        <w:rPr>
-          <w:b/>
-        </w:rPr>
-        <w:t>input</w:t>
-      </w:r>
-      <w:r>
-        <w:rPr>
-          <w:b w:val="0"/>
-        </w:rPr>
-        <w:t>, the deciding step and the result in this week’s visual. Explain the same step in ordinary words. A picture helps when you can say what each part represents.</w:t>
-      </w:r>
-    </w:p>
-    <w:p>
-      <w:pPr>
-        <w:pStyle w:val="Heading1"/>
-      </w:pPr>
-      <w:r>
-        <w:t>04. Compare the cases</w:t>
-      </w:r>
-    </w:p>
-    <w:p>
-      <w:r>
-        <w:t>Compare the supplied cases for Representing inputs as vectors. Identify the detail that changes the conclusion.</w:t>
-      </w:r>
-    </w:p>
-    <w:p>
-      <w:pPr>
-        <w:pStyle w:val="Heading3"/>
-      </w:pPr>
-      <w:r>
-        <w:t>Compare a familiar case with a changed case</w:t>
-      </w:r>
-    </w:p>
-    <w:p>
-      <w:pPr>
-        <w:spacing w:line="336" w:lineRule="auto" w:after="180"/>
-      </w:pPr>
-      <w:r>
-        <w:rPr>
-          <w:b w:val="0"/>
-        </w:rPr>
-        <w:t xml:space="preserve">A new record has width 60 mm and height 10 mm. Give its </w:t>
-      </w:r>
-      <w:r>
-        <w:rPr>
-          <w:b/>
-        </w:rPr>
-        <w:t>vector</w:t>
-      </w:r>
-      <w:r>
-        <w:rPr>
-          <w:b w:val="0"/>
-        </w:rPr>
-        <w:t xml:space="preserve"> in the agreed cm </w:t>
-      </w:r>
-      <w:r>
-        <w:rPr>
-          <w:b/>
-        </w:rPr>
-        <w:t>schema</w:t>
-      </w:r>
-      <w:r>
-        <w:rPr>
-          <w:b w:val="0"/>
-        </w:rPr>
-        <w:t>, and name one error in [60, 10].</w:t>
-      </w:r>
-    </w:p>
-    <w:p>
-      <w:pPr>
-        <w:pStyle w:val="Heading3"/>
-      </w:pPr>
-      <w:r>
-        <w:t>Keep the procedure fixed. Explain what changed in the inputs and result.</w:t>
-      </w:r>
-    </w:p>
-    <w:p>
-      <w:r>
-        <w:t>________________________________________________________________</w:t>
-      </w:r>
-    </w:p>
-    <w:p>
-      <w:r>
-        <w:t>________________________________________________________________</w:t>
-      </w:r>
-    </w:p>
-    <w:p>
-      <w:r>
-        <w:t>________________________________________________________________</w:t>
-      </w:r>
-    </w:p>
-    <w:p>
-      <w:r>
-        <w:t>________________________________________________________________</w:t>
-      </w:r>
-    </w:p>
-    <w:p>
-      <w:r>
-        <w:t>________________________________________________________________</w:t>
-      </w:r>
-    </w:p>
-    <w:p>
-      <w:pPr>
-        <w:pStyle w:val="Heading3"/>
-      </w:pPr>
-      <w:r>
-        <w:t>Change one thing in the pictured case</w:t>
-      </w:r>
-    </w:p>
-    <w:p>
-      <w:pPr>
-        <w:pStyle w:val="Heading3"/>
-      </w:pPr>
-      <w:r>
-        <w:t>Change one thing</w:t>
-      </w:r>
-    </w:p>
-    <w:p>
-      <w:pPr>
-        <w:spacing w:line="336" w:lineRule="auto" w:after="180"/>
-        <w:shd w:fill="F5F1FB"/>
-      </w:pPr>
-      <w:r>
-        <w:rPr>
-          <w:b w:val="0"/>
-        </w:rPr>
-        <w:t xml:space="preserve">Change: Swap only A’s </w:t>
-      </w:r>
-      <w:r>
-        <w:rPr>
-          <w:b/>
-        </w:rPr>
-        <w:t>vector</w:t>
-      </w:r>
-      <w:r>
-        <w:rPr>
-          <w:b w:val="0"/>
-        </w:rPr>
-        <w:t xml:space="preserve"> order before </w:t>
-      </w:r>
-      <w:r>
-        <w:rPr>
-          <w:b/>
-        </w:rPr>
-        <w:t>prediction</w:t>
-      </w:r>
-      <w:r>
-        <w:rPr>
-          <w:b w:val="0"/>
-        </w:rPr>
-        <w:t>.</w:t>
-      </w:r>
-    </w:p>
-    <w:p>
-      <w:pPr>
-        <w:pStyle w:val="Heading3"/>
-      </w:pPr>
-      <w:r>
-        <w:t>Predicted result</w:t>
-      </w:r>
-    </w:p>
-    <w:p>
-      <w:pPr>
-        <w:spacing w:line="336" w:lineRule="auto" w:after="180"/>
-        <w:shd w:fill="F1F6FC"/>
-      </w:pPr>
-      <w:r>
-        <w:rPr>
-          <w:b/>
-        </w:rPr>
-        <w:t>Prediction</w:t>
-      </w:r>
-      <w:r>
-        <w:rPr>
-          <w:b w:val="0"/>
-        </w:rPr>
-        <w:t xml:space="preserve">: The encoded </w:t>
-      </w:r>
-      <w:r>
-        <w:rPr>
-          <w:b/>
-        </w:rPr>
-        <w:t>input</w:t>
-      </w:r>
-      <w:r>
-        <w:rPr>
-          <w:b w:val="0"/>
-        </w:rPr>
-        <w:t xml:space="preserve"> becomes [7, 2], numerically identical to B’s original </w:t>
-      </w:r>
-      <w:r>
-        <w:rPr>
-          <w:b/>
-        </w:rPr>
-        <w:t>input</w:t>
-      </w:r>
-      <w:r>
-        <w:rPr>
-          <w:b w:val="0"/>
-        </w:rPr>
-        <w:t>.</w:t>
-      </w:r>
-    </w:p>
-    <w:p>
-      <w:pPr>
-        <w:pStyle w:val="Heading3"/>
-      </w:pPr>
-      <w:r>
-        <w:t>Why the result follows</w:t>
-      </w:r>
-    </w:p>
-    <w:p>
-      <w:pPr>
-        <w:spacing w:line="336" w:lineRule="auto" w:after="180"/>
-        <w:shd w:fill="F1F6FC"/>
-      </w:pPr>
-      <w:r>
-        <w:rPr>
-          <w:b w:val="0"/>
-        </w:rPr>
-        <w:t>Reason: Changing coordinate order changes feature meaning even if the numbers are unchanged.</w:t>
-      </w:r>
-    </w:p>
-    <w:p>
-      <w:pPr>
-        <w:pStyle w:val="Heading1"/>
-      </w:pPr>
-      <w:r>
-        <w:t>05. Words that unlock the idea</w:t>
-      </w:r>
-    </w:p>
-    <w:p>
-      <w:r>
-        <w:t>Use the vocabulary of Representing inputs as vectors to explain a concrete decision, rather than only memorising definitions.</w:t>
+        <w:t>03. Read names,convert units,validate,then encode</w:t>
+      </w:r>
+    </w:p>
+    <w:p>
+      <w:r>
+        <w:t>The encoder prepares an input;it does not train a model or predict a class.</w:t>
+      </w:r>
+    </w:p>
+    <w:p>
+      <w:pPr>
+        <w:pStyle w:val="Heading2"/>
+      </w:pPr>
+      <w:r>
+        <w:t>Complete step-by-step conversion</w:t>
       </w:r>
     </w:p>
     <w:tbl>
@@ -1050,7 +762,7 @@
           </w:tcPr>
           <w:p>
             <w:r>
-              <w:t>Word</w:t>
+              <w:t>Encode parcel D</w:t>
             </w:r>
           </w:p>
         </w:tc>
@@ -1060,7 +772,7 @@
           </w:tcPr>
           <w:p>
             <w:r>
-              <w:t>Meaning</w:t>
+              <w:t>Value / check</w:t>
             </w:r>
           </w:p>
         </w:tc>
@@ -1072,7 +784,7 @@
           </w:tcPr>
           <w:p>
             <w:r>
-              <w:t>Vector</w:t>
+              <w:t>Read named source fields</w:t>
             </w:r>
           </w:p>
         </w:tc>
@@ -1082,7 +794,7 @@
           </w:tcPr>
           <w:p>
             <w:r>
-              <w:t>An ordered list of numerical components</w:t>
+              <w:t>width 50 mm, height 30 mm</w:t>
             </w:r>
           </w:p>
         </w:tc>
@@ -1094,7 +806,7 @@
           </w:tcPr>
           <w:p>
             <w:r>
-              <w:t>Component</w:t>
+              <w:t>Convert each measurement to cm</w:t>
             </w:r>
           </w:p>
         </w:tc>
@@ -1104,7 +816,7 @@
           </w:tcPr>
           <w:p>
             <w:r>
-              <w:t>One value at a specified position in a vector</w:t>
+              <w:t>width 50÷10=5, height 30÷10=3</w:t>
             </w:r>
           </w:p>
         </w:tc>
@@ -1116,7 +828,7 @@
           </w:tcPr>
           <w:p>
             <w:r>
-              <w:t>Dimension</w:t>
+              <w:t>Check the declared input contract</w:t>
             </w:r>
           </w:p>
         </w:tc>
@@ -1126,7 +838,7 @@
           </w:tcPr>
           <w:p>
             <w:r>
-              <w:t>The number of components in a vector</w:t>
+              <w:t>Both measurements present and positive</w:t>
             </w:r>
           </w:p>
         </w:tc>
@@ -1138,7 +850,7 @@
           </w:tcPr>
           <w:p>
             <w:r>
-              <w:t>Schema</w:t>
+              <w:t>Write the fixed coordinate order</w:t>
             </w:r>
           </w:p>
         </w:tc>
@@ -1148,7 +860,29 @@
           </w:tcPr>
           <w:p>
             <w:r>
-              <w:t>The recorded feature order, units and validity rules</w:t>
+              <w:t>[width_cm, height_cm]=[5, 3]</w:t>
+            </w:r>
+          </w:p>
+        </w:tc>
+      </w:tr>
+      <w:tr>
+        <w:tc>
+          <w:tcPr>
+            <w:tcW w:type="dxa" w:w="5112"/>
+          </w:tcPr>
+          <w:p>
+            <w:r>
+              <w:t>Exclude audit metadata and target</w:t>
+            </w:r>
+          </w:p>
+        </w:tc>
+        <w:tc>
+          <w:tcPr>
+            <w:tcW w:type="dxa" w:w="5112"/>
+          </w:tcPr>
+          <w:p>
+            <w:r>
+              <w:t>Record ID and future class are not coordinates</w:t>
             </w:r>
           </w:p>
         </w:tc>
@@ -1156,10 +890,196 @@
     </w:tbl>
     <w:p>
       <w:pPr>
+        <w:spacing w:line="336" w:lineRule="auto" w:after="180"/>
+      </w:pPr>
+      <w:r>
+        <w:rPr>
+          <w:b w:val="0"/>
+        </w:rPr>
+        <w:t xml:space="preserve">Read fields by name, convert to the declared units, validate, and only then write the </w:t>
+      </w:r>
+      <w:r>
+        <w:rPr>
+          <w:b/>
+        </w:rPr>
+        <w:t>vector</w:t>
+      </w:r>
+      <w:r>
+        <w:rPr>
+          <w:b w:val="0"/>
+        </w:rPr>
+        <w:t xml:space="preserve">. Parcel D has width 50 mm and height 30 mm. Because 10 mm equals 1 cm, its encoded </w:t>
+      </w:r>
+      <w:r>
+        <w:rPr>
+          <w:b/>
+        </w:rPr>
+        <w:t>vector</w:t>
+      </w:r>
+      <w:r>
+        <w:rPr>
+          <w:b w:val="0"/>
+        </w:rPr>
+        <w:t xml:space="preserve"> is [5, 3].</w:t>
+      </w:r>
+    </w:p>
+    <w:p>
+      <w:pPr>
+        <w:spacing w:line="336" w:lineRule="auto" w:after="180"/>
+      </w:pPr>
+      <w:r>
+        <w:rPr>
+          <w:b w:val="0"/>
+        </w:rPr>
+        <w:t>Writing [50, 30] would preserve the numbers while changing the physical meaning by a factor of ten.</w:t>
+      </w:r>
+    </w:p>
+    <w:p>
+      <w:pPr>
+        <w:pStyle w:val="Heading2"/>
+      </w:pPr>
+      <w:r>
+        <w:t>Runnable encoder and its input assumptions</w:t>
+      </w:r>
+    </w:p>
+    <w:p>
+      <w:r>
+        <w:rPr>
+          <w:rFonts w:ascii="Courier New" w:hAnsi="Courier New"/>
+          <w:sz w:val="18"/>
+        </w:rPr>
+        <w:t>def encode(width_mm, height_mm):</w:t>
+        <w:br/>
+        <w:t xml:space="preserve">    if width_mm is None or height_mm is None:</w:t>
+        <w:br/>
+        <w:t xml:space="preserve">        raise ValueError("Missing measurement")</w:t>
+        <w:br/>
+        <w:t xml:space="preserve">    if width_mm &lt;= 0 or height_mm &lt;= 0:</w:t>
+        <w:br/>
+        <w:t xml:space="preserve">        raise ValueError("Measurements must be positive")</w:t>
+        <w:br/>
+        <w:t xml:space="preserve">    return [width_mm / 10, height_mm / 10]</w:t>
+        <w:br/>
+        <w:br/>
+        <w:t>print(encode(50, 30))  # [5.0, 3.0]</w:t>
+      </w:r>
+    </w:p>
+    <w:p>
+      <w:pPr>
+        <w:spacing w:line="336" w:lineRule="auto" w:after="180"/>
+      </w:pPr>
+      <w:r>
+        <w:rPr>
+          <w:b w:val="0"/>
+        </w:rPr>
+        <w:t xml:space="preserve">This short function assumes each supplied value is a number in mm or None for missing. It is a classroom example, not a complete </w:t>
+      </w:r>
+      <w:r>
+        <w:rPr>
+          <w:b/>
+        </w:rPr>
+        <w:t>input</w:t>
+      </w:r>
+      <w:r>
+        <w:rPr>
+          <w:b w:val="0"/>
+        </w:rPr>
+        <w:t xml:space="preserve"> validator. Trace the conversion before running it.</w:t>
+      </w:r>
+    </w:p>
+    <w:p>
+      <w:pPr>
+        <w:spacing w:line="336" w:lineRule="auto" w:after="180"/>
+      </w:pPr>
+      <w:r>
+        <w:rPr>
+          <w:b w:val="0"/>
+        </w:rPr>
+        <w:t>The function represents data; it does not fit a model or predict a class.</w:t>
+      </w:r>
+    </w:p>
+    <w:p>
+      <w:pPr>
+        <w:pStyle w:val="Heading2"/>
+      </w:pPr>
+      <w:r>
+        <w:t>Connect each picture step to a named field</w:t>
+      </w:r>
+    </w:p>
+    <w:p>
+      <w:pPr>
+        <w:spacing w:line="336" w:lineRule="auto" w:after="180"/>
+      </w:pPr>
+      <w:r>
+        <w:rPr>
+          <w:b w:val="0"/>
+        </w:rPr>
+        <w:t xml:space="preserve">Point to the </w:t>
+      </w:r>
+      <w:r>
+        <w:rPr>
+          <w:b/>
+        </w:rPr>
+        <w:t>input</w:t>
+      </w:r>
+      <w:r>
+        <w:rPr>
+          <w:b w:val="0"/>
+        </w:rPr>
+        <w:t>, the deciding step and the result in this week’s visual. Explain the same step in ordinary words. A picture helps when you can say what each part represents.</w:t>
+      </w:r>
+    </w:p>
+    <w:p>
+      <w:pPr>
+        <w:pStyle w:val="Heading2"/>
+      </w:pPr>
+      <w:r>
+        <w:t>Earlier wording, alternatives and picture transcripts · reference / check after trying</w:t>
+      </w:r>
+    </w:p>
+    <w:p>
+      <w:pPr>
         <w:pStyle w:val="Heading3"/>
       </w:pPr>
       <w:r>
-        <w:t>Use two terms to explain a step in this week’s example.</w:t>
+        <w:t>Connect the picture and the explanation</w:t>
+      </w:r>
+    </w:p>
+    <w:p>
+      <w:pPr>
+        <w:pStyle w:val="Heading1"/>
+      </w:pPr>
+      <w:r>
+        <w:t>04. Compare a unit change with an order change</w:t>
+      </w:r>
+    </w:p>
+    <w:p>
+      <w:r>
+        <w:t>Explain which part of the input contract changed.</w:t>
+      </w:r>
+    </w:p>
+    <w:p>
+      <w:pPr>
+        <w:pStyle w:val="Heading2"/>
+      </w:pPr>
+      <w:r>
+        <w:t>Try a new parcel measurement</w:t>
+      </w:r>
+    </w:p>
+    <w:p>
+      <w:pPr>
+        <w:pStyle w:val="ListBullet"/>
+      </w:pPr>
+      <w:r>
+        <w:t>A new record has width 60 mm and height 10 mm. Give its vector in the agreed cm schema, and name one error in [60, 10].</w:t>
+      </w:r>
+    </w:p>
+    <w:p>
+      <w:pPr>
+        <w:pStyle w:val="Heading3"/>
+      </w:pPr>
+      <w:r>
+        <w:t>Keep the procedure fixed. Explain what changed in the inputs and result.</w:t>
       </w:r>
     </w:p>
     <w:p>
@@ -1178,16 +1098,498 @@
       </w:r>
     </w:p>
     <w:p>
+      <w:r>
+        <w:t>________________________________________________________________</w:t>
+      </w:r>
+    </w:p>
+    <w:p>
+      <w:r>
+        <w:t>________________________________________________________________</w:t>
+      </w:r>
+    </w:p>
+    <w:p>
+      <w:pPr>
+        <w:pStyle w:val="Heading2"/>
+      </w:pPr>
+      <w:r>
+        <w:t>Predict the pictured coordinate swap</w:t>
+      </w:r>
+    </w:p>
+    <w:p>
+      <w:pPr>
+        <w:pStyle w:val="ListBullet"/>
+      </w:pPr>
+      <w:r>
+        <w:t>Change: Swap only A’s vector order before prediction.</w:t>
+      </w:r>
+    </w:p>
+    <w:p>
+      <w:pPr>
+        <w:pStyle w:val="Heading2"/>
+      </w:pPr>
+      <w:r>
+        <w:t>Check after predicting · reference / check after trying</w:t>
+      </w:r>
+    </w:p>
+    <w:p>
+      <w:pPr>
+        <w:spacing w:line="336" w:lineRule="auto" w:after="180"/>
+      </w:pPr>
+      <w:r>
+        <w:rPr>
+          <w:b/>
+        </w:rPr>
+        <w:t>Prediction</w:t>
+      </w:r>
+      <w:r>
+        <w:rPr>
+          <w:b w:val="0"/>
+        </w:rPr>
+        <w:t xml:space="preserve">: The encoded </w:t>
+      </w:r>
+      <w:r>
+        <w:rPr>
+          <w:b/>
+        </w:rPr>
+        <w:t>input</w:t>
+      </w:r>
+      <w:r>
+        <w:rPr>
+          <w:b w:val="0"/>
+        </w:rPr>
+        <w:t xml:space="preserve"> becomes [7, 2], numerically identical to B’s original </w:t>
+      </w:r>
+      <w:r>
+        <w:rPr>
+          <w:b/>
+        </w:rPr>
+        <w:t>input</w:t>
+      </w:r>
+      <w:r>
+        <w:rPr>
+          <w:b w:val="0"/>
+        </w:rPr>
+        <w:t>.</w:t>
+      </w:r>
+    </w:p>
+    <w:p>
+      <w:pPr>
+        <w:spacing w:line="336" w:lineRule="auto" w:after="180"/>
+      </w:pPr>
+      <w:r>
+        <w:rPr>
+          <w:b w:val="0"/>
+        </w:rPr>
+        <w:t>Reason: Changing coordinate order changes feature meaning even if the numbers are unchanged.</w:t>
+      </w:r>
+    </w:p>
+    <w:p>
+      <w:pPr>
+        <w:pStyle w:val="Heading2"/>
+      </w:pPr>
+      <w:r>
+        <w:t>Earlier wording, alternatives and picture transcripts · reference / check after trying</w:t>
+      </w:r>
+    </w:p>
+    <w:p>
+      <w:pPr>
+        <w:pStyle w:val="Heading3"/>
+      </w:pPr>
+      <w:r>
+        <w:t>Compare a familiar case with a changed case</w:t>
+      </w:r>
+    </w:p>
+    <w:p>
+      <w:pPr>
+        <w:pStyle w:val="Heading3"/>
+      </w:pPr>
+      <w:r>
+        <w:t>Change one thing in the pictured case</w:t>
+      </w:r>
+    </w:p>
+    <w:p>
       <w:pPr>
         <w:pStyle w:val="Heading1"/>
       </w:pPr>
       <w:r>
-        <w:t>06. Follow a worked example</w:t>
-      </w:r>
-    </w:p>
-    <w:p>
-      <w:r>
-        <w:t>Follow the worked trace for Representing inputs as vectors, predict a step, then compare with its explanation.</w:t>
+        <w:t>06. See exactly what order preserves and a sum loses</w:t>
+      </w:r>
+    </w:p>
+    <w:p>
+      <w:r>
+        <w:t>Use the same coordinate meaning for every example.</w:t>
+      </w:r>
+    </w:p>
+    <w:p>
+      <w:pPr>
+        <w:pStyle w:val="Heading2"/>
+      </w:pPr>
+      <w:r>
+        <w:t>Complete brightness facts and schema boundary</w:t>
+      </w:r>
+    </w:p>
+    <w:p>
+      <w:pPr>
+        <w:spacing w:line="336" w:lineRule="auto" w:after="180"/>
+      </w:pPr>
+      <w:r>
+        <w:rPr>
+          <w:b w:val="0"/>
+        </w:rPr>
+        <w:t xml:space="preserve">Encode the same pixel measurements in a fixed </w:t>
+      </w:r>
+      <w:r>
+        <w:rPr>
+          <w:b/>
+        </w:rPr>
+        <w:t>vector</w:t>
+      </w:r>
+      <w:r>
+        <w:rPr>
+          <w:b w:val="0"/>
+        </w:rPr>
+        <w:t xml:space="preserve"> order.</w:t>
+      </w:r>
+    </w:p>
+    <w:p>
+      <w:pPr>
+        <w:spacing w:line="336" w:lineRule="auto" w:after="180"/>
+      </w:pPr>
+      <w:r>
+        <w:rPr>
+          <w:b w:val="0"/>
+        </w:rPr>
+        <w:t>Toy image features are [left_brightness, right_brightness], each = 0..10. ImageA has left 2, right 7; imageB has left 7, right 2.</w:t>
+      </w:r>
+    </w:p>
+    <w:p>
+      <w:pPr>
+        <w:spacing w:line="336" w:lineRule="auto" w:after="180"/>
+      </w:pPr>
+      <w:r>
+        <w:rPr>
+          <w:b w:val="0"/>
+        </w:rPr>
+        <w:t xml:space="preserve">All </w:t>
+      </w:r>
+      <w:r>
+        <w:rPr>
+          <w:b/>
+        </w:rPr>
+        <w:t>input</w:t>
+      </w:r>
+      <w:r>
+        <w:rPr>
+          <w:b w:val="0"/>
+        </w:rPr>
+        <w:t>s and outcomes in this worked example are invented classroom data; no real model run is claimed.</w:t>
+      </w:r>
+    </w:p>
+    <w:p>
+      <w:pPr>
+        <w:spacing w:line="336" w:lineRule="auto" w:after="180"/>
+      </w:pPr>
+      <w:r>
+        <w:rPr>
+          <w:b w:val="0"/>
+        </w:rPr>
+        <w:t>Keep the two schemas separate:parcel coordinates mean width_cm/height_cm; picture coordinates mean left/right brightness on0–10. In the brightness schema, A=[2, 7] and B=[7, 2]. Both sum to9, but position 0 and position 1 represent different locations. Keeping the ordered pair preserves this distinction; keeping only the sum loses it. Swapping only A’s order makes its supplied numbers match B’s original vector.</w:t>
+      </w:r>
+    </w:p>
+    <w:p>
+      <w:pPr>
+        <w:spacing w:line="336" w:lineRule="auto" w:after="180"/>
+      </w:pPr>
+      <w:r>
+        <w:rPr>
+          <w:b w:val="0"/>
+        </w:rPr>
+        <w:t>That is an encoding change, not evidence that a network has learned vision.</w:t>
+      </w:r>
+    </w:p>
+    <w:p>
+      <w:pPr>
+        <w:pStyle w:val="Heading2"/>
+      </w:pPr>
+      <w:r>
+        <w:t>Trace the ordered coordinates</w:t>
+      </w:r>
+    </w:p>
+    <w:p>
+      <w:r>
+        <w:drawing>
+          <wp:inline xmlns:a="http://schemas.openxmlformats.org/drawingml/2006/main" xmlns:pic="http://schemas.openxmlformats.org/drawingml/2006/picture">
+            <wp:extent cx="5486400" cy="3493008"/>
+            <wp:docPr id="1" name="Picture 1" descr="Declare coordinate order: Coordinate 0 is left brightness; coordinate 1 is right brightness. → Encode both images: A becomes [2, 7]; B becomes [7, 2]. Their sums match but their spatial patterns differ. → Check input contract: Use the same order when training and predicting; record missing measurements rather than guessing."/>
+            <wp:cNvGraphicFramePr>
+              <a:graphicFrameLocks noChangeAspect="1"/>
+            </wp:cNvGraphicFramePr>
+            <a:graphic>
+              <a:graphicData uri="http://schemas.openxmlformats.org/drawingml/2006/picture">
+                <pic:pic>
+                  <pic:nvPicPr>
+                    <pic:cNvPr id="0" name="academy-story-ai-5-1-02.png"/>
+                    <pic:cNvPicPr/>
+                  </pic:nvPicPr>
+                  <pic:blipFill>
+                    <a:blip r:embed="rId9"/>
+                    <a:stretch>
+                      <a:fillRect/>
+                    </a:stretch>
+                  </pic:blipFill>
+                  <pic:spPr>
+                    <a:xfrm>
+                      <a:off x="0" y="0"/>
+                      <a:ext cx="5486400" cy="3493008"/>
+                    </a:xfrm>
+                    <a:prstGeom prst="rect"/>
+                  </pic:spPr>
+                </pic:pic>
+              </a:graphicData>
+            </a:graphic>
+          </wp:inline>
+        </w:drawing>
+      </w:r>
+    </w:p>
+    <w:p>
+      <w:pPr>
+        <w:pStyle w:val="Heading3"/>
+      </w:pPr>
+      <w:r>
+        <w:t>Read the picture one step at a time</w:t>
+      </w:r>
+    </w:p>
+    <w:tbl>
+      <w:tblPr>
+        <w:tblStyle w:val="LightShading-Accent1"/>
+        <w:tblW w:type="auto" w:w="0"/>
+        <w:tblLook w:firstColumn="1" w:firstRow="1" w:lastColumn="0" w:lastRow="0" w:noHBand="0" w:noVBand="1" w:val="04A0"/>
+      </w:tblPr>
+      <w:tblGrid>
+        <w:gridCol w:w="5112"/>
+        <w:gridCol w:w="5112"/>
+      </w:tblGrid>
+      <w:tr>
+        <w:trPr>
+          <w:tblHeader/>
+        </w:trPr>
+        <w:tc>
+          <w:tcPr>
+            <w:tcW w:type="dxa" w:w="5112"/>
+          </w:tcPr>
+          <w:p>
+            <w:r>
+              <w:t>Step</w:t>
+            </w:r>
+          </w:p>
+        </w:tc>
+        <w:tc>
+          <w:tcPr>
+            <w:tcW w:type="dxa" w:w="5112"/>
+          </w:tcPr>
+          <w:p>
+            <w:r>
+              <w:t>What happens and why</w:t>
+            </w:r>
+          </w:p>
+        </w:tc>
+      </w:tr>
+      <w:tr>
+        <w:tc>
+          <w:tcPr>
+            <w:tcW w:type="dxa" w:w="5112"/>
+          </w:tcPr>
+          <w:p>
+            <w:r>
+              <w:t>1. Declare coordinate order</w:t>
+            </w:r>
+          </w:p>
+        </w:tc>
+        <w:tc>
+          <w:tcPr>
+            <w:tcW w:type="dxa" w:w="5112"/>
+          </w:tcPr>
+          <w:p>
+            <w:r>
+              <w:t>Coordinate 0 is left brightness; coordinate 1 is right brightness.</w:t>
+            </w:r>
+          </w:p>
+        </w:tc>
+      </w:tr>
+      <w:tr>
+        <w:tc>
+          <w:tcPr>
+            <w:tcW w:type="dxa" w:w="5112"/>
+          </w:tcPr>
+          <w:p>
+            <w:r>
+              <w:t>2. Encode both images</w:t>
+            </w:r>
+          </w:p>
+        </w:tc>
+        <w:tc>
+          <w:tcPr>
+            <w:tcW w:type="dxa" w:w="5112"/>
+          </w:tcPr>
+          <w:p>
+            <w:r>
+              <w:t>A becomes [2, 7]; B becomes [7, 2]. Their sums match but their spatial patterns differ.</w:t>
+            </w:r>
+          </w:p>
+        </w:tc>
+      </w:tr>
+      <w:tr>
+        <w:tc>
+          <w:tcPr>
+            <w:tcW w:type="dxa" w:w="5112"/>
+          </w:tcPr>
+          <w:p>
+            <w:r>
+              <w:t>3. Check input contract</w:t>
+            </w:r>
+          </w:p>
+        </w:tc>
+        <w:tc>
+          <w:tcPr>
+            <w:tcW w:type="dxa" w:w="5112"/>
+          </w:tcPr>
+          <w:p>
+            <w:r>
+              <w:t>Use the same order when training and predicting; record missing measurements rather than guessing.</w:t>
+            </w:r>
+          </w:p>
+        </w:tc>
+      </w:tr>
+    </w:tbl>
+    <w:p>
+      <w:r>
+        <w:t>Match each pictured step to the supplied facts. This is a worked teaching case, not an independent assessment.</w:t>
+      </w:r>
+    </w:p>
+    <w:p>
+      <w:pPr>
+        <w:spacing w:line="336" w:lineRule="auto" w:after="180"/>
+      </w:pPr>
+      <w:r>
+        <w:rPr>
+          <w:b w:val="0"/>
+        </w:rPr>
+        <w:t xml:space="preserve">A </w:t>
+      </w:r>
+      <w:r>
+        <w:rPr>
+          <w:b/>
+        </w:rPr>
+        <w:t>vector</w:t>
+      </w:r>
+      <w:r>
+        <w:rPr>
+          <w:b w:val="0"/>
+        </w:rPr>
+        <w:t xml:space="preserve"> is an ordered list, so the position of a number carries meaning. Here the first number always means left brightness. Adding the two measurements keeps total brightness but discards which side is brighter.</w:t>
+      </w:r>
+    </w:p>
+    <w:p>
+      <w:pPr>
+        <w:spacing w:line="336" w:lineRule="auto" w:after="180"/>
+      </w:pPr>
+      <w:r>
+        <w:rPr>
+          <w:b w:val="0"/>
+        </w:rPr>
+        <w:t>A network receives the representation we give it; it cannot recover a lost distinction just because it has more layers.</w:t>
+      </w:r>
+    </w:p>
+    <w:p>
+      <w:pPr>
+        <w:pStyle w:val="Heading2"/>
+      </w:pPr>
+      <w:r>
+        <w:t>Explain the information that remains missing</w:t>
+      </w:r>
+    </w:p>
+    <w:p>
+      <w:pPr>
+        <w:pStyle w:val="ListBullet"/>
+      </w:pPr>
+      <w:r>
+        <w:t>These two features are simplified measurements, not a complete image representation or evidence of learned vision.</w:t>
+      </w:r>
+    </w:p>
+    <w:p>
+      <w:pPr>
+        <w:pStyle w:val="ListBullet"/>
+      </w:pPr>
+      <w:r>
+        <w:t>Read the labelled picture: Why does equal total brightness not make A and B identical inputs? Point to the relevant step in the picture, then write the changed result and the rule or evidence that supports it.</w:t>
+      </w:r>
+    </w:p>
+    <w:p>
+      <w:pPr>
+        <w:pStyle w:val="Heading2"/>
+      </w:pPr>
+      <w:r>
+        <w:t>Predict the swapped input</w:t>
+      </w:r>
+    </w:p>
+    <w:p>
+      <w:pPr>
+        <w:pStyle w:val="ListBullet"/>
+      </w:pPr>
+      <w:r>
+        <w:t>Change one thing: Swap only A’s vector order before prediction. Predict the result before checking the explanation. What remains the same?</w:t>
+      </w:r>
+    </w:p>
+    <w:p>
+      <w:pPr>
+        <w:pStyle w:val="Heading2"/>
+      </w:pPr>
+      <w:r>
+        <w:t>Check after predicting · reference / check after trying</w:t>
+      </w:r>
+    </w:p>
+    <w:p>
+      <w:r>
+        <w:drawing>
+          <wp:inline xmlns:a="http://schemas.openxmlformats.org/drawingml/2006/main" xmlns:pic="http://schemas.openxmlformats.org/drawingml/2006/picture">
+            <wp:extent cx="5486400" cy="3041904"/>
+            <wp:docPr id="2" name="Picture 2" descr="Original case: Use the same order when training and predicting; record missing measurements rather than guessing. Changed condition: Swap only A’s vector order before prediction. Expected result: The encoded input becomes [7, 2], numerically identical to B’s original input. Reason: Changing coordinate order changes feature meaning even if the numbers are unchanged."/>
+            <wp:cNvGraphicFramePr>
+              <a:graphicFrameLocks noChangeAspect="1"/>
+            </wp:cNvGraphicFramePr>
+            <a:graphic>
+              <a:graphicData uri="http://schemas.openxmlformats.org/drawingml/2006/picture">
+                <pic:pic>
+                  <pic:nvPicPr>
+                    <pic:cNvPr id="0" name="academy-story-ai-5-1-04.png"/>
+                    <pic:cNvPicPr/>
+                  </pic:nvPicPr>
+                  <pic:blipFill>
+                    <a:blip r:embed="rId10"/>
+                    <a:stretch>
+                      <a:fillRect/>
+                    </a:stretch>
+                  </pic:blipFill>
+                  <pic:spPr>
+                    <a:xfrm>
+                      <a:off x="0" y="0"/>
+                      <a:ext cx="5486400" cy="3041904"/>
+                    </a:xfrm>
+                    <a:prstGeom prst="rect"/>
+                  </pic:spPr>
+                </pic:pic>
+              </a:graphicData>
+            </a:graphic>
+          </wp:inline>
+        </w:drawing>
+      </w:r>
+    </w:p>
+    <w:p>
+      <w:pPr>
+        <w:pStyle w:val="Heading2"/>
+      </w:pPr>
+      <w:r>
+        <w:t>Return to the parcel conversion and E attempt</w:t>
       </w:r>
     </w:p>
     <w:p>
@@ -1376,6 +1778,14 @@
     </w:p>
     <w:p>
       <w:pPr>
+        <w:pStyle w:val="Heading2"/>
+      </w:pPr>
+      <w:r>
+        <w:t>Earlier wording, alternatives and picture transcripts · reference / check after trying</w:t>
+      </w:r>
+    </w:p>
+    <w:p>
+      <w:pPr>
         <w:pStyle w:val="Heading3"/>
       </w:pPr>
       <w:r>
@@ -1403,85 +1813,10 @@
     </w:p>
     <w:p>
       <w:pPr>
-        <w:spacing w:line="336" w:lineRule="auto" w:after="180"/>
-      </w:pPr>
-      <w:r>
-        <w:rPr>
-          <w:b w:val="0"/>
-        </w:rPr>
-        <w:t xml:space="preserve">Encode the same pixel measurements in a fixed </w:t>
-      </w:r>
-      <w:r>
-        <w:rPr>
-          <w:b/>
-        </w:rPr>
-        <w:t>vector</w:t>
-      </w:r>
-      <w:r>
-        <w:rPr>
-          <w:b w:val="0"/>
-        </w:rPr>
-        <w:t xml:space="preserve"> order.</w:t>
-      </w:r>
-    </w:p>
-    <w:p>
-      <w:pPr>
         <w:pStyle w:val="Heading3"/>
       </w:pPr>
       <w:r>
         <w:t>The facts we will use</w:t>
-      </w:r>
-    </w:p>
-    <w:p>
-      <w:pPr>
-        <w:pStyle w:val="Heading3"/>
-      </w:pPr>
-      <w:r>
-        <w:t>Supplied facts</w:t>
-      </w:r>
-    </w:p>
-    <w:p>
-      <w:pPr>
-        <w:spacing w:line="336" w:lineRule="auto" w:after="180"/>
-        <w:shd w:fill="F1F6FC"/>
-      </w:pPr>
-      <w:r>
-        <w:rPr>
-          <w:b w:val="0"/>
-        </w:rPr>
-        <w:t>Toy image features are [left_brightness, right_brightness], each = 0..10. ImageA has left 2, right 7; imageB has left 7, right 2.</w:t>
-      </w:r>
-    </w:p>
-    <w:p>
-      <w:pPr>
-        <w:pStyle w:val="Heading3"/>
-      </w:pPr>
-      <w:r>
-        <w:t>Supplied facts</w:t>
-      </w:r>
-    </w:p>
-    <w:p>
-      <w:pPr>
-        <w:spacing w:line="336" w:lineRule="auto" w:after="180"/>
-        <w:shd w:fill="F1F6FC"/>
-      </w:pPr>
-      <w:r>
-        <w:rPr>
-          <w:b w:val="0"/>
-        </w:rPr>
-        <w:t xml:space="preserve">All </w:t>
-      </w:r>
-      <w:r>
-        <w:rPr>
-          <w:b/>
-        </w:rPr>
-        <w:t>input</w:t>
-      </w:r>
-      <w:r>
-        <w:rPr>
-          <w:b w:val="0"/>
-        </w:rPr>
-        <w:t>s and outcomes in this worked example are invented classroom data; no real model run is claimed.</w:t>
       </w:r>
     </w:p>
     <w:p>
@@ -1489,7 +1824,7 @@
         <w:drawing>
           <wp:inline xmlns:a="http://schemas.openxmlformats.org/drawingml/2006/main" xmlns:pic="http://schemas.openxmlformats.org/drawingml/2006/picture">
             <wp:extent cx="5486400" cy="5261429"/>
-            <wp:docPr id="1" name="Picture 1" descr="Representing inputs as vectors. Declare coordinate order: Coordinate 0 is left brightness; coordinate 1 is right brightness.. Encode both images: A becomes [2, 7]; B becomes [7, 2]. Their sums match but their spatial patterns differ.. Check input contract: Use the same order when training and predicting; record missing measurements rather than guessing."/>
+            <wp:docPr id="3" name="Picture 3" descr="Representing inputs as vectors. Declare coordinate order: Coordinate 0 is left brightness; coordinate 1 is right brightness.. Encode both images: A becomes [2, 7]; B becomes [7, 2]. Their sums match but their spatial patterns differ.. Check input contract: Use the same order when training and predicting; record missing measurements rather than guessing."/>
             <wp:cNvGraphicFramePr>
               <a:graphicFrameLocks noChangeAspect="1"/>
             </wp:cNvGraphicFramePr>
@@ -1501,7 +1836,7 @@
                     <pic:cNvPicPr/>
                   </pic:nvPicPr>
                   <pic:blipFill>
-                    <a:blip r:embed="rId9"/>
+                    <a:blip r:embed="rId11"/>
                     <a:stretch>
                       <a:fillRect/>
                     </a:stretch>
@@ -1525,114 +1860,7 @@
         <w:pStyle w:val="Heading3"/>
       </w:pPr>
       <w:r>
-        <w:t>Read the picture one step at a time</w:t>
-      </w:r>
-    </w:p>
-    <w:tbl>
-      <w:tblPr>
-        <w:tblStyle w:val="LightShading-Accent1"/>
-        <w:tblW w:type="auto" w:w="0"/>
-        <w:tblLook w:firstColumn="1" w:firstRow="1" w:lastColumn="0" w:lastRow="0" w:noHBand="0" w:noVBand="1" w:val="04A0"/>
-      </w:tblPr>
-      <w:tblGrid>
-        <w:gridCol w:w="5112"/>
-        <w:gridCol w:w="5112"/>
-      </w:tblGrid>
-      <w:tr>
-        <w:trPr>
-          <w:tblHeader/>
-        </w:trPr>
-        <w:tc>
-          <w:tcPr>
-            <w:tcW w:type="dxa" w:w="5112"/>
-          </w:tcPr>
-          <w:p>
-            <w:r>
-              <w:t>Step</w:t>
-            </w:r>
-          </w:p>
-        </w:tc>
-        <w:tc>
-          <w:tcPr>
-            <w:tcW w:type="dxa" w:w="5112"/>
-          </w:tcPr>
-          <w:p>
-            <w:r>
-              <w:t>What happens and why</w:t>
-            </w:r>
-          </w:p>
-        </w:tc>
-      </w:tr>
-      <w:tr>
-        <w:tc>
-          <w:tcPr>
-            <w:tcW w:type="dxa" w:w="5112"/>
-          </w:tcPr>
-          <w:p>
-            <w:r>
-              <w:t>1. Declare coordinate order</w:t>
-            </w:r>
-          </w:p>
-        </w:tc>
-        <w:tc>
-          <w:tcPr>
-            <w:tcW w:type="dxa" w:w="5112"/>
-          </w:tcPr>
-          <w:p>
-            <w:r>
-              <w:t>Coordinate 0 is left brightness; coordinate 1 is right brightness.</w:t>
-            </w:r>
-          </w:p>
-        </w:tc>
-      </w:tr>
-      <w:tr>
-        <w:tc>
-          <w:tcPr>
-            <w:tcW w:type="dxa" w:w="5112"/>
-          </w:tcPr>
-          <w:p>
-            <w:r>
-              <w:t>2. Encode both images</w:t>
-            </w:r>
-          </w:p>
-        </w:tc>
-        <w:tc>
-          <w:tcPr>
-            <w:tcW w:type="dxa" w:w="5112"/>
-          </w:tcPr>
-          <w:p>
-            <w:r>
-              <w:t>A becomes [2, 7]; B becomes [7, 2]. Their sums match but their spatial patterns differ.</w:t>
-            </w:r>
-          </w:p>
-        </w:tc>
-      </w:tr>
-      <w:tr>
-        <w:tc>
-          <w:tcPr>
-            <w:tcW w:type="dxa" w:w="5112"/>
-          </w:tcPr>
-          <w:p>
-            <w:r>
-              <w:t>3. Check input contract</w:t>
-            </w:r>
-          </w:p>
-        </w:tc>
-        <w:tc>
-          <w:tcPr>
-            <w:tcW w:type="dxa" w:w="5112"/>
-          </w:tcPr>
-          <w:p>
-            <w:r>
-              <w:t>Use the same order when training and predicting; record missing measurements rather than guessing.</w:t>
-            </w:r>
-          </w:p>
-        </w:tc>
-      </w:tr>
-    </w:tbl>
-    <w:p>
-      <w:r>
-        <w:t>Match each pictured step to the supplied facts. This is a worked teaching case, not an independent assessment.</w:t>
+        <w:t>Why this result follows</w:t>
       </w:r>
     </w:p>
     <w:p>
@@ -1640,27 +1868,97 @@
         <w:pStyle w:val="Heading3"/>
       </w:pPr>
       <w:r>
-        <w:t>Why this result follows</w:t>
-      </w:r>
-    </w:p>
-    <w:p>
-      <w:pPr>
-        <w:pStyle w:val="Heading3"/>
-      </w:pPr>
-      <w:r>
-        <w:t>Why the result follows</w:t>
+        <w:t>What this example does not establish</w:t>
+      </w:r>
+    </w:p>
+    <w:p>
+      <w:pPr>
+        <w:pStyle w:val="Heading1"/>
+      </w:pPr>
+      <w:r>
+        <w:t>07. Find the first invalid field or assumption</w:t>
+      </w:r>
+    </w:p>
+    <w:p>
+      <w:r>
+        <w:t>A vector can have the right length and the wrong meaning.</w:t>
+      </w:r>
+    </w:p>
+    <w:p>
+      <w:pPr>
+        <w:pStyle w:val="Heading2"/>
+      </w:pPr>
+      <w:r>
+        <w:t>Missing measurements,coordinate order and leakage</w:t>
       </w:r>
     </w:p>
     <w:p>
       <w:pPr>
         <w:spacing w:line="336" w:lineRule="auto" w:after="180"/>
-        <w:shd w:fill="F1F6FC"/>
       </w:pPr>
       <w:r>
         <w:rPr>
           <w:b w:val="0"/>
         </w:rPr>
-        <w:t xml:space="preserve">A </w:t>
+        <w:t xml:space="preserve">A missing height is unknown, not zero. Under this </w:t>
+      </w:r>
+      <w:r>
+        <w:rPr>
+          <w:b/>
+        </w:rPr>
+        <w:t>schema</w:t>
+      </w:r>
+      <w:r>
+        <w:rPr>
+          <w:b w:val="0"/>
+        </w:rPr>
+        <w:t xml:space="preserve"> zero is also invalid, so reject the incomplete record and request the measurement.</w:t>
+      </w:r>
+    </w:p>
+    <w:p>
+      <w:pPr>
+        <w:spacing w:line="336" w:lineRule="auto" w:after="180"/>
+      </w:pPr>
+      <w:r>
+        <w:rPr>
+          <w:b w:val="0"/>
+        </w:rPr>
+        <w:t xml:space="preserve">A different project might use a documented </w:t>
+      </w:r>
+      <w:r>
+        <w:rPr>
+          <w:b/>
+        </w:rPr>
+        <w:t>training</w:t>
+      </w:r>
+      <w:r>
+        <w:rPr>
+          <w:b w:val="0"/>
+        </w:rPr>
+        <w:t xml:space="preserve">-fitted replacement plus a missingness flag; that would be a different </w:t>
+      </w:r>
+      <w:r>
+        <w:rPr>
+          <w:b/>
+        </w:rPr>
+        <w:t>schema</w:t>
+      </w:r>
+      <w:r>
+        <w:rPr>
+          <w:b w:val="0"/>
+        </w:rPr>
+        <w:t xml:space="preserve"> that must be applied consistently.</w:t>
+      </w:r>
+    </w:p>
+    <w:p>
+      <w:pPr>
+        <w:spacing w:line="336" w:lineRule="auto" w:after="180"/>
+      </w:pPr>
+      <w:r>
+        <w:rPr>
+          <w:b w:val="0"/>
+        </w:rPr>
+        <w:t xml:space="preserve">A changed field order must also change every consumer that reads positions. A </w:t>
       </w:r>
       <w:r>
         <w:rPr>
@@ -1672,266 +1970,12 @@
         <w:rPr>
           <w:b w:val="0"/>
         </w:rPr>
-        <w:t xml:space="preserve"> is an ordered list, so the position of a number carries meaning. Here the first number always means left brightness. Adding the two measurements keeps total brightness but discards which side is brighter.</w:t>
+        <w:t xml:space="preserve"> can have the expected length and still be wrong because its order, units or meaning changed.</w:t>
       </w:r>
     </w:p>
     <w:p>
       <w:pPr>
         <w:spacing w:line="336" w:lineRule="auto" w:after="180"/>
-        <w:shd w:fill="F1F6FC"/>
-      </w:pPr>
-      <w:r>
-        <w:rPr>
-          <w:b w:val="0"/>
-        </w:rPr>
-        <w:t>A network receives the representation we give it; it cannot recover a lost distinction just because it has more layers.</w:t>
-      </w:r>
-    </w:p>
-    <w:p>
-      <w:pPr>
-        <w:pStyle w:val="Heading3"/>
-      </w:pPr>
-      <w:r>
-        <w:t>What this example does not establish</w:t>
-      </w:r>
-    </w:p>
-    <w:p>
-      <w:pPr>
-        <w:pStyle w:val="Heading3"/>
-      </w:pPr>
-      <w:r>
-        <w:t>Keep the stated limit</w:t>
-      </w:r>
-    </w:p>
-    <w:p>
-      <w:pPr>
-        <w:spacing w:line="336" w:lineRule="auto" w:after="180"/>
-        <w:shd w:fill="FFF5E6"/>
-      </w:pPr>
-      <w:r>
-        <w:rPr>
-          <w:b w:val="0"/>
-        </w:rPr>
-        <w:t xml:space="preserve">These two features are simplified measurements, not a complete image representation or </w:t>
-      </w:r>
-      <w:r>
-        <w:rPr>
-          <w:b/>
-        </w:rPr>
-        <w:t>evidence</w:t>
-      </w:r>
-      <w:r>
-        <w:rPr>
-          <w:b w:val="0"/>
-        </w:rPr>
-        <w:t xml:space="preserve"> of learned vision.</w:t>
-      </w:r>
-    </w:p>
-    <w:p>
-      <w:pPr>
-        <w:pStyle w:val="Heading3"/>
-      </w:pPr>
-      <w:r>
-        <w:t>Keep the stated limit</w:t>
-      </w:r>
-    </w:p>
-    <w:p>
-      <w:pPr>
-        <w:spacing w:line="336" w:lineRule="auto" w:after="180"/>
-        <w:shd w:fill="FFF5E6"/>
-      </w:pPr>
-      <w:r>
-        <w:rPr>
-          <w:b w:val="0"/>
-        </w:rPr>
-        <w:t xml:space="preserve">Read the labelled picture: Why does equal total brightness not make A and B identical </w:t>
-      </w:r>
-      <w:r>
-        <w:rPr>
-          <w:b/>
-        </w:rPr>
-        <w:t>input</w:t>
-      </w:r>
-      <w:r>
-        <w:rPr>
-          <w:b w:val="0"/>
-        </w:rPr>
-        <w:t xml:space="preserve">s? Point to the relevant step in the picture, then write the changed result and the rule or </w:t>
-      </w:r>
-      <w:r>
-        <w:rPr>
-          <w:b/>
-        </w:rPr>
-        <w:t>evidence</w:t>
-      </w:r>
-      <w:r>
-        <w:rPr>
-          <w:b w:val="0"/>
-        </w:rPr>
-        <w:t xml:space="preserve"> that supports it.</w:t>
-      </w:r>
-    </w:p>
-    <w:p>
-      <w:pPr>
-        <w:pStyle w:val="Heading3"/>
-      </w:pPr>
-      <w:r>
-        <w:t>Keep the stated limit</w:t>
-      </w:r>
-    </w:p>
-    <w:p>
-      <w:pPr>
-        <w:spacing w:line="336" w:lineRule="auto" w:after="180"/>
-        <w:shd w:fill="FFF5E6"/>
-      </w:pPr>
-      <w:r>
-        <w:rPr>
-          <w:b w:val="0"/>
-        </w:rPr>
-        <w:t xml:space="preserve">Change one thing: Swap only A’s </w:t>
-      </w:r>
-      <w:r>
-        <w:rPr>
-          <w:b/>
-        </w:rPr>
-        <w:t>vector</w:t>
-      </w:r>
-      <w:r>
-        <w:rPr>
-          <w:b w:val="0"/>
-        </w:rPr>
-        <w:t xml:space="preserve"> order before </w:t>
-      </w:r>
-      <w:r>
-        <w:rPr>
-          <w:b/>
-        </w:rPr>
-        <w:t>prediction</w:t>
-      </w:r>
-      <w:r>
-        <w:rPr>
-          <w:b w:val="0"/>
-        </w:rPr>
-        <w:t>. Predict the result before checking the explanation. What remains the same?</w:t>
-      </w:r>
-    </w:p>
-    <w:p>
-      <w:pPr>
-        <w:pStyle w:val="Heading1"/>
-      </w:pPr>
-      <w:r>
-        <w:t>07. Find and repair a mistake</w:t>
-      </w:r>
-    </w:p>
-    <w:p>
-      <w:r>
-        <w:t>Find the unsupported step in the Representing inputs as vectors claim and explain a repair using the supplied evidence.</w:t>
-      </w:r>
-    </w:p>
-    <w:p>
-      <w:pPr>
-        <w:pStyle w:val="Heading3"/>
-      </w:pPr>
-      <w:r>
-        <w:t>Check the claim against the facts</w:t>
-      </w:r>
-    </w:p>
-    <w:p>
-      <w:pPr>
-        <w:spacing w:line="336" w:lineRule="auto" w:after="180"/>
-        <w:shd w:fill="FFF5E6"/>
-      </w:pPr>
-      <w:r>
-        <w:rPr>
-          <w:b w:val="0"/>
-        </w:rPr>
-        <w:t xml:space="preserve">A missing height is unknown, not zero. Under this </w:t>
-      </w:r>
-      <w:r>
-        <w:rPr>
-          <w:b/>
-        </w:rPr>
-        <w:t>schema</w:t>
-      </w:r>
-      <w:r>
-        <w:rPr>
-          <w:b w:val="0"/>
-        </w:rPr>
-        <w:t xml:space="preserve"> zero is also invalid, so reject the incomplete record and request the measurement.</w:t>
-      </w:r>
-    </w:p>
-    <w:p>
-      <w:pPr>
-        <w:spacing w:line="336" w:lineRule="auto" w:after="180"/>
-        <w:shd w:fill="FFF5E6"/>
-      </w:pPr>
-      <w:r>
-        <w:rPr>
-          <w:b w:val="0"/>
-        </w:rPr>
-        <w:t xml:space="preserve">A different project might use a documented </w:t>
-      </w:r>
-      <w:r>
-        <w:rPr>
-          <w:b/>
-        </w:rPr>
-        <w:t>training</w:t>
-      </w:r>
-      <w:r>
-        <w:rPr>
-          <w:b w:val="0"/>
-        </w:rPr>
-        <w:t xml:space="preserve">-fitted replacement plus a missingness flag; that would be a different </w:t>
-      </w:r>
-      <w:r>
-        <w:rPr>
-          <w:b/>
-        </w:rPr>
-        <w:t>schema</w:t>
-      </w:r>
-      <w:r>
-        <w:rPr>
-          <w:b w:val="0"/>
-        </w:rPr>
-        <w:t xml:space="preserve"> that must be applied consistently.</w:t>
-      </w:r>
-    </w:p>
-    <w:p>
-      <w:pPr>
-        <w:pStyle w:val="Heading3"/>
-      </w:pPr>
-      <w:r>
-        <w:t>Check the claim against the facts</w:t>
-      </w:r>
-    </w:p>
-    <w:p>
-      <w:pPr>
-        <w:spacing w:line="336" w:lineRule="auto" w:after="180"/>
-        <w:shd w:fill="FFF5E6"/>
-      </w:pPr>
-      <w:r>
-        <w:rPr>
-          <w:b w:val="0"/>
-        </w:rPr>
-        <w:t xml:space="preserve">A changed field order must also change every consumer that reads positions. A </w:t>
-      </w:r>
-      <w:r>
-        <w:rPr>
-          <w:b/>
-        </w:rPr>
-        <w:t>vector</w:t>
-      </w:r>
-      <w:r>
-        <w:rPr>
-          <w:b w:val="0"/>
-        </w:rPr>
-        <w:t xml:space="preserve"> can have the expected length and still be wrong because its order, units or meaning changed.</w:t>
-      </w:r>
-    </w:p>
-    <w:p>
-      <w:pPr>
-        <w:spacing w:line="336" w:lineRule="auto" w:after="180"/>
-        <w:shd w:fill="FFF5E6"/>
       </w:pPr>
       <w:r>
         <w:rPr>
@@ -1954,33 +1998,101 @@
     </w:p>
     <w:p>
       <w:pPr>
+        <w:pStyle w:val="Heading2"/>
+      </w:pPr>
+      <w:r>
+        <w:t>Repair the incomplete parcel</w:t>
+      </w:r>
+    </w:p>
+    <w:p>
+      <w:pPr>
+        <w:pStyle w:val="ListBullet"/>
+      </w:pPr>
+      <w:r>
+        <w:t>Width is 4 cm and height is missing. A teammate writes [4, 0]. Explain why this is invalid and give the action required by this schema.</w:t>
+      </w:r>
+    </w:p>
+    <w:p>
+      <w:pPr>
         <w:pStyle w:val="Heading3"/>
       </w:pPr>
       <w:r>
+        <w:t>State one repair and the checks you would rerun.</w:t>
+      </w:r>
+    </w:p>
+    <w:p>
+      <w:r>
+        <w:t>________________________________________________________________</w:t>
+      </w:r>
+    </w:p>
+    <w:p>
+      <w:r>
+        <w:t>________________________________________________________________</w:t>
+      </w:r>
+    </w:p>
+    <w:p>
+      <w:r>
+        <w:t>________________________________________________________________</w:t>
+      </w:r>
+    </w:p>
+    <w:p>
+      <w:r>
+        <w:t>________________________________________________________________</w:t>
+      </w:r>
+    </w:p>
+    <w:p>
+      <w:r>
+        <w:t>________________________________________________________________</w:t>
+      </w:r>
+    </w:p>
+    <w:p>
+      <w:r>
+        <w:t>________________________________________________________________</w:t>
+      </w:r>
+    </w:p>
+    <w:p>
+      <w:pPr>
+        <w:pStyle w:val="Heading2"/>
+      </w:pPr>
+      <w:r>
+        <w:t>Earlier wording, alternatives and picture transcripts · reference / check after trying</w:t>
+      </w:r>
+    </w:p>
+    <w:p>
+      <w:pPr>
+        <w:pStyle w:val="Heading3"/>
+      </w:pPr>
+      <w:r>
         <w:t>Locate the earliest unsupported step</w:t>
       </w:r>
     </w:p>
     <w:p>
       <w:pPr>
-        <w:spacing w:line="336" w:lineRule="auto" w:after="180"/>
-      </w:pPr>
-      <w:r>
-        <w:rPr>
-          <w:b w:val="0"/>
-        </w:rPr>
-        <w:t xml:space="preserve">Width is 4 cm and height is missing. A teammate writes [4, 0]. Explain why this is invalid and give the action required by this </w:t>
-      </w:r>
-      <w:r>
-        <w:rPr>
-          <w:b/>
-        </w:rPr>
-        <w:t>schema</w:t>
-      </w:r>
-      <w:r>
-        <w:rPr>
-          <w:b w:val="0"/>
-        </w:rPr>
-        <w:t>.</w:t>
+        <w:pStyle w:val="Heading1"/>
+      </w:pPr>
+      <w:r>
+        <w:t>08. Practise the same schema with less help</w:t>
+      </w:r>
+    </w:p>
+    <w:p>
+      <w:r>
+        <w:t>Each learner explains the named fields,not only the final numbers.</w:t>
+      </w:r>
+    </w:p>
+    <w:p>
+      <w:pPr>
+        <w:pStyle w:val="Heading2"/>
+      </w:pPr>
+      <w:r>
+        <w:t>Encode A–C and try E</w:t>
+      </w:r>
+    </w:p>
+    <w:p>
+      <w:pPr>
+        <w:pStyle w:val="ListBullet"/>
+      </w:pPr>
+      <w:r>
+        <w:t>Write A, B and C as ordered pairs from the lesson. State the dimension of each and the shape of the stacked table.</w:t>
       </w:r>
     </w:p>
     <w:p>
@@ -1988,7 +2100,7 @@
         <w:pStyle w:val="Heading3"/>
       </w:pPr>
       <w:r>
-        <w:t>State one repair and the checks you would rerun.</w:t>
+        <w:t>Parcel E has width 20 mm and height 70 mm. Encode it and explain why [7, 2] is not the same input under this schema.</w:t>
       </w:r>
     </w:p>
     <w:p>
@@ -2012,6 +2124,14 @@
       </w:r>
     </w:p>
     <w:p>
+      <w:pPr>
+        <w:pStyle w:val="Heading3"/>
+      </w:pPr>
+      <w:r>
+        <w:t>Explain your prediction to a partner before comparing results.</w:t>
+      </w:r>
+    </w:p>
+    <w:p>
       <w:r>
         <w:t>________________________________________________________________</w:t>
       </w:r>
@@ -2022,50 +2142,6 @@
       </w:r>
     </w:p>
     <w:p>
-      <w:pPr>
-        <w:pStyle w:val="Heading1"/>
-      </w:pPr>
-      <w:r>
-        <w:t>08. Practise together</w:t>
-      </w:r>
-    </w:p>
-    <w:p>
-      <w:r>
-        <w:t>Practise Representing inputs as vectors with support, then explain the deciding step in your own words.</w:t>
-      </w:r>
-    </w:p>
-    <w:p>
-      <w:pPr>
-        <w:spacing w:line="336" w:lineRule="auto" w:after="180"/>
-      </w:pPr>
-      <w:r>
-        <w:rPr>
-          <w:b w:val="0"/>
-        </w:rPr>
-        <w:t xml:space="preserve">Write A, B and C as ordered pairs from the lesson. State the </w:t>
-      </w:r>
-      <w:r>
-        <w:rPr>
-          <w:b/>
-        </w:rPr>
-        <w:t>dimension</w:t>
-      </w:r>
-      <w:r>
-        <w:rPr>
-          <w:b w:val="0"/>
-        </w:rPr>
-        <w:t xml:space="preserve"> of each and the shape of the stacked table.</w:t>
-      </w:r>
-    </w:p>
-    <w:p>
-      <w:pPr>
-        <w:pStyle w:val="Heading3"/>
-      </w:pPr>
-      <w:r>
-        <w:t>Parcel E has width 20 mm and height 70 mm. Encode it and explain why [7, 2] is not the same input under this schema.</w:t>
-      </w:r>
-    </w:p>
-    <w:p>
       <w:r>
         <w:t>________________________________________________________________</w:t>
       </w:r>
@@ -2076,49 +2152,11 @@
       </w:r>
     </w:p>
     <w:p>
-      <w:r>
-        <w:t>________________________________________________________________</w:t>
-      </w:r>
-    </w:p>
-    <w:p>
-      <w:r>
-        <w:t>________________________________________________________________</w:t>
-      </w:r>
-    </w:p>
-    <w:p>
-      <w:pPr>
-        <w:pStyle w:val="Heading3"/>
-      </w:pPr>
-      <w:r>
-        <w:t>Explain your prediction to a partner before comparing results.</w:t>
-      </w:r>
-    </w:p>
-    <w:p>
-      <w:r>
-        <w:t>________________________________________________________________</w:t>
-      </w:r>
-    </w:p>
-    <w:p>
-      <w:r>
-        <w:t>________________________________________________________________</w:t>
-      </w:r>
-    </w:p>
-    <w:p>
-      <w:r>
-        <w:t>________________________________________________________________</w:t>
-      </w:r>
-    </w:p>
-    <w:p>
-      <w:r>
-        <w:t>________________________________________________________________</w:t>
-      </w:r>
-    </w:p>
-    <w:p>
-      <w:pPr>
-        <w:pStyle w:val="Heading3"/>
-      </w:pPr>
-      <w:r>
-        <w:t>Practise with less help: Convert before encoding</w:t>
+      <w:pPr>
+        <w:pStyle w:val="Heading2"/>
+      </w:pPr>
+      <w:r>
+        <w:t>Use the supported W2record</w:t>
       </w:r>
     </w:p>
     <w:p>
@@ -2260,117 +2298,49 @@
     </w:p>
     <w:p>
       <w:pPr>
+        <w:pStyle w:val="Heading2"/>
+      </w:pPr>
+      <w:r>
+        <w:t>Check whether order matters</w:t>
+      </w:r>
+    </w:p>
+    <w:p>
+      <w:pPr>
+        <w:pStyle w:val="ListBullet"/>
+      </w:pPr>
+      <w:r>
+        <w:t>Use the worked case for Representing inputs as vectors. Proposed explanation: “Order does not matter”. Decide whether this explanation is supported. Point to the step or supplied fact that decides; explain your repair if needed.</w:t>
+      </w:r>
+    </w:p>
+    <w:p>
+      <w:pPr>
+        <w:pStyle w:val="ListBullet"/>
+      </w:pPr>
+      <w:r>
+        <w:t>Answer on your own before discussion. If you are unsure, say which step you need help with.</w:t>
+      </w:r>
+    </w:p>
+    <w:p>
+      <w:pPr>
+        <w:pStyle w:val="Heading2"/>
+      </w:pPr>
+      <w:r>
+        <w:t>Explain the pictured distinction</w:t>
+      </w:r>
+    </w:p>
+    <w:p>
+      <w:pPr>
+        <w:pStyle w:val="ListBullet"/>
+      </w:pPr>
+      <w:r>
+        <w:t>Why does equal total brightness not make A and B identical inputs? Point to the relevant step in the picture, then write the changed result and the rule or evidence that supports it.</w:t>
+      </w:r>
+    </w:p>
+    <w:p>
+      <w:pPr>
         <w:pStyle w:val="Heading3"/>
       </w:pPr>
       <w:r>
-        <w:t>Check your reasoning</w:t>
-      </w:r>
-    </w:p>
-    <w:p>
-      <w:pPr>
-        <w:spacing w:line="336" w:lineRule="auto" w:after="180"/>
-      </w:pPr>
-      <w:r>
-        <w:rPr>
-          <w:b w:val="0"/>
-        </w:rPr>
-        <w:t xml:space="preserve">Use the worked case for Representing </w:t>
-      </w:r>
-      <w:r>
-        <w:rPr>
-          <w:b/>
-        </w:rPr>
-        <w:t>input</w:t>
-      </w:r>
-      <w:r>
-        <w:rPr>
-          <w:b w:val="0"/>
-        </w:rPr>
-        <w:t xml:space="preserve">s as </w:t>
-      </w:r>
-      <w:r>
-        <w:rPr>
-          <w:b/>
-        </w:rPr>
-        <w:t>vector</w:t>
-      </w:r>
-      <w:r>
-        <w:rPr>
-          <w:b w:val="0"/>
-        </w:rPr>
-        <w:t>s. Proposed explanation: “Order does not matter”. Decide whether this explanation is supported.</w:t>
-      </w:r>
-    </w:p>
-    <w:p>
-      <w:pPr>
-        <w:spacing w:line="336" w:lineRule="auto" w:after="180"/>
-      </w:pPr>
-      <w:r>
-        <w:rPr>
-          <w:b w:val="0"/>
-        </w:rPr>
-        <w:t>Point to the step or supplied fact that decides; explain your repair if needed.</w:t>
-      </w:r>
-    </w:p>
-    <w:p>
-      <w:pPr>
-        <w:spacing w:line="336" w:lineRule="auto" w:after="180"/>
-      </w:pPr>
-      <w:r>
-        <w:rPr>
-          <w:b w:val="0"/>
-        </w:rPr>
-        <w:t>Answer on your own before discussion. If you are unsure, say which step you need help with.</w:t>
-      </w:r>
-    </w:p>
-    <w:p>
-      <w:pPr>
-        <w:pStyle w:val="Heading3"/>
-      </w:pPr>
-      <w:r>
-        <w:t>Explain the picture</w:t>
-      </w:r>
-    </w:p>
-    <w:p>
-      <w:pPr>
-        <w:spacing w:line="336" w:lineRule="auto" w:after="180"/>
-      </w:pPr>
-      <w:r>
-        <w:rPr>
-          <w:b w:val="0"/>
-        </w:rPr>
-        <w:t xml:space="preserve">Why does equal total brightness not make A and B identical </w:t>
-      </w:r>
-      <w:r>
-        <w:rPr>
-          <w:b/>
-        </w:rPr>
-        <w:t>input</w:t>
-      </w:r>
-      <w:r>
-        <w:rPr>
-          <w:b w:val="0"/>
-        </w:rPr>
-        <w:t xml:space="preserve">s? Point to the relevant step in the picture, then write the changed result and the rule or </w:t>
-      </w:r>
-      <w:r>
-        <w:rPr>
-          <w:b/>
-        </w:rPr>
-        <w:t>evidence</w:t>
-      </w:r>
-      <w:r>
-        <w:rPr>
-          <w:b w:val="0"/>
-        </w:rPr>
-        <w:t xml:space="preserve"> that supports it.</w:t>
-      </w:r>
-    </w:p>
-    <w:p>
-      <w:pPr>
-        <w:pStyle w:val="Heading3"/>
-      </w:pPr>
-      <w:r>
         <w:t>My explanation using a pictured step and the given facts</w:t>
       </w:r>
     </w:p>
@@ -2392,6 +2362,14 @@
     <w:p>
       <w:r>
         <w:t>________________________________________________________________</w:t>
+      </w:r>
+    </w:p>
+    <w:p>
+      <w:pPr>
+        <w:pStyle w:val="Heading2"/>
+      </w:pPr>
+      <w:r>
+        <w:t>Keep independent work separate</w:t>
       </w:r>
     </w:p>
     <w:p>
@@ -2407,23 +2385,55 @@
     </w:p>
     <w:p>
       <w:pPr>
+        <w:pStyle w:val="Heading2"/>
+      </w:pPr>
+      <w:r>
+        <w:t>Earlier wording, alternatives and picture transcripts · reference / check after trying</w:t>
+      </w:r>
+    </w:p>
+    <w:p>
+      <w:pPr>
+        <w:pStyle w:val="Heading3"/>
+      </w:pPr>
+      <w:r>
+        <w:t>Practise with less help: Convert before encoding</w:t>
+      </w:r>
+    </w:p>
+    <w:p>
+      <w:pPr>
+        <w:pStyle w:val="Heading3"/>
+      </w:pPr>
+      <w:r>
+        <w:t>Check your reasoning</w:t>
+      </w:r>
+    </w:p>
+    <w:p>
+      <w:pPr>
+        <w:pStyle w:val="Heading3"/>
+      </w:pPr>
+      <w:r>
+        <w:t>Explain the picture</w:t>
+      </w:r>
+    </w:p>
+    <w:p>
+      <w:pPr>
         <w:pStyle w:val="Heading1"/>
       </w:pPr>
       <w:r>
-        <w:t>09. Run the investigation</w:t>
-      </w:r>
-    </w:p>
-    <w:p>
-      <w:r>
-        <w:t>Investigate Representing inputs as vectors. Record the prediction, actual observation or labelled paper trace, explanation and next test separately.</w:t>
-      </w:r>
-    </w:p>
-    <w:p>
-      <w:pPr>
-        <w:pStyle w:val="Heading3"/>
-      </w:pPr>
-      <w:r>
-        <w:t>Predict, investigate and preserve the evidence</w:t>
+        <w:t>09. Investigate complete normal,boundary,missing and unit-error cases</w:t>
+      </w:r>
+    </w:p>
+    <w:p>
+      <w:r>
+        <w:t>A numerical result still needs the correct field meanings.</w:t>
+      </w:r>
+    </w:p>
+    <w:p>
+      <w:pPr>
+        <w:pStyle w:val="Heading2"/>
+      </w:pPr>
+      <w:r>
+        <w:t>Complete shared task and runnable encoder</w:t>
       </w:r>
     </w:p>
     <w:p>
@@ -2481,6 +2491,214 @@
         <w:br/>
         <w:br/>
         <w:t>print(encode(50, 30))  # [5.0, 3.0]</w:t>
+      </w:r>
+    </w:p>
+    <w:p>
+      <w:pPr>
+        <w:pStyle w:val="Heading2"/>
+      </w:pPr>
+      <w:r>
+        <w:t>All supplied probes and expected behavior</w:t>
+      </w:r>
+    </w:p>
+    <w:tbl>
+      <w:tblPr>
+        <w:tblStyle w:val="LightShading-Accent1"/>
+        <w:tblW w:type="auto" w:w="0"/>
+        <w:tblLook w:firstColumn="1" w:firstRow="1" w:lastColumn="0" w:lastRow="0" w:noHBand="0" w:noVBand="1" w:val="04A0"/>
+      </w:tblPr>
+      <w:tblGrid>
+        <w:gridCol w:w="5112"/>
+        <w:gridCol w:w="5112"/>
+      </w:tblGrid>
+      <w:tr>
+        <w:trPr>
+          <w:tblHeader/>
+        </w:trPr>
+        <w:tc>
+          <w:tcPr>
+            <w:tcW w:type="dxa" w:w="5112"/>
+          </w:tcPr>
+          <w:p>
+            <w:r>
+              <w:t>Complete encoder probe; inputs in mm</w:t>
+            </w:r>
+          </w:p>
+        </w:tc>
+        <w:tc>
+          <w:tcPr>
+            <w:tcW w:type="dxa" w:w="5112"/>
+          </w:tcPr>
+          <w:p>
+            <w:r>
+              <w:t>Expected output / action</w:t>
+            </w:r>
+          </w:p>
+        </w:tc>
+      </w:tr>
+      <w:tr>
+        <w:tc>
+          <w:tcPr>
+            <w:tcW w:type="dxa" w:w="5112"/>
+          </w:tcPr>
+          <w:p>
+            <w:r>
+              <w:t>Normal width 60, height 10</w:t>
+            </w:r>
+          </w:p>
+        </w:tc>
+        <w:tc>
+          <w:tcPr>
+            <w:tcW w:type="dxa" w:w="5112"/>
+          </w:tcPr>
+          <w:p>
+            <w:r>
+              <w:t>[6.0, 1.0] in cm</w:t>
+            </w:r>
+          </w:p>
+        </w:tc>
+      </w:tr>
+      <w:tr>
+        <w:tc>
+          <w:tcPr>
+            <w:tcW w:type="dxa" w:w="5112"/>
+          </w:tcPr>
+          <w:p>
+            <w:r>
+              <w:t>Small positive boundary width 1, height 1</w:t>
+            </w:r>
+          </w:p>
+        </w:tc>
+        <w:tc>
+          <w:tcPr>
+            <w:tcW w:type="dxa" w:w="5112"/>
+          </w:tcPr>
+          <w:p>
+            <w:r>
+              <w:t>[0.1, 0.1]; positive small measurements are valid</w:t>
+            </w:r>
+          </w:p>
+        </w:tc>
+      </w:tr>
+      <w:tr>
+        <w:tc>
+          <w:tcPr>
+            <w:tcW w:type="dxa" w:w="5112"/>
+          </w:tcPr>
+          <w:p>
+            <w:r>
+              <w:t>Missing width 40, heightNone</w:t>
+            </w:r>
+          </w:p>
+        </w:tc>
+        <w:tc>
+          <w:tcPr>
+            <w:tcW w:type="dxa" w:w="5112"/>
+          </w:tcPr>
+          <w:p>
+            <w:r>
+              <w:t>ValueError:Missing measurement; request the unknown measurement</w:t>
+            </w:r>
+          </w:p>
+        </w:tc>
+      </w:tr>
+      <w:tr>
+        <w:tc>
+          <w:tcPr>
+            <w:tcW w:type="dxa" w:w="5112"/>
+          </w:tcPr>
+          <w:p>
+            <w:r>
+              <w:t>Zero width 40, height 0</w:t>
+            </w:r>
+          </w:p>
+        </w:tc>
+        <w:tc>
+          <w:tcPr>
+            <w:tcW w:type="dxa" w:w="5112"/>
+          </w:tcPr>
+          <w:p>
+            <w:r>
+              <w:t>ValueError:Measurements must be positive under this parcel schema</w:t>
+            </w:r>
+          </w:p>
+        </w:tc>
+      </w:tr>
+      <w:tr>
+        <w:tc>
+          <w:tcPr>
+            <w:tcW w:type="dxa" w:w="5112"/>
+          </w:tcPr>
+          <w:p>
+            <w:r>
+              <w:t>Changed unit:already-cm values 6, 1 passed as mm</w:t>
+            </w:r>
+          </w:p>
+        </w:tc>
+        <w:tc>
+          <w:tcPr>
+            <w:tcW w:type="dxa" w:w="5112"/>
+          </w:tcPr>
+          <w:p>
+            <w:r>
+              <w:t>Produces[0.6, 0.1], a tenfold under-encoding; fix the named source unit contract, not the output by guessing</w:t>
+            </w:r>
+          </w:p>
+        </w:tc>
+      </w:tr>
+      <w:tr>
+        <w:tc>
+          <w:tcPr>
+            <w:tcW w:type="dxa" w:w="5112"/>
+          </w:tcPr>
+          <w:p>
+            <w:r>
+              <w:t>Metadata or future class supplied</w:t>
+            </w:r>
+          </w:p>
+        </w:tc>
+        <w:tc>
+          <w:tcPr>
+            <w:tcW w:type="dxa" w:w="5112"/>
+          </w:tcPr>
+          <w:p>
+            <w:r>
+              <w:t>Keep outside these two coordinates; the encoder has no target argument</w:t>
+            </w:r>
+          </w:p>
+        </w:tc>
+      </w:tr>
+    </w:tbl>
+    <w:p>
+      <w:pPr>
+        <w:pStyle w:val="Heading2"/>
+      </w:pPr>
+      <w:r>
+        <w:t>Predict,run or trace,and explain</w:t>
+      </w:r>
+    </w:p>
+    <w:p>
+      <w:pPr>
+        <w:pStyle w:val="ListNumber"/>
+      </w:pPr>
+      <w:r>
+        <w:t>Predict every probe before running or tracing it. Copy the supplied encode function and call it once per case; use separate runs for failing inputs so one error does not stop the rest. Save the actual output/error or mark paper trace. Then explain why the same zero can be invalid for parcel height but valid for a different declared field such as age. This function assumes numeric mm values or None; it is not a general parser for arbitrary strings or nonfinite numbers.</w:t>
+      </w:r>
+    </w:p>
+    <w:p>
+      <w:pPr>
+        <w:pStyle w:val="ListNumber"/>
+      </w:pPr>
+      <w:r>
+        <w:t>On paper, trace the supplied procedure. If code is provided, predict before running it in a local practice file. Never write an expected answer as though it were an observed run.</w:t>
+      </w:r>
+    </w:p>
+    <w:p>
+      <w:pPr>
+        <w:pStyle w:val="Heading2"/>
+      </w:pPr>
+      <w:r>
+        <w:t>Keep the evidence ledger</w:t>
       </w:r>
     </w:p>
     <w:tbl>
@@ -2627,7 +2845,15 @@
         <w:rPr>
           <w:b w:val="0"/>
         </w:rPr>
-        <w:t>On paper, trace the supplied procedure. If code is provided, predict before running it in a local practice file. Never write an expected answer as though it were an observed run.</w:t>
+        <w:t>Before trying: what do I expect, and why? While trying: which step could first go wrong? Afterwards: what did I actually observe, and what should change? Keep “not run” if you only traced the procedure.</w:t>
+      </w:r>
+    </w:p>
+    <w:p>
+      <w:pPr>
+        <w:pStyle w:val="Heading2"/>
+      </w:pPr>
+      <w:r>
+        <w:t>Earlier wording, alternatives and picture transcripts · reference / check after trying</w:t>
       </w:r>
     </w:p>
     <w:p>
@@ -2635,7 +2861,36 @@
         <w:pStyle w:val="Heading3"/>
       </w:pPr>
       <w:r>
+        <w:t>Predict, investigate and preserve the evidence</w:t>
+      </w:r>
+    </w:p>
+    <w:p>
+      <w:pPr>
+        <w:pStyle w:val="Heading3"/>
+      </w:pPr>
+      <w:r>
         <w:t>Plan → try → check</w:t>
+      </w:r>
+    </w:p>
+    <w:p>
+      <w:pPr>
+        <w:pStyle w:val="Heading1"/>
+      </w:pPr>
+      <w:r>
+        <w:t>14. Try alone: encode a new battery schema</w:t>
+      </w:r>
+    </w:p>
+    <w:p>
+      <w:r>
+        <w:t>Use the newly supplied field order and validity rules,not the parcel rules.</w:t>
+      </w:r>
+    </w:p>
+    <w:p>
+      <w:pPr>
+        <w:pStyle w:val="Heading2"/>
+      </w:pPr>
+      <w:r>
+        <w:t>Complete new independent schema and records</w:t>
       </w:r>
     </w:p>
     <w:p>
@@ -2646,28 +2901,7 @@
         <w:rPr>
           <w:b w:val="0"/>
         </w:rPr>
-        <w:t>Before trying: what do I expect, and why? While trying: which step could first go wrong? Afterwards: what did I actually observe, and what should change? Keep “not run” if you only traced the procedure.</w:t>
-      </w:r>
-    </w:p>
-    <w:p>
-      <w:pPr>
-        <w:pStyle w:val="Heading1"/>
-      </w:pPr>
-      <w:r>
-        <w:t>10. Build your understanding</w:t>
-      </w:r>
-    </w:p>
-    <w:p>
-      <w:r>
-        <w:t>Move from recall to tracing, diagnosis and transfer in Representing inputs as vectors. Explain why each step is justified.</w:t>
-      </w:r>
-    </w:p>
-    <w:p>
-      <w:pPr>
-        <w:pStyle w:val="Heading3"/>
-      </w:pPr>
-      <w:r>
-        <w:t>Explain → apply → challenge</w:t>
+        <w:t>A new toy battery task uses [temperature in degrees C, voltage in V, age in days]. Record K has voltage 5, age 12, temperature 18. Record L has temperature 20, voltage 4, age 0.</w:t>
       </w:r>
     </w:p>
     <w:p>
@@ -2678,7 +2912,19 @@
         <w:rPr>
           <w:b w:val="0"/>
         </w:rPr>
-        <w:t xml:space="preserve">Write A, B and C as ordered pairs from the lesson. State the </w:t>
+        <w:t xml:space="preserve">Encode both; state the </w:t>
+      </w:r>
+      <w:r>
+        <w:rPr>
+          <w:b/>
+        </w:rPr>
+        <w:t>vector</w:t>
+      </w:r>
+      <w:r>
+        <w:rPr>
+          <w:b w:val="0"/>
+        </w:rPr>
+        <w:t xml:space="preserve"> </w:t>
       </w:r>
       <w:r>
         <w:rPr>
@@ -2690,7 +2936,58 @@
         <w:rPr>
           <w:b w:val="0"/>
         </w:rPr>
-        <w:t xml:space="preserve"> of each and the shape of the stacked table.</w:t>
+        <w:t xml:space="preserve"> and table shape. Age zero is valid. The future failure label is also supplied in the data file: should it be appended?</w:t>
+      </w:r>
+    </w:p>
+    <w:p>
+      <w:pPr>
+        <w:pStyle w:val="Heading2"/>
+      </w:pPr>
+      <w:r>
+        <w:t>First attempt and support record</w:t>
+      </w:r>
+    </w:p>
+    <w:p>
+      <w:pPr>
+        <w:pStyle w:val="Heading3"/>
+      </w:pPr>
+      <w:r>
+        <w:t>My independent explanation, trace and limits</w:t>
+      </w:r>
+    </w:p>
+    <w:p>
+      <w:r>
+        <w:t>________________________________________________________________</w:t>
+      </w:r>
+    </w:p>
+    <w:p>
+      <w:r>
+        <w:t>________________________________________________________________</w:t>
+      </w:r>
+    </w:p>
+    <w:p>
+      <w:r>
+        <w:t>________________________________________________________________</w:t>
+      </w:r>
+    </w:p>
+    <w:p>
+      <w:r>
+        <w:t>________________________________________________________________</w:t>
+      </w:r>
+    </w:p>
+    <w:p>
+      <w:r>
+        <w:t>________________________________________________________________</w:t>
+      </w:r>
+    </w:p>
+    <w:p>
+      <w:r>
+        <w:t>________________________________________________________________</w:t>
+      </w:r>
+    </w:p>
+    <w:p>
+      <w:r>
+        <w:t>________________________________________________________________</w:t>
       </w:r>
     </w:p>
     <w:p>
@@ -2701,42 +2998,166 @@
         <w:rPr>
           <w:b w:val="0"/>
         </w:rPr>
-        <w:t xml:space="preserve">Width is 4 cm and height is missing. A teammate writes [4, 0]. Explain why this is invalid and give the action required by this </w:t>
+        <w:t>Attempt this case before feedback. Record any help. Earlier examples below are further practice; a case already practised with feedback cannot establish fresh transfer.</w:t>
+      </w:r>
+    </w:p>
+    <w:p>
+      <w:pPr>
+        <w:pStyle w:val="Heading2"/>
+      </w:pPr>
+      <w:r>
+        <w:t>Use feedback after trying</w:t>
+      </w:r>
+    </w:p>
+    <w:p>
+      <w:pPr>
+        <w:spacing w:line="336" w:lineRule="auto" w:after="180"/>
+      </w:pPr>
+      <w:r>
+        <w:rPr>
+          <w:b w:val="0"/>
+        </w:rPr>
+        <w:t>Attempt the independent case before hints. Record whether you worked alone, used a hint or followed a model. After feedback, fix the first unsupported step and explain why it changed.</w:t>
+      </w:r>
+    </w:p>
+    <w:p>
+      <w:pPr>
+        <w:spacing w:line="336" w:lineRule="auto" w:after="180"/>
+      </w:pPr>
+      <w:r>
+        <w:rPr>
+          <w:b w:val="0"/>
+        </w:rPr>
+        <w:t>A later check uses a changed case, not a copied answer.</w:t>
+      </w:r>
+    </w:p>
+    <w:p>
+      <w:pPr>
+        <w:pStyle w:val="Heading2"/>
+      </w:pPr>
+      <w:r>
+        <w:t>Earlier wording, alternatives and picture transcripts · reference / check after trying</w:t>
+      </w:r>
+    </w:p>
+    <w:p>
+      <w:pPr>
+        <w:pStyle w:val="Heading3"/>
+      </w:pPr>
+      <w:r>
+        <w:t>Independent case: Apply a new schema independently</w:t>
+      </w:r>
+    </w:p>
+    <w:p>
+      <w:pPr>
+        <w:pStyle w:val="Heading3"/>
+      </w:pPr>
+      <w:r>
+        <w:t>Attempt this without hints</w:t>
+      </w:r>
+    </w:p>
+    <w:p>
+      <w:pPr>
+        <w:spacing w:line="336" w:lineRule="auto" w:after="180"/>
+      </w:pPr>
+      <w:r>
+        <w:rPr>
+          <w:b w:val="0"/>
+        </w:rPr>
+        <w:t>A new toy battery task uses [temperature in degrees C, voltage in V, age in days]. Record K has voltage 5, age 12, temperature 18. Record L has temperature 20, voltage 4, age 0.</w:t>
+      </w:r>
+    </w:p>
+    <w:p>
+      <w:pPr>
+        <w:spacing w:line="336" w:lineRule="auto" w:after="180"/>
+      </w:pPr>
+      <w:r>
+        <w:rPr>
+          <w:b w:val="0"/>
+        </w:rPr>
+        <w:t xml:space="preserve">Encode both; state the </w:t>
       </w:r>
       <w:r>
         <w:rPr>
           <w:b/>
         </w:rPr>
-        <w:t>schema</w:t>
+        <w:t>vector</w:t>
       </w:r>
       <w:r>
         <w:rPr>
           <w:b w:val="0"/>
         </w:rPr>
-        <w:t>.</w:t>
-      </w:r>
-    </w:p>
-    <w:p>
-      <w:pPr>
-        <w:spacing w:line="336" w:lineRule="auto" w:after="180"/>
-      </w:pPr>
+        <w:t xml:space="preserve"> </w:t>
+      </w:r>
+      <w:r>
+        <w:rPr>
+          <w:b/>
+        </w:rPr>
+        <w:t>dimension</w:t>
+      </w:r>
       <w:r>
         <w:rPr>
           <w:b w:val="0"/>
         </w:rPr>
-        <w:t xml:space="preserve">Two parcels have the same width and height but different material and target class. Explain why adding more examples alone cannot let this deterministic two-feature model tell these two </w:t>
-      </w:r>
-      <w:r>
-        <w:rPr>
-          <w:b/>
-        </w:rPr>
-        <w:t>input</w:t>
-      </w:r>
+        <w:t xml:space="preserve"> and table shape. Age zero is valid. The future failure label is also supplied in the data file: should it be appended?</w:t>
+      </w:r>
+    </w:p>
+    <w:p>
+      <w:pPr>
+        <w:pStyle w:val="Heading3"/>
+      </w:pPr>
+      <w:r>
+        <w:t>My independent procedure, result and limitation</w:t>
+      </w:r>
+    </w:p>
+    <w:p>
+      <w:r>
+        <w:t>________________________________________________________________</w:t>
+      </w:r>
+    </w:p>
+    <w:p>
+      <w:r>
+        <w:t>________________________________________________________________</w:t>
+      </w:r>
+    </w:p>
+    <w:p>
+      <w:r>
+        <w:t>________________________________________________________________</w:t>
+      </w:r>
+    </w:p>
+    <w:p>
+      <w:r>
+        <w:t>________________________________________________________________</w:t>
+      </w:r>
+    </w:p>
+    <w:p>
+      <w:r>
+        <w:t>________________________________________________________________</w:t>
+      </w:r>
+    </w:p>
+    <w:p>
+      <w:r>
+        <w:t>________________________________________________________________</w:t>
+      </w:r>
+    </w:p>
+    <w:p>
+      <w:r>
+        <w:t>________________________________________________________________</w:t>
+      </w:r>
+    </w:p>
+    <w:p>
+      <w:r>
+        <w:t>________________________________________________________________</w:t>
+      </w:r>
+    </w:p>
+    <w:p>
+      <w:pPr>
+        <w:spacing w:line="336" w:lineRule="auto" w:after="180"/>
+      </w:pPr>
       <w:r>
         <w:rPr>
           <w:b w:val="0"/>
         </w:rPr>
-        <w:t>s apart.</w:t>
+        <w:t>Record support used: none, hint or teacher explanation. After feedback, a different case is needed to demonstrate independence.</w:t>
       </w:r>
     </w:p>
     <w:p>
@@ -2744,32 +3165,7 @@
         <w:pStyle w:val="Heading3"/>
       </w:pPr>
       <w:r>
-        <w:t>Explain which evidence supports your conclusion and which claim remains unproved.</w:t>
-      </w:r>
-    </w:p>
-    <w:p>
-      <w:r>
-        <w:t>________________________________________________________________</w:t>
-      </w:r>
-    </w:p>
-    <w:p>
-      <w:r>
-        <w:t>________________________________________________________________</w:t>
-      </w:r>
-    </w:p>
-    <w:p>
-      <w:r>
-        <w:t>________________________________________________________________</w:t>
-      </w:r>
-    </w:p>
-    <w:p>
-      <w:r>
-        <w:t>________________________________________________________________</w:t>
-      </w:r>
-    </w:p>
-    <w:p>
-      <w:r>
-        <w:t>________________________________________________________________</w:t>
+        <w:t>Use feedback to improve</w:t>
       </w:r>
     </w:p>
     <w:p>
@@ -2777,12 +3173,20 @@
         <w:pStyle w:val="Heading1"/>
       </w:pPr>
       <w:r>
-        <w:t>11. Connect your project</w:t>
-      </w:r>
-    </w:p>
-    <w:p>
-      <w:r>
-        <w:t>Apply this week’s idea to Image-pattern Network Investigation. Keep an annotated decision and the evidence supporting it.</w:t>
+        <w:t>11. Start the project with a readable input contract</w:t>
+      </w:r>
+    </w:p>
+    <w:p>
+      <w:r>
+        <w:t>Show the source field,unit,coordinate and missing-input rule.</w:t>
+      </w:r>
+    </w:p>
+    <w:p>
+      <w:pPr>
+        <w:pStyle w:val="Heading2"/>
+      </w:pPr>
+      <w:r>
+        <w:t>Current project artifact</w:t>
       </w:r>
     </w:p>
     <w:p>
@@ -2985,10 +3389,10 @@
     </w:tbl>
     <w:p>
       <w:pPr>
-        <w:pStyle w:val="Heading3"/>
-      </w:pPr>
-      <w:r>
-        <w:t>Evidence for your project</w:t>
+        <w:pStyle w:val="Heading2"/>
+      </w:pPr>
+      <w:r>
+        <w:t>Keep the actual evidence and scope</w:t>
       </w:r>
     </w:p>
     <w:p>
@@ -3027,15 +3431,88 @@
     </w:p>
     <w:p>
       <w:pPr>
+        <w:pStyle w:val="Heading2"/>
+      </w:pPr>
+      <w:r>
+        <w:t>Earlier wording, alternatives and picture transcripts · reference / check after trying</w:t>
+      </w:r>
+    </w:p>
+    <w:p>
+      <w:pPr>
+        <w:pStyle w:val="Heading3"/>
+      </w:pPr>
+      <w:r>
+        <w:t>Evidence for your project</w:t>
+      </w:r>
+    </w:p>
+    <w:p>
+      <w:pPr>
         <w:pStyle w:val="Heading1"/>
       </w:pPr>
       <w:r>
-        <w:t>12. Show what you know</w:t>
-      </w:r>
-    </w:p>
-    <w:p>
-      <w:r>
-        <w:t>Use a genuinely new case for independent evidence. Previously discussed examples remain practice; use the separately named independent case before feedback.</w:t>
+        <w:t>16. Finish by naming each coordinate and one limit</w:t>
+      </w:r>
+    </w:p>
+    <w:p>
+      <w:r>
+        <w:t>Retrieve before returning to the worked example.</w:t>
+      </w:r>
+    </w:p>
+    <w:p>
+      <w:pPr>
+        <w:pStyle w:val="Heading2"/>
+      </w:pPr>
+      <w:r>
+        <w:t>Explain without notes</w:t>
+      </w:r>
+    </w:p>
+    <w:p>
+      <w:pPr>
+        <w:pStyle w:val="ListBullet"/>
+      </w:pPr>
+      <w:r>
+        <w:t>Close your notes. Explain this goal in your own words: Encode a record using a fixed feature order and units</w:t>
+      </w:r>
+    </w:p>
+    <w:p>
+      <w:pPr>
+        <w:pStyle w:val="Heading3"/>
+      </w:pPr>
+      <w:r>
+        <w:t>My deciding step, evidence and one remaining question</w:t>
+      </w:r>
+    </w:p>
+    <w:p>
+      <w:r>
+        <w:t>________________________________________________________________</w:t>
+      </w:r>
+    </w:p>
+    <w:p>
+      <w:r>
+        <w:t>________________________________________________________________</w:t>
+      </w:r>
+    </w:p>
+    <w:p>
+      <w:r>
+        <w:t>________________________________________________________________</w:t>
+      </w:r>
+    </w:p>
+    <w:p>
+      <w:r>
+        <w:t>________________________________________________________________</w:t>
+      </w:r>
+    </w:p>
+    <w:p>
+      <w:r>
+        <w:t>________________________________________________________________</w:t>
+      </w:r>
+    </w:p>
+    <w:p>
+      <w:pPr>
+        <w:pStyle w:val="Heading2"/>
+      </w:pPr>
+      <w:r>
+        <w:t>Plan the changed-case return</w:t>
       </w:r>
     </w:p>
     <w:p>
@@ -3046,54 +3523,19 @@
         <w:rPr>
           <w:b w:val="0"/>
         </w:rPr>
-        <w:t xml:space="preserve">Two parcels can share width and height yet differ in material or weight. Their </w:t>
+        <w:t xml:space="preserve">If you are unsure, return to the worked picture and explain one arrow. If you are ready, change an </w:t>
       </w:r>
       <w:r>
         <w:rPr>
           <w:b/>
         </w:rPr>
-        <w:t>vector</w:t>
+        <w:t>input</w:t>
       </w:r>
       <w:r>
         <w:rPr>
           <w:b w:val="0"/>
         </w:rPr>
-        <w:t>s are identical in this representation, so a deterministic model receiving only these features cannot distinguish them.</w:t>
-      </w:r>
-    </w:p>
-    <w:p>
-      <w:pPr>
-        <w:spacing w:line="336" w:lineRule="auto" w:after="180"/>
-      </w:pPr>
-      <w:r>
-        <w:rPr>
-          <w:b w:val="0"/>
-        </w:rPr>
-        <w:t xml:space="preserve">Adding a feature changes the </w:t>
-      </w:r>
-      <w:r>
-        <w:rPr>
-          <w:b/>
-        </w:rPr>
-        <w:t>schema</w:t>
-      </w:r>
-      <w:r>
-        <w:rPr>
-          <w:b w:val="0"/>
-        </w:rPr>
-        <w:t xml:space="preserve"> and </w:t>
-      </w:r>
-      <w:r>
-        <w:rPr>
-          <w:b/>
-        </w:rPr>
-        <w:t>dimension</w:t>
-      </w:r>
-      <w:r>
-        <w:rPr>
-          <w:b w:val="0"/>
-        </w:rPr>
-        <w:t xml:space="preserve">; it does not automatically improve </w:t>
+        <w:t xml:space="preserve"> or assumption and justify your </w:t>
       </w:r>
       <w:r>
         <w:rPr>
@@ -3105,35 +3547,7 @@
         <w:rPr>
           <w:b w:val="0"/>
         </w:rPr>
-        <w:t>s. Keep data splits and evaluation discipline from Level 4 (Grade 9).</w:t>
-      </w:r>
-    </w:p>
-    <w:p>
-      <w:pPr>
-        <w:pStyle w:val="Heading3"/>
-      </w:pPr>
-      <w:r>
-        <w:t>Two records both encode as [4, 2] but have different target classes. What can this representation reveal, and what can it not reveal?</w:t>
-      </w:r>
-    </w:p>
-    <w:p>
-      <w:r>
-        <w:t>________________________________________________________________</w:t>
-      </w:r>
-    </w:p>
-    <w:p>
-      <w:r>
-        <w:t>________________________________________________________________</w:t>
-      </w:r>
-    </w:p>
-    <w:p>
-      <w:r>
-        <w:t>________________________________________________________________</w:t>
-      </w:r>
-    </w:p>
-    <w:p>
-      <w:r>
-        <w:t>________________________________________________________________</w:t>
+        <w:t>.</w:t>
       </w:r>
     </w:p>
     <w:p>
@@ -3144,49 +3558,361 @@
         <w:rPr>
           <w:b w:val="0"/>
         </w:rPr>
-        <w:t xml:space="preserve">Next week, we will multiply each </w:t>
+        <w:t xml:space="preserve">Save your workbook </w:t>
       </w:r>
       <w:r>
         <w:rPr>
           <w:b/>
         </w:rPr>
-        <w:t>component</w:t>
+        <w:t>evidence</w:t>
       </w:r>
       <w:r>
         <w:rPr>
           <w:b w:val="0"/>
         </w:rPr>
-        <w:t xml:space="preserve"> by a matching weight and add the results. The computation is meaningful only if the feature order stays fixed.</w:t>
-      </w:r>
-    </w:p>
-    <w:p>
-      <w:pPr>
-        <w:spacing w:line="336" w:lineRule="auto" w:after="180"/>
-      </w:pPr>
-      <w:r>
-        <w:rPr>
-          <w:b w:val="0"/>
-        </w:rPr>
-        <w:t xml:space="preserve">Two parcels have the same width and height but different material and target class. Explain why adding more examples alone cannot let this deterministic two-feature model tell these two </w:t>
-      </w:r>
-      <w:r>
-        <w:rPr>
-          <w:b/>
-        </w:rPr>
-        <w:t>input</w:t>
-      </w:r>
-      <w:r>
-        <w:rPr>
-          <w:b w:val="0"/>
-        </w:rPr>
-        <w:t>s apart.</w:t>
-      </w:r>
-    </w:p>
+        <w:t>. At the next review, try a different case before opening your old answer.</w:t>
+      </w:r>
+    </w:p>
+    <w:p>
+      <w:pPr>
+        <w:pStyle w:val="Heading1"/>
+      </w:pPr>
+      <w:r>
+        <w:t>Reference bank and extra practice</w:t>
+      </w:r>
+    </w:p>
+    <w:p>
+      <w:pPr>
+        <w:pStyle w:val="Heading1"/>
+      </w:pPr>
+      <w:r>
+        <w:t>05. Reference · Use the mathematical words precisely</w:t>
+      </w:r>
+    </w:p>
+    <w:p>
+      <w:r>
+        <w:t>Connect each term to a value or step in the current example.</w:t>
+      </w:r>
+    </w:p>
+    <w:p>
+      <w:pPr>
+        <w:pStyle w:val="Heading2"/>
+      </w:pPr>
+      <w:r>
+        <w:t>Vocabulary and your explanation</w:t>
+      </w:r>
+    </w:p>
+    <w:tbl>
+      <w:tblPr>
+        <w:tblStyle w:val="LightShading-Accent1"/>
+        <w:tblW w:type="auto" w:w="0"/>
+        <w:tblLook w:firstColumn="1" w:firstRow="1" w:lastColumn="0" w:lastRow="0" w:noHBand="0" w:noVBand="1" w:val="04A0"/>
+      </w:tblPr>
+      <w:tblGrid>
+        <w:gridCol w:w="5112"/>
+        <w:gridCol w:w="5112"/>
+      </w:tblGrid>
+      <w:tr>
+        <w:trPr>
+          <w:tblHeader/>
+        </w:trPr>
+        <w:tc>
+          <w:tcPr>
+            <w:tcW w:type="dxa" w:w="5112"/>
+          </w:tcPr>
+          <w:p>
+            <w:r>
+              <w:t>Word</w:t>
+            </w:r>
+          </w:p>
+        </w:tc>
+        <w:tc>
+          <w:tcPr>
+            <w:tcW w:type="dxa" w:w="5112"/>
+          </w:tcPr>
+          <w:p>
+            <w:r>
+              <w:t>Meaning</w:t>
+            </w:r>
+          </w:p>
+        </w:tc>
+      </w:tr>
+      <w:tr>
+        <w:tc>
+          <w:tcPr>
+            <w:tcW w:type="dxa" w:w="5112"/>
+          </w:tcPr>
+          <w:p>
+            <w:r>
+              <w:t>Vector</w:t>
+            </w:r>
+          </w:p>
+        </w:tc>
+        <w:tc>
+          <w:tcPr>
+            <w:tcW w:type="dxa" w:w="5112"/>
+          </w:tcPr>
+          <w:p>
+            <w:r>
+              <w:t>An ordered list of numerical components</w:t>
+            </w:r>
+          </w:p>
+        </w:tc>
+      </w:tr>
+      <w:tr>
+        <w:tc>
+          <w:tcPr>
+            <w:tcW w:type="dxa" w:w="5112"/>
+          </w:tcPr>
+          <w:p>
+            <w:r>
+              <w:t>Component</w:t>
+            </w:r>
+          </w:p>
+        </w:tc>
+        <w:tc>
+          <w:tcPr>
+            <w:tcW w:type="dxa" w:w="5112"/>
+          </w:tcPr>
+          <w:p>
+            <w:r>
+              <w:t>One value at a specified position in a vector</w:t>
+            </w:r>
+          </w:p>
+        </w:tc>
+      </w:tr>
+      <w:tr>
+        <w:tc>
+          <w:tcPr>
+            <w:tcW w:type="dxa" w:w="5112"/>
+          </w:tcPr>
+          <w:p>
+            <w:r>
+              <w:t>Dimension</w:t>
+            </w:r>
+          </w:p>
+        </w:tc>
+        <w:tc>
+          <w:tcPr>
+            <w:tcW w:type="dxa" w:w="5112"/>
+          </w:tcPr>
+          <w:p>
+            <w:r>
+              <w:t>The number of components in a vector</w:t>
+            </w:r>
+          </w:p>
+        </w:tc>
+      </w:tr>
+      <w:tr>
+        <w:tc>
+          <w:tcPr>
+            <w:tcW w:type="dxa" w:w="5112"/>
+          </w:tcPr>
+          <w:p>
+            <w:r>
+              <w:t>Schema</w:t>
+            </w:r>
+          </w:p>
+        </w:tc>
+        <w:tc>
+          <w:tcPr>
+            <w:tcW w:type="dxa" w:w="5112"/>
+          </w:tcPr>
+          <w:p>
+            <w:r>
+              <w:t>The recorded feature order, units and validity rules</w:t>
+            </w:r>
+          </w:p>
+        </w:tc>
+      </w:tr>
+    </w:tbl>
     <w:p>
       <w:pPr>
         <w:pStyle w:val="Heading3"/>
       </w:pPr>
       <w:r>
+        <w:t>Use two terms to explain a step in this week’s example.</w:t>
+      </w:r>
+    </w:p>
+    <w:p>
+      <w:r>
+        <w:t>________________________________________________________________</w:t>
+      </w:r>
+    </w:p>
+    <w:p>
+      <w:r>
+        <w:t>________________________________________________________________</w:t>
+      </w:r>
+    </w:p>
+    <w:p>
+      <w:r>
+        <w:t>________________________________________________________________</w:t>
+      </w:r>
+    </w:p>
+    <w:p>
+      <w:pPr>
+        <w:pStyle w:val="Heading1"/>
+      </w:pPr>
+      <w:r>
+        <w:t>10. Extra challenge · Explain a stronger case</w:t>
+      </w:r>
+    </w:p>
+    <w:p>
+      <w:r>
+        <w:t>Choose the next challenge after the main route.</w:t>
+      </w:r>
+    </w:p>
+    <w:p>
+      <w:pPr>
+        <w:pStyle w:val="Heading2"/>
+      </w:pPr>
+      <w:r>
+        <w:t>Explain,repair and extend</w:t>
+      </w:r>
+    </w:p>
+    <w:p>
+      <w:pPr>
+        <w:pStyle w:val="Heading3"/>
+      </w:pPr>
+      <w:r>
+        <w:t>Explain → apply → challenge</w:t>
+      </w:r>
+    </w:p>
+    <w:p>
+      <w:pPr>
+        <w:pStyle w:val="ListBullet"/>
+      </w:pPr>
+      <w:r>
+        <w:t>Write A, B and C as ordered pairs from the lesson. State the dimension of each and the shape of the stacked table.</w:t>
+      </w:r>
+    </w:p>
+    <w:p>
+      <w:pPr>
+        <w:pStyle w:val="ListBullet"/>
+      </w:pPr>
+      <w:r>
+        <w:t>Width is 4 cm and height is missing. A teammate writes [4, 0]. Explain why this is invalid and give the action required by this schema.</w:t>
+      </w:r>
+    </w:p>
+    <w:p>
+      <w:pPr>
+        <w:pStyle w:val="ListBullet"/>
+      </w:pPr>
+      <w:r>
+        <w:t>Two parcels have the same width and height but different material and target class. Explain why adding more examples alone cannot let this deterministic two-feature model tell these two inputs apart.</w:t>
+      </w:r>
+    </w:p>
+    <w:p>
+      <w:pPr>
+        <w:pStyle w:val="Heading3"/>
+      </w:pPr>
+      <w:r>
+        <w:t>Explain which evidence supports your conclusion and which claim remains unproved.</w:t>
+      </w:r>
+    </w:p>
+    <w:p>
+      <w:r>
+        <w:t>________________________________________________________________</w:t>
+      </w:r>
+    </w:p>
+    <w:p>
+      <w:r>
+        <w:t>________________________________________________________________</w:t>
+      </w:r>
+    </w:p>
+    <w:p>
+      <w:r>
+        <w:t>________________________________________________________________</w:t>
+      </w:r>
+    </w:p>
+    <w:p>
+      <w:r>
+        <w:t>________________________________________________________________</w:t>
+      </w:r>
+    </w:p>
+    <w:p>
+      <w:r>
+        <w:t>________________________________________________________________</w:t>
+      </w:r>
+    </w:p>
+    <w:p>
+      <w:pPr>
+        <w:pStyle w:val="Heading1"/>
+      </w:pPr>
+      <w:r>
+        <w:t>12. Reference · Check the representation and its limits</w:t>
+      </w:r>
+    </w:p>
+    <w:p>
+      <w:r>
+        <w:t>Use after practice;reserve the new battery schema and K/Lrecords for the first individual attempt.</w:t>
+      </w:r>
+    </w:p>
+    <w:p>
+      <w:pPr>
+        <w:pStyle w:val="Heading2"/>
+      </w:pPr>
+      <w:r>
+        <w:t>Current explanation and response</w:t>
+      </w:r>
+    </w:p>
+    <w:p>
+      <w:pPr>
+        <w:pStyle w:val="ListBullet"/>
+      </w:pPr>
+      <w:r>
+        <w:t>Two parcels can share width and height yet differ in material or weight. Their vectors are identical in this representation, so a deterministic model receiving only these features cannot distinguish them. Adding a feature changes the schema and dimension; it does not automatically improve predictions. Keep data splits and evaluation discipline from Level 4 (Grade 9).</w:t>
+      </w:r>
+    </w:p>
+    <w:p>
+      <w:pPr>
+        <w:pStyle w:val="Heading3"/>
+      </w:pPr>
+      <w:r>
+        <w:t>Two records both encode as [4, 2] but have different target classes. What can this representation reveal, and what can it not reveal?</w:t>
+      </w:r>
+    </w:p>
+    <w:p>
+      <w:r>
+        <w:t>________________________________________________________________</w:t>
+      </w:r>
+    </w:p>
+    <w:p>
+      <w:r>
+        <w:t>________________________________________________________________</w:t>
+      </w:r>
+    </w:p>
+    <w:p>
+      <w:r>
+        <w:t>________________________________________________________________</w:t>
+      </w:r>
+    </w:p>
+    <w:p>
+      <w:r>
+        <w:t>________________________________________________________________</w:t>
+      </w:r>
+    </w:p>
+    <w:p>
+      <w:pPr>
+        <w:pStyle w:val="ListBullet"/>
+      </w:pPr>
+      <w:r>
+        <w:t>Next week, we will multiply each component by a matching weight and add the results. The computation is meaningful only if the feature order stays fixed.</w:t>
+      </w:r>
+    </w:p>
+    <w:p>
+      <w:pPr>
+        <w:pStyle w:val="ListBullet"/>
+      </w:pPr>
+      <w:r>
+        <w:t>Two parcels have the same width and height but different material and target class. Explain why adding more examples alone cannot let this deterministic two-feature model tell these two inputs apart.</w:t>
+      </w:r>
+    </w:p>
+    <w:p>
+      <w:pPr>
+        <w:pStyle w:val="Heading3"/>
+      </w:pPr>
+      <w:r>
         <w:t>My limited claim and a useful next check</w:t>
       </w:r>
     </w:p>
@@ -3215,12 +3941,20 @@
         <w:pStyle w:val="Heading1"/>
       </w:pPr>
       <w:r>
-        <w:t>13. Study a complete case</w:t>
-      </w:r>
-    </w:p>
-    <w:p>
-      <w:r>
-        <w:t>Revisit the complete Representing inputs as vectors case for supported practice. Repeated examples do not become fresh assessments.</w:t>
+        <w:t>13. Extra practice · Revisit the complete trace</w:t>
+      </w:r>
+    </w:p>
+    <w:p>
+      <w:r>
+        <w:t>Predict before reading the supplied steps.</w:t>
+      </w:r>
+    </w:p>
+    <w:p>
+      <w:pPr>
+        <w:pStyle w:val="Heading2"/>
+      </w:pPr>
+      <w:r>
+        <w:t>Complete trace and evidence</w:t>
       </w:r>
     </w:p>
     <w:p>
@@ -3453,276 +4187,20 @@
         <w:pStyle w:val="Heading1"/>
       </w:pPr>
       <w:r>
-        <w:t>14. Try a new case independently</w:t>
-      </w:r>
-    </w:p>
-    <w:p>
-      <w:r>
-        <w:t>Attempt the reserved new case before feedback. Record support; the earlier examples below remain additional practice.</w:t>
-      </w:r>
-    </w:p>
-    <w:p>
-      <w:pPr>
-        <w:pStyle w:val="Heading3"/>
-      </w:pPr>
-      <w:r>
-        <w:t>Independent case: Apply a new schema independently</w:t>
-      </w:r>
-    </w:p>
-    <w:p>
-      <w:pPr>
-        <w:spacing w:line="336" w:lineRule="auto" w:after="180"/>
-      </w:pPr>
-      <w:r>
-        <w:rPr>
-          <w:b w:val="0"/>
-        </w:rPr>
-        <w:t>A new toy battery task uses [temperature in degrees C, voltage in V, age in days]. Record K has voltage 5, age 12, temperature 18. Record L has temperature 20, voltage 4, age 0.</w:t>
-      </w:r>
-    </w:p>
-    <w:p>
-      <w:pPr>
-        <w:spacing w:line="336" w:lineRule="auto" w:after="180"/>
-      </w:pPr>
-      <w:r>
-        <w:rPr>
-          <w:b w:val="0"/>
-        </w:rPr>
-        <w:t xml:space="preserve">Encode both; state the </w:t>
-      </w:r>
-      <w:r>
-        <w:rPr>
-          <w:b/>
-        </w:rPr>
-        <w:t>vector</w:t>
-      </w:r>
-      <w:r>
-        <w:rPr>
-          <w:b w:val="0"/>
-        </w:rPr>
-        <w:t xml:space="preserve"> </w:t>
-      </w:r>
-      <w:r>
-        <w:rPr>
-          <w:b/>
-        </w:rPr>
-        <w:t>dimension</w:t>
-      </w:r>
-      <w:r>
-        <w:rPr>
-          <w:b w:val="0"/>
-        </w:rPr>
-        <w:t xml:space="preserve"> and table shape. Age zero is valid. The future failure label is also supplied in the data file: should it be appended?</w:t>
-      </w:r>
-    </w:p>
-    <w:p>
-      <w:pPr>
-        <w:pStyle w:val="Heading3"/>
-      </w:pPr>
-      <w:r>
-        <w:t>My independent explanation, trace and limits</w:t>
-      </w:r>
-    </w:p>
-    <w:p>
-      <w:r>
-        <w:t>________________________________________________________________</w:t>
-      </w:r>
-    </w:p>
-    <w:p>
-      <w:r>
-        <w:t>________________________________________________________________</w:t>
-      </w:r>
-    </w:p>
-    <w:p>
-      <w:r>
-        <w:t>________________________________________________________________</w:t>
-      </w:r>
-    </w:p>
-    <w:p>
-      <w:r>
-        <w:t>________________________________________________________________</w:t>
-      </w:r>
-    </w:p>
-    <w:p>
-      <w:r>
-        <w:t>________________________________________________________________</w:t>
-      </w:r>
-    </w:p>
-    <w:p>
-      <w:r>
-        <w:t>________________________________________________________________</w:t>
-      </w:r>
-    </w:p>
-    <w:p>
-      <w:r>
-        <w:t>________________________________________________________________</w:t>
-      </w:r>
-    </w:p>
-    <w:p>
-      <w:pPr>
-        <w:spacing w:line="336" w:lineRule="auto" w:after="180"/>
-      </w:pPr>
-      <w:r>
-        <w:rPr>
-          <w:b w:val="0"/>
-        </w:rPr>
-        <w:t>Attempt this case before feedback. Record any help. Earlier examples below are further practice; a case already practised with feedback cannot establish fresh transfer.</w:t>
-      </w:r>
-    </w:p>
-    <w:p>
-      <w:pPr>
-        <w:pStyle w:val="Heading3"/>
-      </w:pPr>
-      <w:r>
-        <w:t>Attempt this without hints</w:t>
-      </w:r>
-    </w:p>
-    <w:p>
-      <w:pPr>
-        <w:spacing w:line="336" w:lineRule="auto" w:after="180"/>
-      </w:pPr>
-      <w:r>
-        <w:rPr>
-          <w:b w:val="0"/>
-        </w:rPr>
-        <w:t>A new toy battery task uses [temperature in degrees C, voltage in V, age in days]. Record K has voltage 5, age 12, temperature 18. Record L has temperature 20, voltage 4, age 0.</w:t>
-      </w:r>
-    </w:p>
-    <w:p>
-      <w:pPr>
-        <w:spacing w:line="336" w:lineRule="auto" w:after="180"/>
-      </w:pPr>
-      <w:r>
-        <w:rPr>
-          <w:b w:val="0"/>
-        </w:rPr>
-        <w:t xml:space="preserve">Encode both; state the </w:t>
-      </w:r>
-      <w:r>
-        <w:rPr>
-          <w:b/>
-        </w:rPr>
-        <w:t>vector</w:t>
-      </w:r>
-      <w:r>
-        <w:rPr>
-          <w:b w:val="0"/>
-        </w:rPr>
-        <w:t xml:space="preserve"> </w:t>
-      </w:r>
-      <w:r>
-        <w:rPr>
-          <w:b/>
-        </w:rPr>
-        <w:t>dimension</w:t>
-      </w:r>
-      <w:r>
-        <w:rPr>
-          <w:b w:val="0"/>
-        </w:rPr>
-        <w:t xml:space="preserve"> and table shape. Age zero is valid. The future failure label is also supplied in the data file: should it be appended?</w:t>
-      </w:r>
-    </w:p>
-    <w:p>
-      <w:pPr>
-        <w:pStyle w:val="Heading3"/>
-      </w:pPr>
-      <w:r>
-        <w:t>My independent procedure, result and limitation</w:t>
-      </w:r>
-    </w:p>
-    <w:p>
-      <w:r>
-        <w:t>________________________________________________________________</w:t>
-      </w:r>
-    </w:p>
-    <w:p>
-      <w:r>
-        <w:t>________________________________________________________________</w:t>
-      </w:r>
-    </w:p>
-    <w:p>
-      <w:r>
-        <w:t>________________________________________________________________</w:t>
-      </w:r>
-    </w:p>
-    <w:p>
-      <w:r>
-        <w:t>________________________________________________________________</w:t>
-      </w:r>
-    </w:p>
-    <w:p>
-      <w:r>
-        <w:t>________________________________________________________________</w:t>
-      </w:r>
-    </w:p>
-    <w:p>
-      <w:r>
-        <w:t>________________________________________________________________</w:t>
-      </w:r>
-    </w:p>
-    <w:p>
-      <w:r>
-        <w:t>________________________________________________________________</w:t>
-      </w:r>
-    </w:p>
-    <w:p>
-      <w:r>
-        <w:t>________________________________________________________________</w:t>
-      </w:r>
-    </w:p>
-    <w:p>
-      <w:pPr>
-        <w:spacing w:line="336" w:lineRule="auto" w:after="180"/>
-      </w:pPr>
-      <w:r>
-        <w:rPr>
-          <w:b w:val="0"/>
-        </w:rPr>
-        <w:t>Record support used: none, hint or teacher explanation. After feedback, a different case is needed to demonstrate independence.</w:t>
-      </w:r>
-    </w:p>
-    <w:p>
-      <w:pPr>
-        <w:pStyle w:val="Heading3"/>
-      </w:pPr>
-      <w:r>
-        <w:t>Use feedback to improve</w:t>
-      </w:r>
-    </w:p>
-    <w:p>
-      <w:pPr>
-        <w:spacing w:line="336" w:lineRule="auto" w:after="180"/>
-      </w:pPr>
-      <w:r>
-        <w:rPr>
-          <w:b w:val="0"/>
-        </w:rPr>
-        <w:t>Attempt the independent case before hints. Record whether you worked alone, used a hint or followed a model. After feedback, fix the first unsupported step and explain why it changed.</w:t>
-      </w:r>
-    </w:p>
-    <w:p>
-      <w:pPr>
-        <w:spacing w:line="336" w:lineRule="auto" w:after="180"/>
-      </w:pPr>
-      <w:r>
-        <w:rPr>
-          <w:b w:val="0"/>
-        </w:rPr>
-        <w:t>A later check uses a changed case, not a copied answer.</w:t>
-      </w:r>
-    </w:p>
-    <w:p>
-      <w:pPr>
-        <w:pStyle w:val="Heading1"/>
-      </w:pPr>
-      <w:r>
-        <w:t>15. Your lesson route</w:t>
-      </w:r>
-    </w:p>
-    <w:p>
-      <w:r>
-        <w:t>Use this map to navigate Representing inputs as vectors, connect the goals to tasks and keep one evidence record for each attempt.</w:t>
+        <w:t>15. Reference · The earlier route checklist</w:t>
+      </w:r>
+    </w:p>
+    <w:p>
+      <w:r>
+        <w:t>Use one main route rather than repeating the lesson.</w:t>
+      </w:r>
+    </w:p>
+    <w:p>
+      <w:pPr>
+        <w:pStyle w:val="Heading2"/>
+      </w:pPr>
+      <w:r>
+        <w:t>Targets,route and first prediction</w:t>
       </w:r>
     </w:p>
     <w:p>
@@ -3913,12 +4391,117 @@
         <w:pStyle w:val="Heading1"/>
       </w:pPr>
       <w:r>
-        <w:t>16. Finish and return</w:t>
-      </w:r>
-    </w:p>
-    <w:p>
-      <w:r>
-        <w:t>Explain Representing inputs as vectors without notes, identify a remaining question and plan a later check with a changed case.</w:t>
+        <w:t>17. Extra practice · Predict,check and repair</w:t>
+      </w:r>
+    </w:p>
+    <w:p>
+      <w:r>
+        <w:t>Keep supported feedback separate from the independent case.</w:t>
+      </w:r>
+    </w:p>
+    <w:p>
+      <w:pPr>
+        <w:pStyle w:val="Heading2"/>
+      </w:pPr>
+      <w:r>
+        <w:t>First supported question and optional hint</w:t>
+      </w:r>
+    </w:p>
+    <w:p>
+      <w:pPr>
+        <w:pStyle w:val="ListBullet"/>
+      </w:pPr>
+      <w:r>
+        <w:t>Encode the same pixel measurements in a fixed vector order.</w:t>
+      </w:r>
+    </w:p>
+    <w:p>
+      <w:pPr>
+        <w:pStyle w:val="Heading3"/>
+      </w:pPr>
+      <w:r>
+        <w:t>Practice 1: explain the deciding evidence</w:t>
+      </w:r>
+    </w:p>
+    <w:p>
+      <w:pPr>
+        <w:pStyle w:val="ListBullet"/>
+      </w:pPr>
+      <w:r>
+        <w:t>Which labelled step matches this detail? Use the same order when training and predicting; record missing measurements rather than guessing.</w:t>
+      </w:r>
+    </w:p>
+    <w:p>
+      <w:pPr>
+        <w:pStyle w:val="ListBullet"/>
+      </w:pPr>
+      <w:r>
+        <w:t>1. Declare coordinate order</w:t>
+      </w:r>
+    </w:p>
+    <w:p>
+      <w:pPr>
+        <w:pStyle w:val="ListBullet"/>
+      </w:pPr>
+      <w:r>
+        <w:t>2. Check input contract</w:t>
+      </w:r>
+    </w:p>
+    <w:p>
+      <w:pPr>
+        <w:pStyle w:val="ListBullet"/>
+      </w:pPr>
+      <w:r>
+        <w:t>3. Encode both images</w:t>
+      </w:r>
+    </w:p>
+    <w:p>
+      <w:pPr>
+        <w:pStyle w:val="Heading3"/>
+      </w:pPr>
+      <w:r>
+        <w:t>My selected conclusion, deciding fact and explanation</w:t>
+      </w:r>
+    </w:p>
+    <w:p>
+      <w:r>
+        <w:t>________________________________________________________________</w:t>
+      </w:r>
+    </w:p>
+    <w:p>
+      <w:r>
+        <w:t>________________________________________________________________</w:t>
+      </w:r>
+    </w:p>
+    <w:p>
+      <w:r>
+        <w:t>________________________________________________________________</w:t>
+      </w:r>
+    </w:p>
+    <w:p>
+      <w:r>
+        <w:t>________________________________________________________________</w:t>
+      </w:r>
+    </w:p>
+    <w:p>
+      <w:r>
+        <w:t>________________________________________________________________</w:t>
+      </w:r>
+    </w:p>
+    <w:p>
+      <w:pPr>
+        <w:pStyle w:val="ListBullet"/>
+      </w:pPr>
+      <w:r>
+        <w:t>Hint if needed: Read the steps in the pictorial case. Match the supplied detail to the stage that performs or records it.</w:t>
+      </w:r>
+    </w:p>
+    <w:p>
+      <w:pPr>
+        <w:pStyle w:val="Heading2"/>
+      </w:pPr>
+      <w:r>
+        <w:t>Check after the first attempt · reference / check after trying</w:t>
       </w:r>
     </w:p>
     <w:p>
@@ -3929,51 +4512,7 @@
         <w:rPr>
           <w:b w:val="0"/>
         </w:rPr>
-        <w:t>Close your notes. Explain this goal in your own words: Encode a record using a fixed feature order and units</w:t>
-      </w:r>
-    </w:p>
-    <w:p>
-      <w:pPr>
-        <w:pStyle w:val="Heading3"/>
-      </w:pPr>
-      <w:r>
-        <w:t>My deciding step, evidence and one remaining question</w:t>
-      </w:r>
-    </w:p>
-    <w:p>
-      <w:r>
-        <w:t>________________________________________________________________</w:t>
-      </w:r>
-    </w:p>
-    <w:p>
-      <w:r>
-        <w:t>________________________________________________________________</w:t>
-      </w:r>
-    </w:p>
-    <w:p>
-      <w:r>
-        <w:t>________________________________________________________________</w:t>
-      </w:r>
-    </w:p>
-    <w:p>
-      <w:r>
-        <w:t>________________________________________________________________</w:t>
-      </w:r>
-    </w:p>
-    <w:p>
-      <w:r>
-        <w:t>________________________________________________________________</w:t>
-      </w:r>
-    </w:p>
-    <w:p>
-      <w:pPr>
-        <w:spacing w:line="336" w:lineRule="auto" w:after="180"/>
-      </w:pPr>
-      <w:r>
-        <w:rPr>
-          <w:b w:val="0"/>
-        </w:rPr>
-        <w:t xml:space="preserve">If you are unsure, return to the worked picture and explain one arrow. If you are ready, change an </w:t>
+        <w:t xml:space="preserve">After your attempt, compare with the supported explanation: Check </w:t>
       </w:r>
       <w:r>
         <w:rPr>
@@ -3985,7 +4524,285 @@
         <w:rPr>
           <w:b w:val="0"/>
         </w:rPr>
-        <w:t xml:space="preserve"> or assumption and justify your </w:t>
+        <w:t xml:space="preserve"> contract Use the same order when </w:t>
+      </w:r>
+      <w:r>
+        <w:rPr>
+          <w:b/>
+        </w:rPr>
+        <w:t>training</w:t>
+      </w:r>
+      <w:r>
+        <w:rPr>
+          <w:b w:val="0"/>
+        </w:rPr>
+        <w:t xml:space="preserve"> and predicting; record missing measurements rather than guessing.</w:t>
+      </w:r>
+    </w:p>
+    <w:p>
+      <w:pPr>
+        <w:spacing w:line="336" w:lineRule="auto" w:after="180"/>
+      </w:pPr>
+      <w:r>
+        <w:rPr>
+          <w:b w:val="0"/>
+        </w:rPr>
+        <w:t xml:space="preserve">A </w:t>
+      </w:r>
+      <w:r>
+        <w:rPr>
+          <w:b/>
+        </w:rPr>
+        <w:t>vector</w:t>
+      </w:r>
+      <w:r>
+        <w:rPr>
+          <w:b w:val="0"/>
+        </w:rPr>
+        <w:t xml:space="preserve"> is an ordered list, so the position of a number carries meaning. Here the first number always means left brightness. Adding the two measurements keeps total brightness but discards which side is brighter.</w:t>
+      </w:r>
+    </w:p>
+    <w:p>
+      <w:pPr>
+        <w:spacing w:line="336" w:lineRule="auto" w:after="180"/>
+      </w:pPr>
+      <w:r>
+        <w:rPr>
+          <w:b w:val="0"/>
+        </w:rPr>
+        <w:t>A network receives the representation we give it; it cannot recover a lost distinction just because it has more layers.</w:t>
+      </w:r>
+    </w:p>
+    <w:p>
+      <w:pPr>
+        <w:pStyle w:val="Heading2"/>
+      </w:pPr>
+      <w:r>
+        <w:t>Changed-case question and optional hint</w:t>
+      </w:r>
+    </w:p>
+    <w:p>
+      <w:pPr>
+        <w:pStyle w:val="Heading3"/>
+      </w:pPr>
+      <w:r>
+        <w:t>Practice 2: explain the deciding evidence</w:t>
+      </w:r>
+    </w:p>
+    <w:p>
+      <w:pPr>
+        <w:pStyle w:val="ListBullet"/>
+      </w:pPr>
+      <w:r>
+        <w:t>Changed-case practice: Swap only A’s vector order before prediction. Which conclusion is supported by the supplied facts?</w:t>
+      </w:r>
+    </w:p>
+    <w:p>
+      <w:pPr>
+        <w:pStyle w:val="ListBullet"/>
+      </w:pPr>
+      <w:r>
+        <w:t>1. The encoded input becomes [7, 2], numerically identical to B’s original input.</w:t>
+      </w:r>
+    </w:p>
+    <w:p>
+      <w:pPr>
+        <w:pStyle w:val="ListBullet"/>
+      </w:pPr>
+      <w:r>
+        <w:t>2. We can decide the result without examining the changed input or the procedure.</w:t>
+      </w:r>
+    </w:p>
+    <w:p>
+      <w:pPr>
+        <w:pStyle w:val="ListBullet"/>
+      </w:pPr>
+      <w:r>
+        <w:t>3. This one example guarantees correct results for every future input.</w:t>
+      </w:r>
+    </w:p>
+    <w:p>
+      <w:pPr>
+        <w:pStyle w:val="Heading3"/>
+      </w:pPr>
+      <w:r>
+        <w:t>My selected conclusion, deciding fact and explanation</w:t>
+      </w:r>
+    </w:p>
+    <w:p>
+      <w:r>
+        <w:t>________________________________________________________________</w:t>
+      </w:r>
+    </w:p>
+    <w:p>
+      <w:r>
+        <w:t>________________________________________________________________</w:t>
+      </w:r>
+    </w:p>
+    <w:p>
+      <w:r>
+        <w:t>________________________________________________________________</w:t>
+      </w:r>
+    </w:p>
+    <w:p>
+      <w:r>
+        <w:t>________________________________________________________________</w:t>
+      </w:r>
+    </w:p>
+    <w:p>
+      <w:r>
+        <w:t>________________________________________________________________</w:t>
+      </w:r>
+    </w:p>
+    <w:p>
+      <w:pPr>
+        <w:pStyle w:val="ListBullet"/>
+      </w:pPr>
+      <w:r>
+        <w:t>Hint if needed: Use the changed condition and the deciding step in the pictorial trace. The answer must say what follows from those facts.</w:t>
+      </w:r>
+    </w:p>
+    <w:p>
+      <w:pPr>
+        <w:pStyle w:val="Heading2"/>
+      </w:pPr>
+      <w:r>
+        <w:t>Check after the changed attempt · reference / check after trying</w:t>
+      </w:r>
+    </w:p>
+    <w:p>
+      <w:pPr>
+        <w:spacing w:line="336" w:lineRule="auto" w:after="180"/>
+      </w:pPr>
+      <w:r>
+        <w:rPr>
+          <w:b w:val="0"/>
+        </w:rPr>
+        <w:t xml:space="preserve">After your attempt, compare with the supported explanation: The encoded </w:t>
+      </w:r>
+      <w:r>
+        <w:rPr>
+          <w:b/>
+        </w:rPr>
+        <w:t>input</w:t>
+      </w:r>
+      <w:r>
+        <w:rPr>
+          <w:b w:val="0"/>
+        </w:rPr>
+        <w:t xml:space="preserve"> becomes [7, 2], numerically identical to B’s original </w:t>
+      </w:r>
+      <w:r>
+        <w:rPr>
+          <w:b/>
+        </w:rPr>
+        <w:t>input</w:t>
+      </w:r>
+      <w:r>
+        <w:rPr>
+          <w:b w:val="0"/>
+        </w:rPr>
+        <w:t>. Changing coordinate order changes feature meaning even if the numbers are unchanged.</w:t>
+      </w:r>
+    </w:p>
+    <w:p>
+      <w:pPr>
+        <w:pStyle w:val="Heading2"/>
+      </w:pPr>
+      <w:r>
+        <w:t>Repair and retain the record</w:t>
+      </w:r>
+    </w:p>
+    <w:p>
+      <w:pPr>
+        <w:spacing w:line="336" w:lineRule="auto" w:after="180"/>
+      </w:pPr>
+      <w:r>
+        <w:rPr>
+          <w:b w:val="0"/>
+        </w:rPr>
+        <w:t xml:space="preserve">Review ML Builder Expo (ai-4/36). Goal: Defend the project using traceable </w:t>
+      </w:r>
+      <w:r>
+        <w:rPr>
+          <w:b/>
+        </w:rPr>
+        <w:t>evidence</w:t>
+      </w:r>
+      <w:r>
+        <w:rPr>
+          <w:b w:val="0"/>
+        </w:rPr>
+        <w:t>. Short practice: Which three supporting items should be visible at the expo?</w:t>
+      </w:r>
+    </w:p>
+    <w:p>
+      <w:pPr>
+        <w:spacing w:line="336" w:lineRule="auto" w:after="180"/>
+      </w:pPr>
+      <w:r>
+        <w:rPr>
+          <w:b w:val="0"/>
+        </w:rPr>
+        <w:t xml:space="preserve">Point to the relevant step in the picture, then write the changed result and the rule or </w:t>
+      </w:r>
+      <w:r>
+        <w:rPr>
+          <w:b/>
+        </w:rPr>
+        <w:t>evidence</w:t>
+      </w:r>
+      <w:r>
+        <w:rPr>
+          <w:b w:val="0"/>
+        </w:rPr>
+        <w:t xml:space="preserve"> that supports it.. Return to this week and explain what you changed.</w:t>
+      </w:r>
+    </w:p>
+    <w:p>
+      <w:pPr>
+        <w:spacing w:line="336" w:lineRule="auto" w:after="180"/>
+      </w:pPr>
+      <w:r>
+        <w:rPr>
+          <w:b w:val="0"/>
+        </w:rPr>
+        <w:t xml:space="preserve">The browser lab lets you edit the supported Python examples already included in this lesson. Predict first, run, inspect the actual </w:t>
+      </w:r>
+      <w:r>
+        <w:rPr>
+          <w:b/>
+        </w:rPr>
+        <w:t>output</w:t>
+      </w:r>
+      <w:r>
+        <w:rPr>
+          <w:b w:val="0"/>
+        </w:rPr>
+        <w:t xml:space="preserve"> or error, change one </w:t>
+      </w:r>
+      <w:r>
+        <w:rPr>
+          <w:b/>
+        </w:rPr>
+        <w:t>input</w:t>
+      </w:r>
+      <w:r>
+        <w:rPr>
+          <w:b w:val="0"/>
+        </w:rPr>
+        <w:t>, then run again.</w:t>
+      </w:r>
+    </w:p>
+    <w:p>
+      <w:pPr>
+        <w:spacing w:line="336" w:lineRule="auto" w:after="180"/>
+      </w:pPr>
+      <w:r>
+        <w:rPr>
+          <w:b w:val="0"/>
+        </w:rPr>
+        <w:t xml:space="preserve">Keep code, </w:t>
       </w:r>
       <w:r>
         <w:rPr>
@@ -3997,7 +4814,7 @@
         <w:rPr>
           <w:b w:val="0"/>
         </w:rPr>
-        <w:t>.</w:t>
+        <w:t>s, actual results and a reasoned revision together. On paper, label your result as a trace rather than an execution.</w:t>
       </w:r>
     </w:p>
     <w:p>
@@ -4008,7 +4825,7 @@
         <w:rPr>
           <w:b w:val="0"/>
         </w:rPr>
-        <w:t xml:space="preserve">Save your workbook </w:t>
+        <w:t xml:space="preserve">Use Download completed work in the hosted lesson to export your answers, reflections, practice feedback and code-run </w:t>
       </w:r>
       <w:r>
         <w:rPr>
@@ -4020,20 +4837,26 @@
         <w:rPr>
           <w:b w:val="0"/>
         </w:rPr>
-        <w:t>. At the next review, try a different case before opening your old answer.</w:t>
-      </w:r>
-    </w:p>
-    <w:p>
-      <w:pPr>
-        <w:pStyle w:val="Heading1"/>
-      </w:pPr>
-      <w:r>
-        <w:t>17. Supported practice, repair and portfolio</w:t>
-      </w:r>
-    </w:p>
-    <w:p>
-      <w:r>
-        <w:t>Attempt supported questions before using hints or feedback. Review a missing building block, then keep the completed work.</w:t>
+        <w:t>. Open the HTML copy to read or print it.</w:t>
+      </w:r>
+    </w:p>
+    <w:p>
+      <w:pPr>
+        <w:spacing w:line="336" w:lineRule="auto" w:after="180"/>
+      </w:pPr>
+      <w:r>
+        <w:rPr>
+          <w:b w:val="0"/>
+        </w:rPr>
+        <w:t>Drafts stay in this browser when storage is available; clear drafts on a shared device.</w:t>
+      </w:r>
+    </w:p>
+    <w:p>
+      <w:pPr>
+        <w:pStyle w:val="Heading2"/>
+      </w:pPr>
+      <w:r>
+        <w:t>Earlier wording, alternatives and picture transcripts · reference / check after trying</w:t>
       </w:r>
     </w:p>
     <w:p>
@@ -4049,104 +4872,10 @@
     </w:p>
     <w:p>
       <w:pPr>
-        <w:spacing w:line="336" w:lineRule="auto" w:after="180"/>
-      </w:pPr>
-      <w:r>
-        <w:rPr>
-          <w:b w:val="0"/>
-        </w:rPr>
-        <w:t xml:space="preserve">Encode the same pixel measurements in a fixed </w:t>
-      </w:r>
-      <w:r>
-        <w:rPr>
-          <w:b/>
-        </w:rPr>
-        <w:t>vector</w:t>
-      </w:r>
-      <w:r>
-        <w:rPr>
-          <w:b w:val="0"/>
-        </w:rPr>
-        <w:t xml:space="preserve"> order.</w:t>
-      </w:r>
-    </w:p>
-    <w:p>
-      <w:pPr>
         <w:pStyle w:val="Heading3"/>
       </w:pPr>
       <w:r>
-        <w:t>Practice 1: explain the deciding evidence</w:t>
-      </w:r>
-    </w:p>
-    <w:p>
-      <w:pPr>
-        <w:spacing w:line="336" w:lineRule="auto" w:after="180"/>
-      </w:pPr>
-      <w:r>
-        <w:rPr>
-          <w:b w:val="0"/>
-        </w:rPr>
-        <w:t xml:space="preserve">Which labelled step matches this detail? Use the same order when </w:t>
-      </w:r>
-      <w:r>
-        <w:rPr>
-          <w:b/>
-        </w:rPr>
-        <w:t>training</w:t>
-      </w:r>
-      <w:r>
-        <w:rPr>
-          <w:b w:val="0"/>
-        </w:rPr>
-        <w:t xml:space="preserve"> and predicting; record missing measurements rather than guessing.</w:t>
-      </w:r>
-    </w:p>
-    <w:p>
-      <w:pPr>
-        <w:spacing w:line="336" w:lineRule="auto" w:after="180"/>
-        <w:shd w:fill="F4F9FC"/>
-      </w:pPr>
-      <w:r>
-        <w:rPr>
-          <w:b w:val="0"/>
-        </w:rPr>
-        <w:t>1. Declare coordinate order</w:t>
-      </w:r>
-    </w:p>
-    <w:p>
-      <w:pPr>
-        <w:spacing w:line="336" w:lineRule="auto" w:after="180"/>
-        <w:shd w:fill="F4F9FC"/>
-      </w:pPr>
-      <w:r>
-        <w:rPr>
-          <w:b w:val="0"/>
-        </w:rPr>
-        <w:t xml:space="preserve">2. Check </w:t>
-      </w:r>
-      <w:r>
-        <w:rPr>
-          <w:b/>
-        </w:rPr>
-        <w:t>input</w:t>
-      </w:r>
-      <w:r>
-        <w:rPr>
-          <w:b w:val="0"/>
-        </w:rPr>
-        <w:t xml:space="preserve"> contract</w:t>
-      </w:r>
-    </w:p>
-    <w:p>
-      <w:pPr>
-        <w:spacing w:line="336" w:lineRule="auto" w:after="180"/>
-        <w:shd w:fill="F4F9FC"/>
-      </w:pPr>
-      <w:r>
-        <w:rPr>
-          <w:b w:val="0"/>
-        </w:rPr>
-        <w:t>3. Encode both images</w:t>
+        <w:t>Repair a missing building block</w:t>
       </w:r>
     </w:p>
     <w:p>
@@ -4154,32 +4883,7 @@
         <w:pStyle w:val="Heading3"/>
       </w:pPr>
       <w:r>
-        <w:t>My selected conclusion, deciding fact and explanation</w:t>
-      </w:r>
-    </w:p>
-    <w:p>
-      <w:r>
-        <w:t>________________________________________________________________</w:t>
-      </w:r>
-    </w:p>
-    <w:p>
-      <w:r>
-        <w:t>________________________________________________________________</w:t>
-      </w:r>
-    </w:p>
-    <w:p>
-      <w:r>
-        <w:t>________________________________________________________________</w:t>
-      </w:r>
-    </w:p>
-    <w:p>
-      <w:r>
-        <w:t>________________________________________________________________</w:t>
-      </w:r>
-    </w:p>
-    <w:p>
-      <w:r>
-        <w:t>________________________________________________________________</w:t>
+        <w:t>Predict, run and debug</w:t>
       </w:r>
     </w:p>
     <w:p>
@@ -4187,512 +4891,25 @@
         <w:pStyle w:val="Heading3"/>
       </w:pPr>
       <w:r>
-        <w:t>Hint · try first</w:t>
-      </w:r>
-    </w:p>
-    <w:p>
-      <w:pPr>
-        <w:spacing w:line="336" w:lineRule="auto" w:after="180"/>
-        <w:shd w:fill="F1F6F8"/>
-      </w:pPr>
-      <w:r>
-        <w:rPr>
-          <w:b w:val="0"/>
-        </w:rPr>
-        <w:t>Hint if needed: Read the steps in the pictorial case. Match the supplied detail to the stage that performs or records it.</w:t>
-      </w:r>
-    </w:p>
-    <w:p>
-      <w:pPr>
-        <w:pStyle w:val="Heading3"/>
-      </w:pPr>
-      <w:r>
-        <w:t>Feedback · compare after trying</w:t>
-      </w:r>
-    </w:p>
-    <w:p>
-      <w:pPr>
-        <w:spacing w:line="336" w:lineRule="auto" w:after="180"/>
-        <w:shd w:fill="F1F6FC"/>
-      </w:pPr>
-      <w:r>
-        <w:rPr>
-          <w:b w:val="0"/>
-        </w:rPr>
-        <w:t xml:space="preserve">After your attempt, compare with the supported explanation: Check </w:t>
-      </w:r>
-      <w:r>
-        <w:rPr>
-          <w:b/>
-        </w:rPr>
-        <w:t>input</w:t>
-      </w:r>
-      <w:r>
-        <w:rPr>
-          <w:b w:val="0"/>
-        </w:rPr>
-        <w:t xml:space="preserve"> contract Use the same order when </w:t>
-      </w:r>
-      <w:r>
-        <w:rPr>
-          <w:b/>
-        </w:rPr>
-        <w:t>training</w:t>
-      </w:r>
-      <w:r>
-        <w:rPr>
-          <w:b w:val="0"/>
-        </w:rPr>
-        <w:t xml:space="preserve"> and predicting; record missing measurements rather than guessing.</w:t>
-      </w:r>
-    </w:p>
-    <w:p>
-      <w:pPr>
-        <w:spacing w:line="336" w:lineRule="auto" w:after="180"/>
-        <w:shd w:fill="F1F6FC"/>
-      </w:pPr>
-      <w:r>
-        <w:rPr>
-          <w:b w:val="0"/>
-        </w:rPr>
-        <w:t xml:space="preserve">A </w:t>
-      </w:r>
-      <w:r>
-        <w:rPr>
-          <w:b/>
-        </w:rPr>
-        <w:t>vector</w:t>
-      </w:r>
-      <w:r>
-        <w:rPr>
-          <w:b w:val="0"/>
-        </w:rPr>
-        <w:t xml:space="preserve"> is an ordered list, so the position of a number carries meaning. Here the first number always means left brightness. Adding the two measurements keeps total brightness but discards which side is brighter.</w:t>
-      </w:r>
-    </w:p>
-    <w:p>
-      <w:pPr>
-        <w:spacing w:line="336" w:lineRule="auto" w:after="180"/>
-        <w:shd w:fill="F1F6FC"/>
-      </w:pPr>
-      <w:r>
-        <w:rPr>
-          <w:b w:val="0"/>
-        </w:rPr>
-        <w:t>A network receives the representation we give it; it cannot recover a lost distinction just because it has more layers.</w:t>
-      </w:r>
-    </w:p>
-    <w:p>
-      <w:pPr>
-        <w:pStyle w:val="Heading3"/>
-      </w:pPr>
-      <w:r>
-        <w:t>Practice 2: explain the deciding evidence</w:t>
-      </w:r>
-    </w:p>
-    <w:p>
-      <w:pPr>
-        <w:pStyle w:val="Heading3"/>
-      </w:pPr>
-      <w:r>
-        <w:t>Changed case · predict first</w:t>
-      </w:r>
-    </w:p>
-    <w:p>
-      <w:pPr>
-        <w:spacing w:line="336" w:lineRule="auto" w:after="180"/>
-        <w:shd w:fill="F5F1FB"/>
-      </w:pPr>
-      <w:r>
-        <w:rPr>
-          <w:b w:val="0"/>
-        </w:rPr>
-        <w:t xml:space="preserve">Changed-case practice: Swap only A’s </w:t>
-      </w:r>
-      <w:r>
-        <w:rPr>
-          <w:b/>
-        </w:rPr>
-        <w:t>vector</w:t>
-      </w:r>
-      <w:r>
-        <w:rPr>
-          <w:b w:val="0"/>
-        </w:rPr>
-        <w:t xml:space="preserve"> order before </w:t>
-      </w:r>
-      <w:r>
-        <w:rPr>
-          <w:b/>
-        </w:rPr>
-        <w:t>prediction</w:t>
-      </w:r>
-      <w:r>
-        <w:rPr>
-          <w:b w:val="0"/>
-        </w:rPr>
-        <w:t>. Which conclusion is supported by the supplied facts?</w:t>
-      </w:r>
-    </w:p>
-    <w:p>
-      <w:pPr>
-        <w:spacing w:line="336" w:lineRule="auto" w:after="180"/>
-        <w:shd w:fill="F4F9FC"/>
-      </w:pPr>
-      <w:r>
-        <w:rPr>
-          <w:b w:val="0"/>
-        </w:rPr>
-        <w:t xml:space="preserve">1. The encoded </w:t>
-      </w:r>
-      <w:r>
-        <w:rPr>
-          <w:b/>
-        </w:rPr>
-        <w:t>input</w:t>
-      </w:r>
-      <w:r>
-        <w:rPr>
-          <w:b w:val="0"/>
-        </w:rPr>
-        <w:t xml:space="preserve"> becomes [7, 2], numerically identical to B’s original </w:t>
-      </w:r>
-      <w:r>
-        <w:rPr>
-          <w:b/>
-        </w:rPr>
-        <w:t>input</w:t>
-      </w:r>
-      <w:r>
-        <w:rPr>
-          <w:b w:val="0"/>
-        </w:rPr>
-        <w:t>.</w:t>
-      </w:r>
-    </w:p>
-    <w:p>
-      <w:pPr>
-        <w:spacing w:line="336" w:lineRule="auto" w:after="180"/>
-        <w:shd w:fill="F4F9FC"/>
-      </w:pPr>
-      <w:r>
-        <w:rPr>
-          <w:b w:val="0"/>
-        </w:rPr>
-        <w:t xml:space="preserve">2. We can decide the result without examining the changed </w:t>
-      </w:r>
-      <w:r>
-        <w:rPr>
-          <w:b/>
-        </w:rPr>
-        <w:t>input</w:t>
-      </w:r>
-      <w:r>
-        <w:rPr>
-          <w:b w:val="0"/>
-        </w:rPr>
-        <w:t xml:space="preserve"> or the procedure.</w:t>
-      </w:r>
-    </w:p>
-    <w:p>
-      <w:pPr>
-        <w:spacing w:line="336" w:lineRule="auto" w:after="180"/>
-        <w:shd w:fill="F4F9FC"/>
-      </w:pPr>
-      <w:r>
-        <w:rPr>
-          <w:b w:val="0"/>
-        </w:rPr>
-        <w:t xml:space="preserve">3. This one example guarantees correct results for every future </w:t>
-      </w:r>
-      <w:r>
-        <w:rPr>
-          <w:b/>
-        </w:rPr>
-        <w:t>input</w:t>
-      </w:r>
-      <w:r>
-        <w:rPr>
-          <w:b w:val="0"/>
-        </w:rPr>
-        <w:t>.</w:t>
-      </w:r>
-    </w:p>
-    <w:p>
-      <w:pPr>
-        <w:pStyle w:val="Heading3"/>
-      </w:pPr>
-      <w:r>
-        <w:t>My selected conclusion, deciding fact and explanation</w:t>
-      </w:r>
-    </w:p>
-    <w:p>
-      <w:r>
-        <w:t>________________________________________________________________</w:t>
-      </w:r>
-    </w:p>
-    <w:p>
-      <w:r>
-        <w:t>________________________________________________________________</w:t>
-      </w:r>
-    </w:p>
-    <w:p>
-      <w:r>
-        <w:t>________________________________________________________________</w:t>
-      </w:r>
-    </w:p>
-    <w:p>
-      <w:r>
-        <w:t>________________________________________________________________</w:t>
-      </w:r>
-    </w:p>
-    <w:p>
-      <w:r>
-        <w:t>________________________________________________________________</w:t>
-      </w:r>
-    </w:p>
-    <w:p>
-      <w:pPr>
-        <w:pStyle w:val="Heading3"/>
-      </w:pPr>
-      <w:r>
-        <w:t>Hint · try first</w:t>
-      </w:r>
-    </w:p>
-    <w:p>
-      <w:pPr>
-        <w:spacing w:line="336" w:lineRule="auto" w:after="180"/>
-        <w:shd w:fill="F1F6F8"/>
-      </w:pPr>
-      <w:r>
-        <w:rPr>
-          <w:b w:val="0"/>
-        </w:rPr>
-        <w:t>Hint if needed: Use the changed condition and the deciding step in the pictorial trace. The answer must say what follows from those facts.</w:t>
-      </w:r>
-    </w:p>
-    <w:p>
-      <w:pPr>
-        <w:pStyle w:val="Heading3"/>
-      </w:pPr>
-      <w:r>
-        <w:t>Feedback · compare after trying</w:t>
-      </w:r>
-    </w:p>
-    <w:p>
-      <w:pPr>
-        <w:spacing w:line="336" w:lineRule="auto" w:after="180"/>
-        <w:shd w:fill="F1F6FC"/>
-      </w:pPr>
-      <w:r>
-        <w:rPr>
-          <w:b w:val="0"/>
-        </w:rPr>
-        <w:t xml:space="preserve">After your attempt, compare with the supported explanation: The encoded </w:t>
-      </w:r>
-      <w:r>
-        <w:rPr>
-          <w:b/>
-        </w:rPr>
-        <w:t>input</w:t>
-      </w:r>
-      <w:r>
-        <w:rPr>
-          <w:b w:val="0"/>
-        </w:rPr>
-        <w:t xml:space="preserve"> becomes [7, 2], numerically identical to B’s original </w:t>
-      </w:r>
-      <w:r>
-        <w:rPr>
-          <w:b/>
-        </w:rPr>
-        <w:t>input</w:t>
-      </w:r>
-      <w:r>
-        <w:rPr>
-          <w:b w:val="0"/>
-        </w:rPr>
-        <w:t>. Changing coordinate order changes feature meaning even if the numbers are unchanged.</w:t>
-      </w:r>
-    </w:p>
-    <w:p>
-      <w:pPr>
-        <w:pStyle w:val="Heading3"/>
-      </w:pPr>
-      <w:r>
-        <w:t>Repair a missing building block</w:t>
-      </w:r>
-    </w:p>
-    <w:p>
-      <w:pPr>
-        <w:spacing w:line="336" w:lineRule="auto" w:after="180"/>
-      </w:pPr>
-      <w:r>
-        <w:rPr>
-          <w:b w:val="0"/>
-        </w:rPr>
-        <w:t xml:space="preserve">Review ML Builder Expo (ai-4/36). Goal: Defend the project using traceable </w:t>
-      </w:r>
-      <w:r>
-        <w:rPr>
-          <w:b/>
-        </w:rPr>
-        <w:t>evidence</w:t>
-      </w:r>
-      <w:r>
-        <w:rPr>
-          <w:b w:val="0"/>
-        </w:rPr>
-        <w:t>. Short practice: Which three supporting items should be visible at the expo?</w:t>
-      </w:r>
-    </w:p>
-    <w:p>
-      <w:pPr>
-        <w:spacing w:line="336" w:lineRule="auto" w:after="180"/>
-      </w:pPr>
-      <w:r>
-        <w:rPr>
-          <w:b w:val="0"/>
-        </w:rPr>
-        <w:t xml:space="preserve">Point to the relevant step in the picture, then write the changed result and the rule or </w:t>
-      </w:r>
-      <w:r>
-        <w:rPr>
-          <w:b/>
-        </w:rPr>
-        <w:t>evidence</w:t>
-      </w:r>
-      <w:r>
-        <w:rPr>
-          <w:b w:val="0"/>
-        </w:rPr>
-        <w:t xml:space="preserve"> that supports it.. Return to this week and explain what you changed.</w:t>
-      </w:r>
-    </w:p>
-    <w:p>
-      <w:pPr>
-        <w:pStyle w:val="Heading3"/>
-      </w:pPr>
-      <w:r>
-        <w:t>Predict, run and debug</w:t>
-      </w:r>
-    </w:p>
-    <w:p>
-      <w:pPr>
-        <w:spacing w:line="336" w:lineRule="auto" w:after="180"/>
-      </w:pPr>
-      <w:r>
-        <w:rPr>
-          <w:b w:val="0"/>
-        </w:rPr>
-        <w:t xml:space="preserve">The browser lab lets you edit the supported Python examples already included in this lesson. Predict first, run, inspect the actual </w:t>
-      </w:r>
-      <w:r>
-        <w:rPr>
-          <w:b/>
-        </w:rPr>
-        <w:t>output</w:t>
-      </w:r>
-      <w:r>
-        <w:rPr>
-          <w:b w:val="0"/>
-        </w:rPr>
-        <w:t xml:space="preserve"> or error, change one </w:t>
-      </w:r>
-      <w:r>
-        <w:rPr>
-          <w:b/>
-        </w:rPr>
-        <w:t>input</w:t>
-      </w:r>
-      <w:r>
-        <w:rPr>
-          <w:b w:val="0"/>
-        </w:rPr>
-        <w:t>, then run again.</w:t>
-      </w:r>
-    </w:p>
-    <w:p>
-      <w:pPr>
-        <w:spacing w:line="336" w:lineRule="auto" w:after="180"/>
-      </w:pPr>
-      <w:r>
-        <w:rPr>
-          <w:b w:val="0"/>
-        </w:rPr>
-        <w:t xml:space="preserve">Keep code, </w:t>
-      </w:r>
-      <w:r>
-        <w:rPr>
-          <w:b/>
-        </w:rPr>
-        <w:t>prediction</w:t>
-      </w:r>
-      <w:r>
-        <w:rPr>
-          <w:b w:val="0"/>
-        </w:rPr>
-        <w:t>s, actual results and a reasoned revision together. On paper, label your result as a trace rather than an execution.</w:t>
-      </w:r>
-    </w:p>
-    <w:p>
-      <w:pPr>
-        <w:pStyle w:val="Heading3"/>
-      </w:pPr>
-      <w:r>
         <w:t>Keep your completed work</w:t>
       </w:r>
     </w:p>
     <w:p>
       <w:pPr>
-        <w:spacing w:line="336" w:lineRule="auto" w:after="180"/>
-      </w:pPr>
-      <w:r>
-        <w:rPr>
-          <w:b w:val="0"/>
-        </w:rPr>
-        <w:t xml:space="preserve">Use Download completed work in the hosted lesson to export your answers, reflections, practice feedback and code-run </w:t>
-      </w:r>
-      <w:r>
-        <w:rPr>
-          <w:b/>
-        </w:rPr>
-        <w:t>evidence</w:t>
-      </w:r>
-      <w:r>
-        <w:rPr>
-          <w:b w:val="0"/>
-        </w:rPr>
-        <w:t>. Open the HTML copy to read or print it.</w:t>
-      </w:r>
-    </w:p>
-    <w:p>
-      <w:pPr>
-        <w:spacing w:line="336" w:lineRule="auto" w:after="180"/>
-      </w:pPr>
-      <w:r>
-        <w:rPr>
-          <w:b w:val="0"/>
-        </w:rPr>
-        <w:t>Drafts stay in this browser when storage is available; clear drafts on a shared device.</w:t>
-      </w:r>
-    </w:p>
-    <w:p>
-      <w:pPr>
         <w:pStyle w:val="Heading1"/>
       </w:pPr>
       <w:r>
-        <w:t>18. Visual concept journey</w:t>
-      </w:r>
-    </w:p>
-    <w:p>
-      <w:r>
-        <w:t>Explain each Representing inputs as vectors graphic using its labels, deciding evidence and relevant limitation.</w:t>
-      </w:r>
-    </w:p>
-    <w:p>
-      <w:pPr>
-        <w:pStyle w:val="Heading3"/>
+        <w:t>18. Reference · Six-picture concept journey</w:t>
+      </w:r>
+    </w:p>
+    <w:p>
+      <w:r>
+        <w:t>Choose the picture that supports the current explanation.</w:t>
+      </w:r>
+    </w:p>
+    <w:p>
+      <w:pPr>
+        <w:pStyle w:val="Heading2"/>
       </w:pPr>
       <w:r>
         <w:t>01. Representing inputs as vectors: the case</w:t>
@@ -4703,7 +4920,7 @@
         <w:drawing>
           <wp:inline xmlns:a="http://schemas.openxmlformats.org/drawingml/2006/main" xmlns:pic="http://schemas.openxmlformats.org/drawingml/2006/picture">
             <wp:extent cx="5486400" cy="3142488"/>
-            <wp:docPr id="2" name="Picture 2" descr="Encode the same pixel measurements in a fixed vector order. Supplied facts: Toy image features are [left_brightness, right_brightness], each = 0..10. ImageA has left 2, right 7; imageB has left 7, right 2. All inputs and outcomes in this worked example are invented classroom data; no real model run is claimed."/>
+            <wp:docPr id="4" name="Picture 4" descr="Encode the same pixel measurements in a fixed vector order. Supplied facts: Toy image features are [left_brightness, right_brightness], each = 0..10. ImageA has left 2, right 7; imageB has left 7, right 2. All inputs and outcomes in this worked example are invented classroom data; no real model run is claimed."/>
             <wp:cNvGraphicFramePr>
               <a:graphicFrameLocks noChangeAspect="1"/>
             </wp:cNvGraphicFramePr>
@@ -4715,7 +4932,7 @@
                     <pic:cNvPicPr/>
                   </pic:nvPicPr>
                   <pic:blipFill>
-                    <a:blip r:embed="rId10"/>
+                    <a:blip r:embed="rId12"/>
                     <a:stretch>
                       <a:fillRect/>
                     </a:stretch>
@@ -4783,7 +5000,6 @@
     <w:p>
       <w:pPr>
         <w:spacing w:line="336" w:lineRule="auto" w:after="180"/>
-        <w:shd w:fill="F5F1FB"/>
       </w:pPr>
       <w:r>
         <w:rPr>
@@ -4794,7 +5010,7 @@
     </w:p>
     <w:p>
       <w:pPr>
-        <w:pStyle w:val="Heading3"/>
+        <w:pStyle w:val="Heading2"/>
       </w:pPr>
       <w:r>
         <w:t>02. Follow the deciding steps</w:t>
@@ -4805,7 +5021,7 @@
         <w:drawing>
           <wp:inline xmlns:a="http://schemas.openxmlformats.org/drawingml/2006/main" xmlns:pic="http://schemas.openxmlformats.org/drawingml/2006/picture">
             <wp:extent cx="5486400" cy="3493008"/>
-            <wp:docPr id="3" name="Picture 3" descr="Declare coordinate order: Coordinate 0 is left brightness; coordinate 1 is right brightness. → Encode both images: A becomes [2, 7]; B becomes [7, 2]. Their sums match but their spatial patterns differ. → Check input contract: Use the same order when training and predicting; record missing measurements rather than guessing."/>
+            <wp:docPr id="5" name="Picture 5" descr="Declare coordinate order: Coordinate 0 is left brightness; coordinate 1 is right brightness. → Encode both images: A becomes [2, 7]; B becomes [7, 2]. Their sums match but their spatial patterns differ. → Check input contract: Use the same order when training and predicting; record missing measurements rather than guessing."/>
             <wp:cNvGraphicFramePr>
               <a:graphicFrameLocks noChangeAspect="1"/>
             </wp:cNvGraphicFramePr>
@@ -4817,7 +5033,7 @@
                     <pic:cNvPicPr/>
                   </pic:nvPicPr>
                   <pic:blipFill>
-                    <a:blip r:embed="rId11"/>
+                    <a:blip r:embed="rId9"/>
                     <a:stretch>
                       <a:fillRect/>
                     </a:stretch>
@@ -4885,7 +5101,6 @@
     <w:p>
       <w:pPr>
         <w:spacing w:line="336" w:lineRule="auto" w:after="180"/>
-        <w:shd w:fill="F5F1FB"/>
       </w:pPr>
       <w:r>
         <w:rPr>
@@ -4908,7 +5123,7 @@
     </w:p>
     <w:p>
       <w:pPr>
-        <w:pStyle w:val="Heading3"/>
+        <w:pStyle w:val="Heading2"/>
       </w:pPr>
       <w:r>
         <w:t>03. An input vector keeps an agreed order</w:t>
@@ -4919,7 +5134,7 @@
         <w:drawing>
           <wp:inline xmlns:a="http://schemas.openxmlformats.org/drawingml/2006/main" xmlns:pic="http://schemas.openxmlformats.org/drawingml/2006/picture">
             <wp:extent cx="5486400" cy="2834640"/>
-            <wp:docPr id="4" name="Picture 4" descr="An input vector keeps an agreed order. D width 50 mm | Divide width by 10 | First component 5. D height 30 mm | Divide height by 10 | Second component 3. Schema width then height | Keep named positions | Vector [5, 3] in cm"/>
+            <wp:docPr id="6" name="Picture 6" descr="An input vector keeps an agreed order. D width 50 mm | Divide width by 10 | First component 5. D height 30 mm | Divide height by 10 | Second component 3. Schema width then height | Keep named positions | Vector [5, 3] in cm"/>
             <wp:cNvGraphicFramePr>
               <a:graphicFrameLocks noChangeAspect="1"/>
             </wp:cNvGraphicFramePr>
@@ -4931,7 +5146,7 @@
                     <pic:cNvPicPr/>
                   </pic:nvPicPr>
                   <pic:blipFill>
-                    <a:blip r:embed="rId12"/>
+                    <a:blip r:embed="rId13"/>
                     <a:stretch>
                       <a:fillRect/>
                     </a:stretch>
@@ -5036,7 +5251,6 @@
     <w:p>
       <w:pPr>
         <w:spacing w:line="336" w:lineRule="auto" w:after="180"/>
-        <w:shd w:fill="F5F1FB"/>
       </w:pPr>
       <w:r>
         <w:rPr>
@@ -5047,7 +5261,7 @@
     </w:p>
     <w:p>
       <w:pPr>
-        <w:pStyle w:val="Heading3"/>
+        <w:pStyle w:val="Heading2"/>
       </w:pPr>
       <w:r>
         <w:t>04. Change one thing. Trace what follows.</w:t>
@@ -5058,7 +5272,7 @@
         <w:drawing>
           <wp:inline xmlns:a="http://schemas.openxmlformats.org/drawingml/2006/main" xmlns:pic="http://schemas.openxmlformats.org/drawingml/2006/picture">
             <wp:extent cx="5486400" cy="3041904"/>
-            <wp:docPr id="5" name="Picture 5" descr="Original case: Use the same order when training and predicting; record missing measurements rather than guessing. Changed condition: Swap only A’s vector order before prediction. Expected result: The encoded input becomes [7, 2], numerically identical to B’s original input. Reason: Changing coordinate order changes feature meaning even if the numbers are unchanged."/>
+            <wp:docPr id="7" name="Picture 7" descr="Original case: Use the same order when training and predicting; record missing measurements rather than guessing. Changed condition: Swap only A’s vector order before prediction. Expected result: The encoded input becomes [7, 2], numerically identical to B’s original input. Reason: Changing coordinate order changes feature meaning even if the numbers are unchanged."/>
             <wp:cNvGraphicFramePr>
               <a:graphicFrameLocks noChangeAspect="1"/>
             </wp:cNvGraphicFramePr>
@@ -5070,7 +5284,7 @@
                     <pic:cNvPicPr/>
                   </pic:nvPicPr>
                   <pic:blipFill>
-                    <a:blip r:embed="rId13"/>
+                    <a:blip r:embed="rId10"/>
                     <a:stretch>
                       <a:fillRect/>
                     </a:stretch>
@@ -5174,7 +5388,6 @@
     <w:p>
       <w:pPr>
         <w:spacing w:line="336" w:lineRule="auto" w:after="180"/>
-        <w:shd w:fill="F5F1FB"/>
       </w:pPr>
       <w:r>
         <w:rPr>
@@ -5185,7 +5398,7 @@
     </w:p>
     <w:p>
       <w:pPr>
-        <w:pStyle w:val="Heading3"/>
+        <w:pStyle w:val="Heading2"/>
       </w:pPr>
       <w:r>
         <w:t>05. Connect the explanation to its limit</w:t>
@@ -5196,7 +5409,7 @@
         <w:drawing>
           <wp:inline xmlns:a="http://schemas.openxmlformats.org/drawingml/2006/main" xmlns:pic="http://schemas.openxmlformats.org/drawingml/2006/picture">
             <wp:extent cx="5486400" cy="2834640"/>
-            <wp:docPr id="6" name="Picture 6" descr="A vector is an ordered list, so the position of a number carries meaning. Here the first number always means left brightness. Adding the two measurements keeps total brightness but discards which side is brighter. A network receives the representation we give it; it cannot recover a lost distinction just because it has more layers. Limit: These two features are simplified measurements, not a complete image representation or evidence of learned vision."/>
+            <wp:docPr id="8" name="Picture 8" descr="A vector is an ordered list, so the position of a number carries meaning. Here the first number always means left brightness. Adding the two measurements keeps total brightness but discards which side is brighter. A network receives the representation we give it; it cannot recover a lost distinction just because it has more layers. Limit: These two features are simplified measurements, not a complete image representation or evidence of learned vision."/>
             <wp:cNvGraphicFramePr>
               <a:graphicFrameLocks noChangeAspect="1"/>
             </wp:cNvGraphicFramePr>
@@ -5287,7 +5500,6 @@
     <w:p>
       <w:pPr>
         <w:spacing w:line="336" w:lineRule="auto" w:after="180"/>
-        <w:shd w:fill="F5F1FB"/>
       </w:pPr>
       <w:r>
         <w:rPr>
@@ -5298,7 +5510,7 @@
     </w:p>
     <w:p>
       <w:pPr>
-        <w:pStyle w:val="Heading3"/>
+        <w:pStyle w:val="Heading2"/>
       </w:pPr>
       <w:r>
         <w:t>06. Make the idea visible in your project</w:t>
@@ -5309,7 +5521,7 @@
         <w:drawing>
           <wp:inline xmlns:a="http://schemas.openxmlformats.org/drawingml/2006/main" xmlns:pic="http://schemas.openxmlformats.org/drawingml/2006/picture">
             <wp:extent cx="5486400" cy="3681984"/>
-            <wp:docPr id="7" name="Picture 7" descr="For your Image-pattern Network Investigation, save the input, procedure, observed result and limitation of this check. Label this worked example as practice; use a different, previously unreviewed case when checking independent understanding. Draw your input, deciding step, result and limit. Supported question: Why does equal total brightness not make A and B identical inputs? Point to the relevant step in the picture, then write the changed result and the rule or evidence that supports it."/>
+            <wp:docPr id="9" name="Picture 9" descr="For your Image-pattern Network Investigation, save the input, procedure, observed result and limitation of this check. Label this worked example as practice; use a different, previously unreviewed case when checking independent understanding. Draw your input, deciding step, result and limit. Supported question: Why does equal total brightness not make A and B identical inputs? Point to the relevant step in the picture, then write the changed result and the rule or evidence that supports it."/>
             <wp:cNvGraphicFramePr>
               <a:graphicFrameLocks noChangeAspect="1"/>
             </wp:cNvGraphicFramePr>
@@ -5424,7 +5636,6 @@
     <w:p>
       <w:pPr>
         <w:spacing w:line="336" w:lineRule="auto" w:after="180"/>
-        <w:shd w:fill="F5F1FB"/>
       </w:pPr>
       <w:r>
         <w:rPr>
@@ -5443,6 +5654,62 @@
           <w:b w:val="0"/>
         </w:rPr>
         <w:t>.</w:t>
+      </w:r>
+    </w:p>
+    <w:p>
+      <w:pPr>
+        <w:pStyle w:val="Heading2"/>
+      </w:pPr>
+      <w:r>
+        <w:t>Earlier wording, alternatives and picture transcripts · reference / check after trying</w:t>
+      </w:r>
+    </w:p>
+    <w:p>
+      <w:pPr>
+        <w:pStyle w:val="Heading3"/>
+      </w:pPr>
+      <w:r>
+        <w:t>01. Representing inputs as vectors: the case</w:t>
+      </w:r>
+    </w:p>
+    <w:p>
+      <w:pPr>
+        <w:pStyle w:val="Heading3"/>
+      </w:pPr>
+      <w:r>
+        <w:t>02. Follow the deciding steps</w:t>
+      </w:r>
+    </w:p>
+    <w:p>
+      <w:pPr>
+        <w:pStyle w:val="Heading3"/>
+      </w:pPr>
+      <w:r>
+        <w:t>03. An input vector keeps an agreed order</w:t>
+      </w:r>
+    </w:p>
+    <w:p>
+      <w:pPr>
+        <w:pStyle w:val="Heading3"/>
+      </w:pPr>
+      <w:r>
+        <w:t>04. Change one thing. Trace what follows.</w:t>
+      </w:r>
+    </w:p>
+    <w:p>
+      <w:pPr>
+        <w:pStyle w:val="Heading3"/>
+      </w:pPr>
+      <w:r>
+        <w:t>05. Connect the explanation to its limit</w:t>
+      </w:r>
+    </w:p>
+    <w:p>
+      <w:pPr>
+        <w:pStyle w:val="Heading3"/>
+      </w:pPr>
+      <w:r>
+        <w:t>06. Make the idea visible in your project</w:t>
       </w:r>
     </w:p>
     <w:sectPr>
